--- a/_Learn/Get/Get.zh-CN.docx
+++ b/_Learn/Get/Get.zh-CN.docx
@@ -34,7 +34,7 @@
           <w:szCs w:val="24"/>
         </w:rPr>
         <w:drawing>
-          <wp:anchor distT="0" distB="0" distL="114300" distR="114300" simplePos="0" relativeHeight="251661312" behindDoc="1" locked="0" layoutInCell="1" allowOverlap="1" wp14:anchorId="5881097F" wp14:editId="1EB8AB83">
+          <wp:anchor distT="0" distB="0" distL="114300" distR="114300" simplePos="0" relativeHeight="251661312" behindDoc="1" locked="0" layoutInCell="1" allowOverlap="1" wp14:anchorId="5881097F" wp14:editId="47D2B2CB">
             <wp:simplePos x="0" y="0"/>
             <wp:positionH relativeFrom="column">
               <wp:posOffset>0</wp:posOffset>
@@ -151,20 +151,8 @@
           <w:sz w:val="40"/>
           <w:szCs w:val="144"/>
         </w:rPr>
-        <w:t xml:space="preserve">s </w:t>
-      </w:r>
-      <w:proofErr w:type="spellStart"/>
-      <w:r>
-        <w:rPr>
-          <w:rFonts w:ascii="Aptos Narrow" w:hAnsi="Aptos Narrow"/>
-          <w:smallCaps/>
-          <w:color w:val="3E9D94"/>
-          <w:sz w:val="40"/>
-          <w:szCs w:val="144"/>
-        </w:rPr>
-        <w:t>Soultions</w:t>
-      </w:r>
-      <w:proofErr w:type="spellEnd"/>
+        <w:t>s Soultions</w:t>
+      </w:r>
       <w:r>
         <w:rPr>
           <w:rFonts w:ascii="Aptos Narrow" w:hAnsi="Aptos Narrow" w:hint="eastAsia"/>
@@ -953,7 +941,6 @@
         <w:t>页</w:t>
       </w:r>
     </w:p>
-    <w:proofErr w:type="gramStart"/>
     <w:p>
       <w:pPr>
         <w:pStyle w:val="ListParagraph"/>
@@ -1028,7 +1015,6 @@
         </w:rPr>
         <w:fldChar w:fldCharType="end"/>
       </w:r>
-      <w:proofErr w:type="gramEnd"/>
       <w:r>
         <w:rPr>
           <w:rFonts w:ascii="Aptos Narrow" w:hAnsi="Aptos Narrow"/>
@@ -1755,14 +1741,7 @@
         <w:rPr>
           <w:rFonts w:ascii="Aptos Narrow" w:hAnsi="Aptos Narrow"/>
         </w:rPr>
-        <w:t xml:space="preserve">Windows Server </w:t>
-      </w:r>
-      <w:proofErr w:type="spellStart"/>
-      <w:r>
-        <w:rPr>
-          <w:rFonts w:ascii="Aptos Narrow" w:hAnsi="Aptos Narrow"/>
-        </w:rPr>
-        <w:t>vNex</w:t>
+        <w:t>Windows Server vNex</w:t>
       </w:r>
       <w:r>
         <w:rPr>
@@ -1770,7 +1749,6 @@
         </w:rPr>
         <w:t>t</w:t>
       </w:r>
-      <w:proofErr w:type="spellEnd"/>
       <w:r>
         <w:rPr>
           <w:rFonts w:ascii="Aptos Narrow" w:hAnsi="Aptos Narrow"/>
@@ -1883,31 +1861,16 @@
         </w:rPr>
         <w:t xml:space="preserve"> </w:t>
       </w:r>
-      <w:r>
-        <w:fldChar w:fldCharType="begin"/>
-      </w:r>
-      <w:r>
-        <w:instrText>HYPERLINK "https://learn.microsoft.com/en-us/powershell/scripting/install/installing-powershell-on-windows"</w:instrText>
-      </w:r>
-      <w:r>
-        <w:fldChar w:fldCharType="separate"/>
-      </w:r>
-      <w:r>
-        <w:rPr>
-          <w:rStyle w:val="Hyperlink"/>
-          <w:rFonts w:ascii="Aptos Narrow" w:hAnsi="Aptos Narrow"/>
-          <w:u w:val="none"/>
-        </w:rPr>
-        <w:t>https://learn.microsoft.com/en-us/powershell/scripting/install/installing-powershell-on-windows</w:t>
-      </w:r>
-      <w:r>
-        <w:rPr>
-          <w:rStyle w:val="Hyperlink"/>
-          <w:rFonts w:ascii="Aptos Narrow" w:hAnsi="Aptos Narrow"/>
-          <w:u w:val="none"/>
-        </w:rPr>
-        <w:fldChar w:fldCharType="end"/>
-      </w:r>
+      <w:hyperlink r:id="rId9" w:history="1">
+        <w:r>
+          <w:rPr>
+            <w:rStyle w:val="Hyperlink"/>
+            <w:rFonts w:ascii="Aptos Narrow" w:hAnsi="Aptos Narrow"/>
+            <w:u w:val="none"/>
+          </w:rPr>
+          <w:t>https://learn.microsoft.com/en-us/powershell/scripting/install/installing-powershell-on-windows</w:t>
+        </w:r>
+      </w:hyperlink>
       <w:r>
         <w:rPr>
           <w:rStyle w:val="Hyperlink"/>
@@ -2031,31 +1994,16 @@
         </w:rPr>
         <w:t xml:space="preserve"> </w:t>
       </w:r>
-      <w:r>
-        <w:fldChar w:fldCharType="begin"/>
-      </w:r>
-      <w:r>
-        <w:instrText>HYPERLINK "https://github.com/microsoft/terminal/releases"</w:instrText>
-      </w:r>
-      <w:r>
-        <w:fldChar w:fldCharType="separate"/>
-      </w:r>
-      <w:r>
-        <w:rPr>
-          <w:rStyle w:val="Hyperlink"/>
-          <w:rFonts w:ascii="Aptos Narrow" w:hAnsi="Aptos Narrow"/>
-          <w:u w:val="none"/>
-        </w:rPr>
-        <w:t>https://github.com/microsoft/terminal/releases</w:t>
-      </w:r>
-      <w:r>
-        <w:rPr>
-          <w:rStyle w:val="Hyperlink"/>
-          <w:rFonts w:ascii="Aptos Narrow" w:hAnsi="Aptos Narrow"/>
-          <w:u w:val="none"/>
-        </w:rPr>
-        <w:fldChar w:fldCharType="end"/>
-      </w:r>
+      <w:hyperlink r:id="rId10" w:history="1">
+        <w:r>
+          <w:rPr>
+            <w:rStyle w:val="Hyperlink"/>
+            <w:rFonts w:ascii="Aptos Narrow" w:hAnsi="Aptos Narrow"/>
+            <w:u w:val="none"/>
+          </w:rPr>
+          <w:t>https://github.com/microsoft/terminal/releases</w:t>
+        </w:r>
+      </w:hyperlink>
       <w:r>
         <w:rPr>
           <w:rFonts w:ascii="Aptos Narrow" w:hAnsi="Aptos Narrow"/>
@@ -2156,39 +2104,7 @@
           <w:rFonts w:ascii="Aptos Narrow" w:hAnsi="Aptos Narrow"/>
           <w:color w:val="70AD47" w:themeColor="accent6"/>
         </w:rPr>
-        <w:t>Set-</w:t>
-      </w:r>
-      <w:proofErr w:type="spellStart"/>
-      <w:r>
-        <w:rPr>
-          <w:rFonts w:ascii="Aptos Narrow" w:hAnsi="Aptos Narrow"/>
-          <w:color w:val="70AD47" w:themeColor="accent6"/>
-        </w:rPr>
-        <w:t>ExecutionPolicy</w:t>
-      </w:r>
-      <w:proofErr w:type="spellEnd"/>
-      <w:r>
-        <w:rPr>
-          <w:rFonts w:ascii="Aptos Narrow" w:hAnsi="Aptos Narrow"/>
-          <w:color w:val="70AD47" w:themeColor="accent6"/>
-        </w:rPr>
-        <w:t xml:space="preserve"> -</w:t>
-      </w:r>
-      <w:proofErr w:type="spellStart"/>
-      <w:r>
-        <w:rPr>
-          <w:rFonts w:ascii="Aptos Narrow" w:hAnsi="Aptos Narrow"/>
-          <w:color w:val="70AD47" w:themeColor="accent6"/>
-        </w:rPr>
-        <w:t>ExecutionPolicy</w:t>
-      </w:r>
-      <w:proofErr w:type="spellEnd"/>
-      <w:r>
-        <w:rPr>
-          <w:rFonts w:ascii="Aptos Narrow" w:hAnsi="Aptos Narrow"/>
-          <w:color w:val="70AD47" w:themeColor="accent6"/>
-        </w:rPr>
-        <w:t xml:space="preserve"> Bypass -Force</w:t>
+        <w:t>Set-ExecutionPolicy -ExecutionPolicy Bypass -Force</w:t>
       </w:r>
     </w:p>
     <w:p>
@@ -2305,27 +2221,13 @@
         <w:rPr>
           <w:rFonts w:ascii="Aptos Narrow" w:hAnsi="Aptos Narrow"/>
         </w:rPr>
-        <w:t>运行，或复制路径，</w:t>
-      </w:r>
-      <w:proofErr w:type="gramStart"/>
-      <w:r>
-        <w:rPr>
-          <w:rFonts w:ascii="Aptos Narrow" w:hAnsi="Aptos Narrow"/>
-        </w:rPr>
-        <w:t>粘贴到</w:t>
-      </w:r>
-      <w:r>
-        <w:rPr>
-          <w:rFonts w:ascii="Aptos Narrow" w:hAnsi="Aptos Narrow"/>
-        </w:rPr>
-        <w:t>“</w:t>
-      </w:r>
-      <w:proofErr w:type="gramEnd"/>
-      <w:r>
-        <w:rPr>
-          <w:rFonts w:ascii="Aptos Narrow" w:hAnsi="Aptos Narrow"/>
-        </w:rPr>
-        <w:t>Terminal ”</w:t>
+        <w:t>运行，或复制路径，粘贴到</w:t>
+      </w:r>
+      <w:r>
+        <w:rPr>
+          <w:rFonts w:ascii="Aptos Narrow" w:hAnsi="Aptos Narrow"/>
+        </w:rPr>
+        <w:t>“Terminal ”</w:t>
       </w:r>
       <w:r>
         <w:rPr>
@@ -2423,19 +2325,11 @@
         </w:rPr>
         <w:t xml:space="preserve"> Yi</w:t>
       </w:r>
-      <w:proofErr w:type="gramStart"/>
-      <w:r>
-        <w:rPr>
-          <w:rFonts w:ascii="Aptos Narrow" w:hAnsi="Aptos Narrow"/>
-        </w:rPr>
-        <w:t>’</w:t>
-      </w:r>
-      <w:proofErr w:type="gramEnd"/>
-      <w:r>
-        <w:rPr>
-          <w:rFonts w:ascii="Aptos Narrow" w:hAnsi="Aptos Narrow"/>
-        </w:rPr>
-        <w:t>s Solutions</w:t>
+      <w:r>
+        <w:rPr>
+          <w:rFonts w:ascii="Aptos Narrow" w:hAnsi="Aptos Narrow"/>
+        </w:rPr>
+        <w:t>’s Solutions</w:t>
       </w:r>
       <w:bookmarkEnd w:id="4"/>
     </w:p>
@@ -2471,19 +2365,11 @@
         </w:rPr>
         <w:t>上下文</w:t>
       </w:r>
-      <w:proofErr w:type="gramStart"/>
-      <w:r>
-        <w:rPr>
-          <w:rFonts w:ascii="Aptos Narrow" w:hAnsi="Aptos Narrow" w:hint="eastAsia"/>
-        </w:rPr>
-        <w:t>单取得</w:t>
-      </w:r>
-      <w:proofErr w:type="gramEnd"/>
-      <w:r>
-        <w:rPr>
-          <w:rFonts w:ascii="Aptos Narrow" w:hAnsi="Aptos Narrow" w:hint="eastAsia"/>
-        </w:rPr>
-        <w:t>所有权、可前往：封装脚本、创建模板、创建部署引擎升级包、备份等。</w:t>
+      <w:r>
+        <w:rPr>
+          <w:rFonts w:ascii="Aptos Narrow" w:hAnsi="Aptos Narrow" w:hint="eastAsia"/>
+        </w:rPr>
+        <w:t>单取得所有权、可前往：封装脚本、创建模板、创建部署引擎升级包、备份等。</w:t>
       </w:r>
     </w:p>
     <w:p>
@@ -2532,7 +2418,6 @@
         </w:rPr>
         <w:t>、</w:t>
       </w:r>
-      <w:proofErr w:type="spellStart"/>
       <w:r>
         <w:rPr>
           <w:rFonts w:ascii="Aptos Narrow" w:hAnsi="Aptos Narrow"/>
@@ -2540,7 +2425,6 @@
         </w:rPr>
         <w:t>iwr</w:t>
       </w:r>
-      <w:proofErr w:type="spellEnd"/>
       <w:r>
         <w:rPr>
           <w:rFonts w:ascii="Aptos Narrow" w:hAnsi="Aptos Narrow" w:hint="eastAsia"/>
@@ -2552,17 +2436,8 @@
           <w:rFonts w:ascii="Aptos Narrow" w:hAnsi="Aptos Narrow"/>
           <w:color w:val="70AD47" w:themeColor="accent6"/>
         </w:rPr>
-        <w:t>Invoke-</w:t>
-      </w:r>
-      <w:proofErr w:type="spellStart"/>
-      <w:r>
-        <w:rPr>
-          <w:rFonts w:ascii="Aptos Narrow" w:hAnsi="Aptos Narrow"/>
-          <w:color w:val="70AD47" w:themeColor="accent6"/>
-        </w:rPr>
-        <w:t>WebRequest</w:t>
-      </w:r>
-      <w:proofErr w:type="spellEnd"/>
+        <w:t>Invoke-WebRequest</w:t>
+      </w:r>
       <w:r>
         <w:rPr>
           <w:rFonts w:ascii="Aptos Narrow" w:hAnsi="Aptos Narrow" w:hint="eastAsia"/>
@@ -2605,31 +2480,16 @@
           <w:rFonts w:ascii="Aptos Narrow" w:hAnsi="Aptos Narrow"/>
         </w:rPr>
       </w:pPr>
-      <w:r>
-        <w:fldChar w:fldCharType="begin"/>
-      </w:r>
-      <w:r>
-        <w:instrText>HYPERLINK "https://github.com/ilikeyi/Solutions/blob/main/_Learn/Get/Get.zh-CN.pdf"</w:instrText>
-      </w:r>
-      <w:r>
-        <w:fldChar w:fldCharType="separate"/>
-      </w:r>
-      <w:r>
-        <w:rPr>
-          <w:rStyle w:val="Hyperlink"/>
-          <w:rFonts w:ascii="Aptos Narrow" w:hAnsi="Aptos Narrow" w:hint="eastAsia"/>
-          <w:u w:val="none"/>
-        </w:rPr>
-        <w:t>如何自定义安装脚本交互式体验</w:t>
-      </w:r>
-      <w:r>
-        <w:rPr>
-          <w:rStyle w:val="Hyperlink"/>
-          <w:rFonts w:ascii="Aptos Narrow" w:hAnsi="Aptos Narrow"/>
-          <w:u w:val="none"/>
-        </w:rPr>
-        <w:fldChar w:fldCharType="end"/>
-      </w:r>
+      <w:hyperlink r:id="rId11" w:history="1">
+        <w:r>
+          <w:rPr>
+            <w:rStyle w:val="Hyperlink"/>
+            <w:rFonts w:ascii="Aptos Narrow" w:hAnsi="Aptos Narrow" w:hint="eastAsia"/>
+            <w:u w:val="none"/>
+          </w:rPr>
+          <w:t>如何自定义安装脚本交互式体验</w:t>
+        </w:r>
+      </w:hyperlink>
     </w:p>
     <w:p>
       <w:pPr>
@@ -2702,7 +2562,21 @@
           <w:rFonts w:ascii="Aptos Narrow" w:hAnsi="Aptos Narrow"/>
           <w:color w:val="70AD47" w:themeColor="accent6"/>
         </w:rPr>
-        <w:t>curl https://fengyi.tel/gs -O get.ps1; .\get.ps1;</w:t>
+        <w:t xml:space="preserve">curl https://fengyi.tel/gs </w:t>
+      </w:r>
+      <w:r>
+        <w:rPr>
+          <w:rFonts w:ascii="Aptos Narrow" w:hAnsi="Aptos Narrow"/>
+          <w:color w:val="70AD47" w:themeColor="accent6"/>
+        </w:rPr>
+        <w:t>-o</w:t>
+      </w:r>
+      <w:r>
+        <w:rPr>
+          <w:rFonts w:ascii="Aptos Narrow" w:hAnsi="Aptos Narrow"/>
+          <w:color w:val="70AD47" w:themeColor="accent6"/>
+        </w:rPr>
+        <w:t xml:space="preserve"> get.ps1; .\get.ps1;</w:t>
       </w:r>
     </w:p>
     <w:p>
@@ -2716,21 +2590,26 @@
           <w:color w:val="70AD47" w:themeColor="accent6"/>
         </w:rPr>
       </w:pPr>
-      <w:proofErr w:type="spellStart"/>
-      <w:r>
-        <w:rPr>
-          <w:rFonts w:ascii="Aptos Narrow" w:hAnsi="Aptos Narrow"/>
-          <w:color w:val="70AD47" w:themeColor="accent6"/>
-        </w:rPr>
-        <w:t>wget</w:t>
-      </w:r>
-      <w:proofErr w:type="spellEnd"/>
-      <w:r>
-        <w:rPr>
-          <w:rFonts w:ascii="Aptos Narrow" w:hAnsi="Aptos Narrow"/>
-          <w:color w:val="70AD47" w:themeColor="accent6"/>
-        </w:rPr>
-        <w:t xml:space="preserve"> https://fengyi.tel/gs -O get.ps1; .\get.ps1;</w:t>
+      <w:r>
+        <w:rPr>
+          <w:rFonts w:ascii="Aptos Narrow" w:hAnsi="Aptos Narrow"/>
+          <w:color w:val="70AD47" w:themeColor="accent6"/>
+        </w:rPr>
+        <w:t xml:space="preserve">wget https://fengyi.tel/gs </w:t>
+      </w:r>
+      <w:r>
+        <w:rPr>
+          <w:rFonts w:ascii="Aptos Narrow" w:hAnsi="Aptos Narrow"/>
+          <w:color w:val="70AD47" w:themeColor="accent6"/>
+        </w:rPr>
+        <w:t>-o</w:t>
+      </w:r>
+      <w:r>
+        <w:rPr>
+          <w:rFonts w:ascii="Aptos Narrow" w:hAnsi="Aptos Narrow"/>
+          <w:color w:val="70AD47" w:themeColor="accent6"/>
+        </w:rPr>
+        <w:t xml:space="preserve"> get.ps1; .\get.ps1;</w:t>
       </w:r>
     </w:p>
     <w:p>
@@ -2744,21 +2623,26 @@
           <w:color w:val="70AD47" w:themeColor="accent6"/>
         </w:rPr>
       </w:pPr>
-      <w:proofErr w:type="spellStart"/>
-      <w:r>
-        <w:rPr>
-          <w:rFonts w:ascii="Aptos Narrow" w:hAnsi="Aptos Narrow"/>
-          <w:color w:val="70AD47" w:themeColor="accent6"/>
-        </w:rPr>
-        <w:t>iwr</w:t>
-      </w:r>
-      <w:proofErr w:type="spellEnd"/>
-      <w:r>
-        <w:rPr>
-          <w:rFonts w:ascii="Aptos Narrow" w:hAnsi="Aptos Narrow"/>
-          <w:color w:val="70AD47" w:themeColor="accent6"/>
-        </w:rPr>
-        <w:t xml:space="preserve"> https://fengyi.tel/gs -out get.ps1; .\get.ps1;</w:t>
+      <w:r>
+        <w:rPr>
+          <w:rFonts w:ascii="Aptos Narrow" w:hAnsi="Aptos Narrow"/>
+          <w:color w:val="70AD47" w:themeColor="accent6"/>
+        </w:rPr>
+        <w:t xml:space="preserve">iwr https://fengyi.tel/gs </w:t>
+      </w:r>
+      <w:r>
+        <w:rPr>
+          <w:rFonts w:ascii="Aptos Narrow" w:hAnsi="Aptos Narrow"/>
+          <w:color w:val="70AD47" w:themeColor="accent6"/>
+        </w:rPr>
+        <w:t>-o</w:t>
+      </w:r>
+      <w:r>
+        <w:rPr>
+          <w:rFonts w:ascii="Aptos Narrow" w:hAnsi="Aptos Narrow"/>
+          <w:color w:val="70AD47" w:themeColor="accent6"/>
+        </w:rPr>
+        <w:t>ut get.ps1; .\get.ps1;</w:t>
       </w:r>
     </w:p>
     <w:p>
@@ -2777,39 +2661,21 @@
           <w:rFonts w:ascii="Aptos Narrow" w:hAnsi="Aptos Narrow"/>
           <w:color w:val="70AD47" w:themeColor="accent6"/>
         </w:rPr>
-        <w:t>Invoke-</w:t>
-      </w:r>
-      <w:proofErr w:type="spellStart"/>
-      <w:r>
-        <w:rPr>
-          <w:rFonts w:ascii="Aptos Narrow" w:hAnsi="Aptos Narrow"/>
-          <w:color w:val="70AD47" w:themeColor="accent6"/>
-        </w:rPr>
-        <w:t>WebRequest</w:t>
-      </w:r>
-      <w:proofErr w:type="spellEnd"/>
-      <w:r>
-        <w:rPr>
-          <w:rFonts w:ascii="Aptos Narrow" w:hAnsi="Aptos Narrow"/>
-          <w:color w:val="70AD47" w:themeColor="accent6"/>
-        </w:rPr>
-        <w:t xml:space="preserve"> https://fengyi.tel/gs -</w:t>
-      </w:r>
-      <w:proofErr w:type="spellStart"/>
-      <w:r>
-        <w:rPr>
-          <w:rFonts w:ascii="Aptos Narrow" w:hAnsi="Aptos Narrow"/>
-          <w:color w:val="70AD47" w:themeColor="accent6"/>
-        </w:rPr>
-        <w:t>OutFile</w:t>
-      </w:r>
-      <w:proofErr w:type="spellEnd"/>
-      <w:r>
-        <w:rPr>
-          <w:rFonts w:ascii="Aptos Narrow" w:hAnsi="Aptos Narrow"/>
-          <w:color w:val="70AD47" w:themeColor="accent6"/>
-        </w:rPr>
-        <w:t xml:space="preserve"> get.ps1; .\get.ps1;</w:t>
+        <w:t xml:space="preserve">Invoke-WebRequest https://fengyi.tel/gs </w:t>
+      </w:r>
+      <w:r>
+        <w:rPr>
+          <w:rFonts w:ascii="Aptos Narrow" w:hAnsi="Aptos Narrow"/>
+          <w:color w:val="70AD47" w:themeColor="accent6"/>
+        </w:rPr>
+        <w:t>-o</w:t>
+      </w:r>
+      <w:r>
+        <w:rPr>
+          <w:rFonts w:ascii="Aptos Narrow" w:hAnsi="Aptos Narrow"/>
+          <w:color w:val="70AD47" w:themeColor="accent6"/>
+        </w:rPr>
+        <w:t>utFile get.ps1; .\get.ps1;</w:t>
       </w:r>
     </w:p>
     <w:p>
@@ -2827,16 +2693,8 @@
         <w:rPr>
           <w:rFonts w:ascii="Aptos Narrow" w:hAnsi="Aptos Narrow" w:hint="eastAsia"/>
         </w:rPr>
-        <w:t>手动</w:t>
-      </w:r>
-      <w:proofErr w:type="gramStart"/>
-      <w:r>
-        <w:rPr>
-          <w:rFonts w:ascii="Aptos Narrow" w:hAnsi="Aptos Narrow" w:hint="eastAsia"/>
-        </w:rPr>
-        <w:t>下载请</w:t>
-      </w:r>
-      <w:proofErr w:type="gramEnd"/>
+        <w:t>手动下载请</w:t>
+      </w:r>
       <w:r>
         <w:rPr>
           <w:rFonts w:ascii="Aptos Narrow" w:hAnsi="Aptos Narrow"/>
@@ -2849,31 +2707,16 @@
         </w:rPr>
         <w:t xml:space="preserve"> </w:t>
       </w:r>
-      <w:r>
-        <w:fldChar w:fldCharType="begin"/>
-      </w:r>
-      <w:r>
-        <w:instrText>HYPERLINK "https://fengyi.tel/solutions"</w:instrText>
-      </w:r>
-      <w:r>
-        <w:fldChar w:fldCharType="separate"/>
-      </w:r>
-      <w:r>
-        <w:rPr>
-          <w:rStyle w:val="Hyperlink"/>
-          <w:rFonts w:ascii="Aptos Narrow" w:hAnsi="Aptos Narrow"/>
-          <w:u w:val="none"/>
-        </w:rPr>
-        <w:t>https://fengyi.tel/solutions</w:t>
-      </w:r>
-      <w:r>
-        <w:rPr>
-          <w:rStyle w:val="Hyperlink"/>
-          <w:rFonts w:ascii="Aptos Narrow" w:hAnsi="Aptos Narrow"/>
-          <w:u w:val="none"/>
-        </w:rPr>
-        <w:fldChar w:fldCharType="end"/>
-      </w:r>
+      <w:hyperlink r:id="rId12" w:history="1">
+        <w:r>
+          <w:rPr>
+            <w:rStyle w:val="Hyperlink"/>
+            <w:rFonts w:ascii="Aptos Narrow" w:hAnsi="Aptos Narrow"/>
+            <w:u w:val="none"/>
+          </w:rPr>
+          <w:t>https://fengyi.tel/solutions</w:t>
+        </w:r>
+      </w:hyperlink>
       <w:r>
         <w:rPr>
           <w:rStyle w:val="Hyperlink"/>
@@ -2900,31 +2743,16 @@
         </w:rPr>
         <w:t xml:space="preserve"> </w:t>
       </w:r>
-      <w:r>
-        <w:fldChar w:fldCharType="begin"/>
-      </w:r>
-      <w:r>
-        <w:instrText>HYPERLINK "https://fengyi.tel/go/solutions"</w:instrText>
-      </w:r>
-      <w:r>
-        <w:fldChar w:fldCharType="separate"/>
-      </w:r>
-      <w:r>
-        <w:rPr>
-          <w:rStyle w:val="Hyperlink"/>
-          <w:rFonts w:ascii="Aptos Narrow" w:hAnsi="Aptos Narrow"/>
-          <w:u w:val="none"/>
-        </w:rPr>
-        <w:t>https://fengyi.tel/go/solutions</w:t>
-      </w:r>
-      <w:r>
-        <w:rPr>
-          <w:rStyle w:val="Hyperlink"/>
-          <w:rFonts w:ascii="Aptos Narrow" w:hAnsi="Aptos Narrow"/>
-          <w:u w:val="none"/>
-        </w:rPr>
-        <w:fldChar w:fldCharType="end"/>
-      </w:r>
+      <w:hyperlink r:id="rId13" w:history="1">
+        <w:r>
+          <w:rPr>
+            <w:rStyle w:val="Hyperlink"/>
+            <w:rFonts w:ascii="Aptos Narrow" w:hAnsi="Aptos Narrow"/>
+            <w:u w:val="none"/>
+          </w:rPr>
+          <w:t>https://fengyi.tel/go/solutions</w:t>
+        </w:r>
+      </w:hyperlink>
       <w:r>
         <w:rPr>
           <w:rStyle w:val="Hyperlink"/>
@@ -2967,21 +2795,7 @@
         <w:rPr>
           <w:rFonts w:ascii="Aptos Narrow" w:hAnsi="Aptos Narrow" w:hint="eastAsia"/>
         </w:rPr>
-        <w:t xml:space="preserve"> </w:t>
-      </w:r>
-      <w:proofErr w:type="spellStart"/>
-      <w:r>
-        <w:rPr>
-          <w:rFonts w:ascii="Aptos Narrow" w:hAnsi="Aptos Narrow" w:hint="eastAsia"/>
-        </w:rPr>
-        <w:t>Github</w:t>
-      </w:r>
-      <w:proofErr w:type="spellEnd"/>
-      <w:r>
-        <w:rPr>
-          <w:rFonts w:ascii="Aptos Narrow" w:hAnsi="Aptos Narrow" w:hint="eastAsia"/>
-        </w:rPr>
-        <w:t xml:space="preserve"> </w:t>
+        <w:t xml:space="preserve"> Github </w:t>
       </w:r>
       <w:r>
         <w:rPr>
@@ -3006,7 +2820,21 @@
           <w:rFonts w:ascii="Aptos Narrow" w:hAnsi="Aptos Narrow"/>
           <w:color w:val="70AD47" w:themeColor="accent6"/>
         </w:rPr>
-        <w:t>curl https://github.com/ilikeyi/Solutions/raw/main/get.ps1 -O get.ps1; .\get.ps1;</w:t>
+        <w:t xml:space="preserve">curl https://github.com/ilikeyi/Solutions/raw/main/get.ps1 </w:t>
+      </w:r>
+      <w:r>
+        <w:rPr>
+          <w:rFonts w:ascii="Aptos Narrow" w:hAnsi="Aptos Narrow"/>
+          <w:color w:val="70AD47" w:themeColor="accent6"/>
+        </w:rPr>
+        <w:t>-o</w:t>
+      </w:r>
+      <w:r>
+        <w:rPr>
+          <w:rFonts w:ascii="Aptos Narrow" w:hAnsi="Aptos Narrow"/>
+          <w:color w:val="70AD47" w:themeColor="accent6"/>
+        </w:rPr>
+        <w:t xml:space="preserve"> get.ps1; .\get.ps1;</w:t>
       </w:r>
     </w:p>
     <w:p>
@@ -3020,21 +2848,26 @@
           <w:color w:val="70AD47" w:themeColor="accent6"/>
         </w:rPr>
       </w:pPr>
-      <w:proofErr w:type="spellStart"/>
-      <w:r>
-        <w:rPr>
-          <w:rFonts w:ascii="Aptos Narrow" w:hAnsi="Aptos Narrow"/>
-          <w:color w:val="70AD47" w:themeColor="accent6"/>
-        </w:rPr>
-        <w:t>wget</w:t>
-      </w:r>
-      <w:proofErr w:type="spellEnd"/>
-      <w:r>
-        <w:rPr>
-          <w:rFonts w:ascii="Aptos Narrow" w:hAnsi="Aptos Narrow"/>
-          <w:color w:val="70AD47" w:themeColor="accent6"/>
-        </w:rPr>
-        <w:t xml:space="preserve"> https://github.com/ilikeyi/Solutions/raw/main/get.ps1 -O get.ps1; .\get.ps1;</w:t>
+      <w:r>
+        <w:rPr>
+          <w:rFonts w:ascii="Aptos Narrow" w:hAnsi="Aptos Narrow"/>
+          <w:color w:val="70AD47" w:themeColor="accent6"/>
+        </w:rPr>
+        <w:t xml:space="preserve">wget https://github.com/ilikeyi/Solutions/raw/main/get.ps1 </w:t>
+      </w:r>
+      <w:r>
+        <w:rPr>
+          <w:rFonts w:ascii="Aptos Narrow" w:hAnsi="Aptos Narrow"/>
+          <w:color w:val="70AD47" w:themeColor="accent6"/>
+        </w:rPr>
+        <w:t>-o</w:t>
+      </w:r>
+      <w:r>
+        <w:rPr>
+          <w:rFonts w:ascii="Aptos Narrow" w:hAnsi="Aptos Narrow"/>
+          <w:color w:val="70AD47" w:themeColor="accent6"/>
+        </w:rPr>
+        <w:t xml:space="preserve"> get.ps1; .\get.ps1;</w:t>
       </w:r>
     </w:p>
     <w:p>
@@ -3048,21 +2881,26 @@
           <w:color w:val="70AD47" w:themeColor="accent6"/>
         </w:rPr>
       </w:pPr>
-      <w:proofErr w:type="spellStart"/>
-      <w:r>
-        <w:rPr>
-          <w:rFonts w:ascii="Aptos Narrow" w:hAnsi="Aptos Narrow"/>
-          <w:color w:val="70AD47" w:themeColor="accent6"/>
-        </w:rPr>
-        <w:t>iwr</w:t>
-      </w:r>
-      <w:proofErr w:type="spellEnd"/>
-      <w:r>
-        <w:rPr>
-          <w:rFonts w:ascii="Aptos Narrow" w:hAnsi="Aptos Narrow"/>
-          <w:color w:val="70AD47" w:themeColor="accent6"/>
-        </w:rPr>
-        <w:t xml:space="preserve"> https://github.com/ilikeyi/Solutions/raw/main/get.ps1 -out get.ps1; .\get.ps1;</w:t>
+      <w:r>
+        <w:rPr>
+          <w:rFonts w:ascii="Aptos Narrow" w:hAnsi="Aptos Narrow"/>
+          <w:color w:val="70AD47" w:themeColor="accent6"/>
+        </w:rPr>
+        <w:t xml:space="preserve">iwr https://github.com/ilikeyi/Solutions/raw/main/get.ps1 </w:t>
+      </w:r>
+      <w:r>
+        <w:rPr>
+          <w:rFonts w:ascii="Aptos Narrow" w:hAnsi="Aptos Narrow"/>
+          <w:color w:val="70AD47" w:themeColor="accent6"/>
+        </w:rPr>
+        <w:t>-o</w:t>
+      </w:r>
+      <w:r>
+        <w:rPr>
+          <w:rFonts w:ascii="Aptos Narrow" w:hAnsi="Aptos Narrow"/>
+          <w:color w:val="70AD47" w:themeColor="accent6"/>
+        </w:rPr>
+        <w:t>ut get.ps1; .\get.ps1;</w:t>
       </w:r>
     </w:p>
     <w:p>
@@ -3081,39 +2919,21 @@
           <w:rFonts w:ascii="Aptos Narrow" w:hAnsi="Aptos Narrow"/>
           <w:color w:val="70AD47" w:themeColor="accent6"/>
         </w:rPr>
-        <w:t>Invoke-</w:t>
-      </w:r>
-      <w:proofErr w:type="spellStart"/>
-      <w:r>
-        <w:rPr>
-          <w:rFonts w:ascii="Aptos Narrow" w:hAnsi="Aptos Narrow"/>
-          <w:color w:val="70AD47" w:themeColor="accent6"/>
-        </w:rPr>
-        <w:t>WebRequest</w:t>
-      </w:r>
-      <w:proofErr w:type="spellEnd"/>
-      <w:r>
-        <w:rPr>
-          <w:rFonts w:ascii="Aptos Narrow" w:hAnsi="Aptos Narrow"/>
-          <w:color w:val="70AD47" w:themeColor="accent6"/>
-        </w:rPr>
-        <w:t xml:space="preserve"> https://github.com/ilikeyi/Solutions/raw/main/get.ps1 -</w:t>
-      </w:r>
-      <w:proofErr w:type="spellStart"/>
-      <w:r>
-        <w:rPr>
-          <w:rFonts w:ascii="Aptos Narrow" w:hAnsi="Aptos Narrow"/>
-          <w:color w:val="70AD47" w:themeColor="accent6"/>
-        </w:rPr>
-        <w:t>OutFile</w:t>
-      </w:r>
-      <w:proofErr w:type="spellEnd"/>
-      <w:r>
-        <w:rPr>
-          <w:rFonts w:ascii="Aptos Narrow" w:hAnsi="Aptos Narrow"/>
-          <w:color w:val="70AD47" w:themeColor="accent6"/>
-        </w:rPr>
-        <w:t xml:space="preserve"> get.ps1; .\get.ps1;</w:t>
+        <w:t xml:space="preserve">Invoke-WebRequest https://github.com/ilikeyi/Solutions/raw/main/get.ps1 </w:t>
+      </w:r>
+      <w:r>
+        <w:rPr>
+          <w:rFonts w:ascii="Aptos Narrow" w:hAnsi="Aptos Narrow"/>
+          <w:color w:val="70AD47" w:themeColor="accent6"/>
+        </w:rPr>
+        <w:t>-o</w:t>
+      </w:r>
+      <w:r>
+        <w:rPr>
+          <w:rFonts w:ascii="Aptos Narrow" w:hAnsi="Aptos Narrow"/>
+          <w:color w:val="70AD47" w:themeColor="accent6"/>
+        </w:rPr>
+        <w:t>utFile get.ps1; .\get.ps1;</w:t>
       </w:r>
     </w:p>
     <w:p>
@@ -3142,38 +2962,22 @@
         </w:rPr>
         <w:t xml:space="preserve"> </w:t>
       </w:r>
-      <w:r>
-        <w:fldChar w:fldCharType="begin"/>
-      </w:r>
-      <w:r>
-        <w:instrText>HYPERLINK "https://github.com/ilikeyi/solutions/issues"</w:instrText>
-      </w:r>
-      <w:r>
-        <w:fldChar w:fldCharType="separate"/>
-      </w:r>
-      <w:r>
-        <w:rPr>
-          <w:rStyle w:val="Hyperlink"/>
-          <w:rFonts w:ascii="Aptos Narrow" w:hAnsi="Aptos Narrow"/>
-          <w:u w:val="none"/>
-        </w:rPr>
-        <w:t>https://github.com/ilikeyi/solutions</w:t>
-      </w:r>
-      <w:r>
-        <w:rPr>
-          <w:rStyle w:val="Hyperlink"/>
-          <w:rFonts w:ascii="Aptos Narrow" w:hAnsi="Aptos Narrow"/>
-          <w:u w:val="none"/>
-        </w:rPr>
-        <w:fldChar w:fldCharType="end"/>
-      </w:r>
+      <w:hyperlink r:id="rId14" w:history="1">
+        <w:r>
+          <w:rPr>
+            <w:rStyle w:val="Hyperlink"/>
+            <w:rFonts w:ascii="Aptos Narrow" w:hAnsi="Aptos Narrow"/>
+            <w:u w:val="none"/>
+          </w:rPr>
+          <w:t>https://github.com/ilikeyi/solutions</w:t>
+        </w:r>
+      </w:hyperlink>
       <w:r>
         <w:rPr>
           <w:rFonts w:ascii="Aptos Narrow" w:hAnsi="Aptos Narrow"/>
         </w:rPr>
         <w:t xml:space="preserve"> </w:t>
       </w:r>
-      <w:proofErr w:type="gramStart"/>
       <w:r>
         <w:rPr>
           <w:rFonts w:ascii="Aptos Narrow" w:hAnsi="Aptos Narrow"/>
@@ -3186,7 +2990,6 @@
         </w:rPr>
         <w:t>“</w:t>
       </w:r>
-      <w:proofErr w:type="gramEnd"/>
       <w:r>
         <w:rPr>
           <w:rFonts w:ascii="Aptos Narrow" w:hAnsi="Aptos Narrow"/>
@@ -3223,31 +3026,16 @@
         </w:rPr>
         <w:t xml:space="preserve"> </w:t>
       </w:r>
-      <w:r>
-        <w:fldChar w:fldCharType="begin"/>
-      </w:r>
-      <w:r>
-        <w:instrText>HYPERLINK "https://github.com/ilikeyi/solutions/releases"</w:instrText>
-      </w:r>
-      <w:r>
-        <w:fldChar w:fldCharType="separate"/>
-      </w:r>
-      <w:r>
-        <w:rPr>
-          <w:rStyle w:val="Hyperlink"/>
-          <w:rFonts w:ascii="Aptos Narrow" w:hAnsi="Aptos Narrow"/>
-          <w:u w:val="none"/>
-        </w:rPr>
-        <w:t>https://github.com/ilikeyi/solutions/releases</w:t>
-      </w:r>
-      <w:r>
-        <w:rPr>
-          <w:rStyle w:val="Hyperlink"/>
-          <w:rFonts w:ascii="Aptos Narrow" w:hAnsi="Aptos Narrow"/>
-          <w:u w:val="none"/>
-        </w:rPr>
-        <w:fldChar w:fldCharType="end"/>
-      </w:r>
+      <w:hyperlink r:id="rId15" w:history="1">
+        <w:r>
+          <w:rPr>
+            <w:rStyle w:val="Hyperlink"/>
+            <w:rFonts w:ascii="Aptos Narrow" w:hAnsi="Aptos Narrow"/>
+            <w:u w:val="none"/>
+          </w:rPr>
+          <w:t>https://github.com/ilikeyi/solutions/releases</w:t>
+        </w:r>
+      </w:hyperlink>
       <w:r>
         <w:rPr>
           <w:rFonts w:ascii="Aptos Narrow" w:hAnsi="Aptos Narrow"/>
@@ -3393,7 +3181,21 @@
           <w:rFonts w:ascii="Aptos Narrow" w:hAnsi="Aptos Narrow"/>
           <w:color w:val="70AD47" w:themeColor="accent6"/>
         </w:rPr>
-        <w:t>curl https://fengyi.tel/gs -O get.ps1</w:t>
+        <w:t xml:space="preserve">curl https://fengyi.tel/gs </w:t>
+      </w:r>
+      <w:r>
+        <w:rPr>
+          <w:rFonts w:ascii="Aptos Narrow" w:hAnsi="Aptos Narrow"/>
+          <w:color w:val="70AD47" w:themeColor="accent6"/>
+        </w:rPr>
+        <w:t>-o</w:t>
+      </w:r>
+      <w:r>
+        <w:rPr>
+          <w:rFonts w:ascii="Aptos Narrow" w:hAnsi="Aptos Narrow"/>
+          <w:color w:val="70AD47" w:themeColor="accent6"/>
+        </w:rPr>
+        <w:t xml:space="preserve"> get.ps1</w:t>
       </w:r>
     </w:p>
     <w:p>
@@ -3407,21 +3209,26 @@
           <w:color w:val="70AD47" w:themeColor="accent6"/>
         </w:rPr>
       </w:pPr>
-      <w:proofErr w:type="spellStart"/>
-      <w:r>
-        <w:rPr>
-          <w:rFonts w:ascii="Aptos Narrow" w:hAnsi="Aptos Narrow"/>
-          <w:color w:val="70AD47" w:themeColor="accent6"/>
-        </w:rPr>
-        <w:t>wget</w:t>
-      </w:r>
-      <w:proofErr w:type="spellEnd"/>
-      <w:r>
-        <w:rPr>
-          <w:rFonts w:ascii="Aptos Narrow" w:hAnsi="Aptos Narrow"/>
-          <w:color w:val="70AD47" w:themeColor="accent6"/>
-        </w:rPr>
-        <w:t xml:space="preserve"> https://fengyi.tel/gs -O get.ps1</w:t>
+      <w:r>
+        <w:rPr>
+          <w:rFonts w:ascii="Aptos Narrow" w:hAnsi="Aptos Narrow"/>
+          <w:color w:val="70AD47" w:themeColor="accent6"/>
+        </w:rPr>
+        <w:t xml:space="preserve">wget https://fengyi.tel/gs </w:t>
+      </w:r>
+      <w:r>
+        <w:rPr>
+          <w:rFonts w:ascii="Aptos Narrow" w:hAnsi="Aptos Narrow"/>
+          <w:color w:val="70AD47" w:themeColor="accent6"/>
+        </w:rPr>
+        <w:t>-o</w:t>
+      </w:r>
+      <w:r>
+        <w:rPr>
+          <w:rFonts w:ascii="Aptos Narrow" w:hAnsi="Aptos Narrow"/>
+          <w:color w:val="70AD47" w:themeColor="accent6"/>
+        </w:rPr>
+        <w:t xml:space="preserve"> get.ps1</w:t>
       </w:r>
     </w:p>
     <w:p>
@@ -3435,21 +3242,26 @@
           <w:color w:val="70AD47" w:themeColor="accent6"/>
         </w:rPr>
       </w:pPr>
-      <w:proofErr w:type="spellStart"/>
-      <w:r>
-        <w:rPr>
-          <w:rFonts w:ascii="Aptos Narrow" w:hAnsi="Aptos Narrow"/>
-          <w:color w:val="70AD47" w:themeColor="accent6"/>
-        </w:rPr>
-        <w:t>iwr</w:t>
-      </w:r>
-      <w:proofErr w:type="spellEnd"/>
-      <w:r>
-        <w:rPr>
-          <w:rFonts w:ascii="Aptos Narrow" w:hAnsi="Aptos Narrow"/>
-          <w:color w:val="70AD47" w:themeColor="accent6"/>
-        </w:rPr>
-        <w:t xml:space="preserve"> https://fengyi.tel/gs -out get.ps1</w:t>
+      <w:r>
+        <w:rPr>
+          <w:rFonts w:ascii="Aptos Narrow" w:hAnsi="Aptos Narrow"/>
+          <w:color w:val="70AD47" w:themeColor="accent6"/>
+        </w:rPr>
+        <w:t xml:space="preserve">iwr https://fengyi.tel/gs </w:t>
+      </w:r>
+      <w:r>
+        <w:rPr>
+          <w:rFonts w:ascii="Aptos Narrow" w:hAnsi="Aptos Narrow"/>
+          <w:color w:val="70AD47" w:themeColor="accent6"/>
+        </w:rPr>
+        <w:t>-o</w:t>
+      </w:r>
+      <w:r>
+        <w:rPr>
+          <w:rFonts w:ascii="Aptos Narrow" w:hAnsi="Aptos Narrow"/>
+          <w:color w:val="70AD47" w:themeColor="accent6"/>
+        </w:rPr>
+        <w:t>ut get.ps1</w:t>
       </w:r>
     </w:p>
     <w:p>
@@ -3468,39 +3280,21 @@
           <w:rFonts w:ascii="Aptos Narrow" w:hAnsi="Aptos Narrow"/>
           <w:color w:val="70AD47" w:themeColor="accent6"/>
         </w:rPr>
-        <w:t>Invoke-</w:t>
-      </w:r>
-      <w:proofErr w:type="spellStart"/>
-      <w:r>
-        <w:rPr>
-          <w:rFonts w:ascii="Aptos Narrow" w:hAnsi="Aptos Narrow"/>
-          <w:color w:val="70AD47" w:themeColor="accent6"/>
-        </w:rPr>
-        <w:t>WebRequest</w:t>
-      </w:r>
-      <w:proofErr w:type="spellEnd"/>
-      <w:r>
-        <w:rPr>
-          <w:rFonts w:ascii="Aptos Narrow" w:hAnsi="Aptos Narrow"/>
-          <w:color w:val="70AD47" w:themeColor="accent6"/>
-        </w:rPr>
-        <w:t xml:space="preserve"> https://fengyi.tel/gs -</w:t>
-      </w:r>
-      <w:proofErr w:type="spellStart"/>
-      <w:r>
-        <w:rPr>
-          <w:rFonts w:ascii="Aptos Narrow" w:hAnsi="Aptos Narrow"/>
-          <w:color w:val="70AD47" w:themeColor="accent6"/>
-        </w:rPr>
-        <w:t>OutFile</w:t>
-      </w:r>
-      <w:proofErr w:type="spellEnd"/>
-      <w:r>
-        <w:rPr>
-          <w:rFonts w:ascii="Aptos Narrow" w:hAnsi="Aptos Narrow"/>
-          <w:color w:val="70AD47" w:themeColor="accent6"/>
-        </w:rPr>
-        <w:t xml:space="preserve"> get.ps1</w:t>
+        <w:t xml:space="preserve">Invoke-WebRequest https://fengyi.tel/gs </w:t>
+      </w:r>
+      <w:r>
+        <w:rPr>
+          <w:rFonts w:ascii="Aptos Narrow" w:hAnsi="Aptos Narrow"/>
+          <w:color w:val="70AD47" w:themeColor="accent6"/>
+        </w:rPr>
+        <w:t>-o</w:t>
+      </w:r>
+      <w:r>
+        <w:rPr>
+          <w:rFonts w:ascii="Aptos Narrow" w:hAnsi="Aptos Narrow"/>
+          <w:color w:val="70AD47" w:themeColor="accent6"/>
+        </w:rPr>
+        <w:t>utFile get.ps1</w:t>
       </w:r>
     </w:p>
     <w:p>
@@ -3527,21 +3321,7 @@
         <w:rPr>
           <w:rFonts w:ascii="Aptos Narrow" w:hAnsi="Aptos Narrow" w:hint="eastAsia"/>
         </w:rPr>
-        <w:t xml:space="preserve"> </w:t>
-      </w:r>
-      <w:proofErr w:type="spellStart"/>
-      <w:r>
-        <w:rPr>
-          <w:rFonts w:ascii="Aptos Narrow" w:hAnsi="Aptos Narrow" w:hint="eastAsia"/>
-        </w:rPr>
-        <w:t>Github</w:t>
-      </w:r>
-      <w:proofErr w:type="spellEnd"/>
-      <w:r>
-        <w:rPr>
-          <w:rFonts w:ascii="Aptos Narrow" w:hAnsi="Aptos Narrow" w:hint="eastAsia"/>
-        </w:rPr>
-        <w:t xml:space="preserve"> </w:t>
+        <w:t xml:space="preserve"> Github </w:t>
       </w:r>
       <w:r>
         <w:rPr>
@@ -3566,7 +3346,21 @@
           <w:rFonts w:ascii="Aptos Narrow" w:hAnsi="Aptos Narrow"/>
           <w:color w:val="70AD47" w:themeColor="accent6"/>
         </w:rPr>
-        <w:t>curl https://github.com/ilikeyi/Solutions/raw/main/get.ps1 -O get.ps1</w:t>
+        <w:t xml:space="preserve">curl https://github.com/ilikeyi/Solutions/raw/main/get.ps1 </w:t>
+      </w:r>
+      <w:r>
+        <w:rPr>
+          <w:rFonts w:ascii="Aptos Narrow" w:hAnsi="Aptos Narrow"/>
+          <w:color w:val="70AD47" w:themeColor="accent6"/>
+        </w:rPr>
+        <w:t>-o</w:t>
+      </w:r>
+      <w:r>
+        <w:rPr>
+          <w:rFonts w:ascii="Aptos Narrow" w:hAnsi="Aptos Narrow"/>
+          <w:color w:val="70AD47" w:themeColor="accent6"/>
+        </w:rPr>
+        <w:t xml:space="preserve"> get.ps1</w:t>
       </w:r>
     </w:p>
     <w:p>
@@ -3580,21 +3374,26 @@
           <w:color w:val="70AD47" w:themeColor="accent6"/>
         </w:rPr>
       </w:pPr>
-      <w:proofErr w:type="spellStart"/>
-      <w:r>
-        <w:rPr>
-          <w:rFonts w:ascii="Aptos Narrow" w:hAnsi="Aptos Narrow"/>
-          <w:color w:val="70AD47" w:themeColor="accent6"/>
-        </w:rPr>
-        <w:t>wget</w:t>
-      </w:r>
-      <w:proofErr w:type="spellEnd"/>
-      <w:r>
-        <w:rPr>
-          <w:rFonts w:ascii="Aptos Narrow" w:hAnsi="Aptos Narrow"/>
-          <w:color w:val="70AD47" w:themeColor="accent6"/>
-        </w:rPr>
-        <w:t xml:space="preserve"> https://github.com/ilikeyi/Solutions/raw/main/get.ps1 -O get.ps1</w:t>
+      <w:r>
+        <w:rPr>
+          <w:rFonts w:ascii="Aptos Narrow" w:hAnsi="Aptos Narrow"/>
+          <w:color w:val="70AD47" w:themeColor="accent6"/>
+        </w:rPr>
+        <w:t xml:space="preserve">wget https://github.com/ilikeyi/Solutions/raw/main/get.ps1 </w:t>
+      </w:r>
+      <w:r>
+        <w:rPr>
+          <w:rFonts w:ascii="Aptos Narrow" w:hAnsi="Aptos Narrow"/>
+          <w:color w:val="70AD47" w:themeColor="accent6"/>
+        </w:rPr>
+        <w:t>-o</w:t>
+      </w:r>
+      <w:r>
+        <w:rPr>
+          <w:rFonts w:ascii="Aptos Narrow" w:hAnsi="Aptos Narrow"/>
+          <w:color w:val="70AD47" w:themeColor="accent6"/>
+        </w:rPr>
+        <w:t xml:space="preserve"> get.ps1</w:t>
       </w:r>
     </w:p>
     <w:p>
@@ -3608,21 +3407,26 @@
           <w:color w:val="70AD47" w:themeColor="accent6"/>
         </w:rPr>
       </w:pPr>
-      <w:proofErr w:type="spellStart"/>
-      <w:r>
-        <w:rPr>
-          <w:rFonts w:ascii="Aptos Narrow" w:hAnsi="Aptos Narrow"/>
-          <w:color w:val="70AD47" w:themeColor="accent6"/>
-        </w:rPr>
-        <w:t>iwr</w:t>
-      </w:r>
-      <w:proofErr w:type="spellEnd"/>
-      <w:r>
-        <w:rPr>
-          <w:rFonts w:ascii="Aptos Narrow" w:hAnsi="Aptos Narrow"/>
-          <w:color w:val="70AD47" w:themeColor="accent6"/>
-        </w:rPr>
-        <w:t xml:space="preserve"> https://github.com/ilikeyi/Solutions/raw/main/get.ps1 -out get.ps1</w:t>
+      <w:r>
+        <w:rPr>
+          <w:rFonts w:ascii="Aptos Narrow" w:hAnsi="Aptos Narrow"/>
+          <w:color w:val="70AD47" w:themeColor="accent6"/>
+        </w:rPr>
+        <w:t xml:space="preserve">iwr https://github.com/ilikeyi/Solutions/raw/main/get.ps1 </w:t>
+      </w:r>
+      <w:r>
+        <w:rPr>
+          <w:rFonts w:ascii="Aptos Narrow" w:hAnsi="Aptos Narrow"/>
+          <w:color w:val="70AD47" w:themeColor="accent6"/>
+        </w:rPr>
+        <w:t>-o</w:t>
+      </w:r>
+      <w:r>
+        <w:rPr>
+          <w:rFonts w:ascii="Aptos Narrow" w:hAnsi="Aptos Narrow"/>
+          <w:color w:val="70AD47" w:themeColor="accent6"/>
+        </w:rPr>
+        <w:t>ut get.ps1</w:t>
       </w:r>
     </w:p>
     <w:p>
@@ -3641,39 +3445,21 @@
           <w:rFonts w:ascii="Aptos Narrow" w:hAnsi="Aptos Narrow"/>
           <w:color w:val="70AD47" w:themeColor="accent6"/>
         </w:rPr>
-        <w:t>Invoke-</w:t>
-      </w:r>
-      <w:proofErr w:type="spellStart"/>
-      <w:r>
-        <w:rPr>
-          <w:rFonts w:ascii="Aptos Narrow" w:hAnsi="Aptos Narrow"/>
-          <w:color w:val="70AD47" w:themeColor="accent6"/>
-        </w:rPr>
-        <w:t>WebRequest</w:t>
-      </w:r>
-      <w:proofErr w:type="spellEnd"/>
-      <w:r>
-        <w:rPr>
-          <w:rFonts w:ascii="Aptos Narrow" w:hAnsi="Aptos Narrow"/>
-          <w:color w:val="70AD47" w:themeColor="accent6"/>
-        </w:rPr>
-        <w:t xml:space="preserve"> https://github.com/ilikeyi/Solutions/raw/main/get.ps1 -</w:t>
-      </w:r>
-      <w:proofErr w:type="spellStart"/>
-      <w:r>
-        <w:rPr>
-          <w:rFonts w:ascii="Aptos Narrow" w:hAnsi="Aptos Narrow"/>
-          <w:color w:val="70AD47" w:themeColor="accent6"/>
-        </w:rPr>
-        <w:t>OutFile</w:t>
-      </w:r>
-      <w:proofErr w:type="spellEnd"/>
-      <w:r>
-        <w:rPr>
-          <w:rFonts w:ascii="Aptos Narrow" w:hAnsi="Aptos Narrow"/>
-          <w:color w:val="70AD47" w:themeColor="accent6"/>
-        </w:rPr>
-        <w:t xml:space="preserve"> get.ps1</w:t>
+        <w:t xml:space="preserve">Invoke-WebRequest https://github.com/ilikeyi/Solutions/raw/main/get.ps1 </w:t>
+      </w:r>
+      <w:r>
+        <w:rPr>
+          <w:rFonts w:ascii="Aptos Narrow" w:hAnsi="Aptos Narrow"/>
+          <w:color w:val="70AD47" w:themeColor="accent6"/>
+        </w:rPr>
+        <w:t>-o</w:t>
+      </w:r>
+      <w:r>
+        <w:rPr>
+          <w:rFonts w:ascii="Aptos Narrow" w:hAnsi="Aptos Narrow"/>
+          <w:color w:val="70AD47" w:themeColor="accent6"/>
+        </w:rPr>
+        <w:t>utFile get.ps1</w:t>
       </w:r>
     </w:p>
     <w:p>
@@ -3830,17 +3616,8 @@
           <w:rFonts w:ascii="Aptos Narrow" w:hAnsi="Aptos Narrow"/>
           <w:color w:val="70AD47" w:themeColor="accent6"/>
         </w:rPr>
-        <w:t>-</w:t>
-      </w:r>
-      <w:proofErr w:type="spellStart"/>
-      <w:r>
-        <w:rPr>
-          <w:rFonts w:ascii="Aptos Narrow" w:hAnsi="Aptos Narrow"/>
-          <w:color w:val="70AD47" w:themeColor="accent6"/>
-        </w:rPr>
-        <w:t>Cus</w:t>
-      </w:r>
-      <w:proofErr w:type="spellEnd"/>
+        <w:t>-Cus</w:t>
+      </w:r>
       <w:r>
         <w:rPr>
           <w:rFonts w:ascii="Aptos Narrow" w:hAnsi="Aptos Narrow"/>
@@ -3905,23 +3682,7 @@
           <w:rFonts w:ascii="Aptos Narrow" w:hAnsi="Aptos Narrow"/>
           <w:color w:val="70AD47" w:themeColor="accent6"/>
         </w:rPr>
-        <w:t>"</w:t>
-      </w:r>
-      <w:proofErr w:type="spellStart"/>
-      <w:r>
-        <w:rPr>
-          <w:rFonts w:ascii="Aptos Narrow" w:hAnsi="Aptos Narrow"/>
-          <w:color w:val="70AD47" w:themeColor="accent6"/>
-        </w:rPr>
-        <w:t>AutoSelectDisk</w:t>
-      </w:r>
-      <w:proofErr w:type="spellEnd"/>
-      <w:r>
-        <w:rPr>
-          <w:rFonts w:ascii="Aptos Narrow" w:hAnsi="Aptos Narrow"/>
-          <w:color w:val="70AD47" w:themeColor="accent6"/>
-        </w:rPr>
-        <w:t>"</w:t>
+        <w:t>"AutoSelectDisk"</w:t>
       </w:r>
       <w:r>
         <w:rPr>
@@ -4025,17 +3786,8 @@
           <w:rFonts w:ascii="Aptos Narrow" w:hAnsi="Aptos Narrow"/>
           <w:color w:val="70AD47" w:themeColor="accent6"/>
         </w:rPr>
-        <w:t>-</w:t>
-      </w:r>
-      <w:proofErr w:type="spellStart"/>
-      <w:r>
-        <w:rPr>
-          <w:rFonts w:ascii="Aptos Narrow" w:hAnsi="Aptos Narrow"/>
-          <w:color w:val="70AD47" w:themeColor="accent6"/>
-        </w:rPr>
-        <w:t>GoTo</w:t>
-      </w:r>
-      <w:proofErr w:type="spellEnd"/>
+        <w:t>-GoTo</w:t>
+      </w:r>
       <w:r>
         <w:rPr>
           <w:rFonts w:ascii="Aptos Narrow" w:hAnsi="Aptos Narrow"/>
@@ -4078,23 +3830,7 @@
           <w:rFonts w:ascii="Aptos Narrow" w:hAnsi="Aptos Narrow" w:hint="eastAsia"/>
           <w:color w:val="70AD47" w:themeColor="accent6"/>
         </w:rPr>
-        <w:t>"</w:t>
-      </w:r>
-      <w:proofErr w:type="spellStart"/>
-      <w:r>
-        <w:rPr>
-          <w:rFonts w:ascii="Aptos Narrow" w:hAnsi="Aptos Narrow" w:hint="eastAsia"/>
-          <w:color w:val="70AD47" w:themeColor="accent6"/>
-        </w:rPr>
-        <w:t>Tempate</w:t>
-      </w:r>
-      <w:proofErr w:type="spellEnd"/>
-      <w:r>
-        <w:rPr>
-          <w:rFonts w:ascii="Aptos Narrow" w:hAnsi="Aptos Narrow" w:hint="eastAsia"/>
-          <w:color w:val="70AD47" w:themeColor="accent6"/>
-        </w:rPr>
-        <w:t>"</w:t>
+        <w:t>"Tempate"</w:t>
       </w:r>
       <w:r>
         <w:rPr>
@@ -4113,23 +3849,7 @@
           <w:rFonts w:ascii="Aptos Narrow" w:hAnsi="Aptos Narrow" w:hint="eastAsia"/>
           <w:color w:val="70AD47" w:themeColor="accent6"/>
         </w:rPr>
-        <w:t>"</w:t>
-      </w:r>
-      <w:proofErr w:type="spellStart"/>
-      <w:r>
-        <w:rPr>
-          <w:rFonts w:ascii="Aptos Narrow" w:hAnsi="Aptos Narrow" w:hint="eastAsia"/>
-          <w:color w:val="70AD47" w:themeColor="accent6"/>
-        </w:rPr>
-        <w:t>EUpdate</w:t>
-      </w:r>
-      <w:proofErr w:type="spellEnd"/>
-      <w:r>
-        <w:rPr>
-          <w:rFonts w:ascii="Aptos Narrow" w:hAnsi="Aptos Narrow" w:hint="eastAsia"/>
-          <w:color w:val="70AD47" w:themeColor="accent6"/>
-        </w:rPr>
-        <w:t>"</w:t>
+        <w:t>"EUpdate"</w:t>
       </w:r>
       <w:r>
         <w:rPr>
@@ -4189,17 +3909,8 @@
           <w:rFonts w:ascii="Aptos Narrow" w:hAnsi="Aptos Narrow"/>
           <w:color w:val="70AD47" w:themeColor="accent6"/>
         </w:rPr>
-        <w:t>-</w:t>
-      </w:r>
-      <w:proofErr w:type="spellStart"/>
-      <w:r>
-        <w:rPr>
-          <w:rFonts w:ascii="Aptos Narrow" w:hAnsi="Aptos Narrow"/>
-          <w:color w:val="70AD47" w:themeColor="accent6"/>
-        </w:rPr>
-        <w:t>AddRouter</w:t>
-      </w:r>
-      <w:proofErr w:type="spellEnd"/>
+        <w:t>-AddRouter</w:t>
+      </w:r>
       <w:r>
         <w:rPr>
           <w:rFonts w:ascii="Aptos Narrow" w:hAnsi="Aptos Narrow"/>
@@ -4233,17 +3944,8 @@
           <w:rFonts w:ascii="Aptos Narrow" w:hAnsi="Aptos Narrow"/>
           <w:color w:val="70AD47" w:themeColor="accent6"/>
         </w:rPr>
-        <w:t>-</w:t>
-      </w:r>
-      <w:proofErr w:type="spellStart"/>
-      <w:r>
-        <w:rPr>
-          <w:rFonts w:ascii="Aptos Narrow" w:hAnsi="Aptos Narrow"/>
-          <w:color w:val="70AD47" w:themeColor="accent6"/>
-        </w:rPr>
-        <w:t>AddTakeOwnership</w:t>
-      </w:r>
-      <w:proofErr w:type="spellEnd"/>
+        <w:t>-AddTakeOwnership</w:t>
+      </w:r>
       <w:r>
         <w:rPr>
           <w:rFonts w:ascii="Aptos Narrow" w:hAnsi="Aptos Narrow"/>
@@ -4332,71 +4034,7 @@
           <w:rFonts w:ascii="Aptos Narrow" w:hAnsi="Aptos Narrow"/>
           <w:color w:val="70AD47" w:themeColor="accent6"/>
         </w:rPr>
-        <w:t>.\get.ps1 -To "</w:t>
-      </w:r>
-      <w:proofErr w:type="spellStart"/>
-      <w:r>
-        <w:rPr>
-          <w:rFonts w:ascii="Aptos Narrow" w:hAnsi="Aptos Narrow"/>
-          <w:color w:val="70AD47" w:themeColor="accent6"/>
-        </w:rPr>
-        <w:t>AutoSelectDisk</w:t>
-      </w:r>
-      <w:proofErr w:type="spellEnd"/>
-      <w:r>
-        <w:rPr>
-          <w:rFonts w:ascii="Aptos Narrow" w:hAnsi="Aptos Narrow"/>
-          <w:color w:val="70AD47" w:themeColor="accent6"/>
-        </w:rPr>
-        <w:t>" -</w:t>
-      </w:r>
-      <w:proofErr w:type="spellStart"/>
-      <w:r>
-        <w:rPr>
-          <w:rFonts w:ascii="Aptos Narrow" w:hAnsi="Aptos Narrow"/>
-          <w:color w:val="70AD47" w:themeColor="accent6"/>
-        </w:rPr>
-        <w:t>GoTo</w:t>
-      </w:r>
-      <w:proofErr w:type="spellEnd"/>
-      <w:r>
-        <w:rPr>
-          <w:rFonts w:ascii="Aptos Narrow" w:hAnsi="Aptos Narrow"/>
-          <w:color w:val="70AD47" w:themeColor="accent6"/>
-        </w:rPr>
-        <w:t xml:space="preserve"> "SIP" -</w:t>
-      </w:r>
-      <w:proofErr w:type="spellStart"/>
-      <w:r>
-        <w:rPr>
-          <w:rFonts w:ascii="Aptos Narrow" w:hAnsi="Aptos Narrow"/>
-          <w:color w:val="70AD47" w:themeColor="accent6"/>
-        </w:rPr>
-        <w:t>AddRouter</w:t>
-      </w:r>
-      <w:proofErr w:type="spellEnd"/>
-      <w:r>
-        <w:rPr>
-          <w:rFonts w:ascii="Aptos Narrow" w:hAnsi="Aptos Narrow"/>
-          <w:color w:val="70AD47" w:themeColor="accent6"/>
-        </w:rPr>
-        <w:t xml:space="preserve"> -</w:t>
-      </w:r>
-      <w:proofErr w:type="spellStart"/>
-      <w:r>
-        <w:rPr>
-          <w:rFonts w:ascii="Aptos Narrow" w:hAnsi="Aptos Narrow"/>
-          <w:color w:val="70AD47" w:themeColor="accent6"/>
-        </w:rPr>
-        <w:t>AddTakeOwnership</w:t>
-      </w:r>
-      <w:proofErr w:type="spellEnd"/>
-      <w:r>
-        <w:rPr>
-          <w:rFonts w:ascii="Aptos Narrow" w:hAnsi="Aptos Narrow"/>
-          <w:color w:val="70AD47" w:themeColor="accent6"/>
-        </w:rPr>
-        <w:t xml:space="preserve"> -Silent</w:t>
+        <w:t>.\get.ps1 -To "AutoSelectDisk" -GoTo "SIP" -AddRouter -AddTakeOwnership -Silent</w:t>
       </w:r>
     </w:p>
     <w:p>
@@ -4857,21 +4495,7 @@
         <w:rPr>
           <w:rFonts w:ascii="Aptos Narrow" w:hAnsi="Aptos Narrow" w:hint="eastAsia"/>
         </w:rPr>
-        <w:t xml:space="preserve"> </w:t>
-      </w:r>
-      <w:proofErr w:type="spellStart"/>
-      <w:r>
-        <w:rPr>
-          <w:rFonts w:ascii="Aptos Narrow" w:hAnsi="Aptos Narrow" w:hint="eastAsia"/>
-        </w:rPr>
-        <w:t>InBox</w:t>
-      </w:r>
-      <w:proofErr w:type="spellEnd"/>
-      <w:r>
-        <w:rPr>
-          <w:rFonts w:ascii="Aptos Narrow" w:hAnsi="Aptos Narrow" w:hint="eastAsia"/>
-        </w:rPr>
-        <w:t xml:space="preserve"> Apps </w:t>
+        <w:t xml:space="preserve"> InBox Apps </w:t>
       </w:r>
       <w:r>
         <w:rPr>
@@ -4997,21 +4621,7 @@
         <w:rPr>
           <w:rFonts w:ascii="Aptos Narrow" w:hAnsi="Aptos Narrow" w:hint="eastAsia"/>
         </w:rPr>
-        <w:t xml:space="preserve">s </w:t>
-      </w:r>
-      <w:proofErr w:type="spellStart"/>
-      <w:r>
-        <w:rPr>
-          <w:rFonts w:ascii="Aptos Narrow" w:hAnsi="Aptos Narrow" w:hint="eastAsia"/>
-        </w:rPr>
-        <w:t>Soultions</w:t>
-      </w:r>
-      <w:proofErr w:type="spellEnd"/>
-      <w:r>
-        <w:rPr>
-          <w:rFonts w:ascii="Aptos Narrow" w:hAnsi="Aptos Narrow" w:hint="eastAsia"/>
-        </w:rPr>
-        <w:t xml:space="preserve"> </w:t>
+        <w:t xml:space="preserve">s Soultions </w:t>
       </w:r>
       <w:r>
         <w:rPr>
@@ -5075,7 +4685,6 @@
         </w:rPr>
         <w:t>所在位置</w:t>
       </w:r>
-      <w:proofErr w:type="gramStart"/>
       <w:r>
         <w:rPr>
           <w:rFonts w:ascii="Aptos Narrow" w:hAnsi="Aptos Narrow" w:hint="eastAsia"/>
@@ -5090,7 +4699,6 @@
         </w:rPr>
         <w:t>:\_Encapsulation\Logs</w:t>
       </w:r>
-      <w:proofErr w:type="gramEnd"/>
     </w:p>
     <w:p>
       <w:pPr>
@@ -5163,7 +4771,6 @@
         </w:rPr>
         <w:t>系统盘</w:t>
       </w:r>
-      <w:proofErr w:type="gramStart"/>
       <w:r>
         <w:rPr>
           <w:rFonts w:ascii="Aptos Narrow" w:hAnsi="Aptos Narrow" w:hint="eastAsia"/>
@@ -5178,7 +4785,6 @@
         </w:rPr>
         <w:t>:\Windows\Logs\DISM</w:t>
       </w:r>
-      <w:proofErr w:type="gramEnd"/>
     </w:p>
     <w:p>
       <w:pPr>
@@ -5246,7 +4852,6 @@
         </w:rPr>
         <w:t>系统盘</w:t>
       </w:r>
-      <w:proofErr w:type="gramStart"/>
       <w:r>
         <w:rPr>
           <w:rFonts w:ascii="Aptos Narrow" w:hAnsi="Aptos Narrow" w:hint="eastAsia"/>
@@ -5261,7 +4866,6 @@
         </w:rPr>
         <w:t>:\Users\</w:t>
       </w:r>
-      <w:proofErr w:type="gramEnd"/>
       <w:r>
         <w:rPr>
           <w:rFonts w:ascii="Aptos Narrow" w:hAnsi="Aptos Narrow" w:hint="eastAsia"/>
@@ -5288,23 +4892,7 @@
           <w:rFonts w:ascii="Aptos Narrow" w:hAnsi="Aptos Narrow"/>
           <w:color w:val="7030A0"/>
         </w:rPr>
-        <w:t>\</w:t>
-      </w:r>
-      <w:proofErr w:type="spellStart"/>
-      <w:r>
-        <w:rPr>
-          <w:rFonts w:ascii="Aptos Narrow" w:hAnsi="Aptos Narrow"/>
-          <w:color w:val="7030A0"/>
-        </w:rPr>
-        <w:t>AppData</w:t>
-      </w:r>
-      <w:proofErr w:type="spellEnd"/>
-      <w:r>
-        <w:rPr>
-          <w:rFonts w:ascii="Aptos Narrow" w:hAnsi="Aptos Narrow"/>
-          <w:color w:val="7030A0"/>
-        </w:rPr>
-        <w:t>\Local\Temp</w:t>
+        <w:t>\AppData\Local\Temp</w:t>
       </w:r>
     </w:p>
     <w:p>
@@ -5407,7 +4995,7 @@
           <w:rFonts w:ascii="Aptos Narrow" w:hAnsi="Aptos Narrow"/>
         </w:rPr>
         <w:sectPr>
-          <w:footerReference w:type="default" r:id="rId9"/>
+          <w:footerReference w:type="default" r:id="rId16"/>
           <w:pgSz w:w="16838" w:h="23811" w:code="8"/>
           <w:pgMar w:top="1440" w:right="1440" w:bottom="1584" w:left="1440" w:header="677" w:footer="1022" w:gutter="0"/>
           <w:pgNumType w:start="0"/>
@@ -5450,7 +5038,7 @@
           <w:szCs w:val="24"/>
         </w:rPr>
         <w:drawing>
-          <wp:anchor distT="0" distB="0" distL="114300" distR="114300" simplePos="0" relativeHeight="251663360" behindDoc="1" locked="0" layoutInCell="1" allowOverlap="1" wp14:anchorId="2370658F" wp14:editId="48DB437B">
+          <wp:anchor distT="0" distB="0" distL="114300" distR="114300" simplePos="0" relativeHeight="251663360" behindDoc="1" locked="0" layoutInCell="1" allowOverlap="1" wp14:anchorId="2370658F" wp14:editId="404590D9">
             <wp:simplePos x="0" y="0"/>
             <wp:positionH relativeFrom="column">
               <wp:posOffset>0</wp:posOffset>
@@ -5576,7 +5164,6 @@
         </w:rPr>
         <w:t>Yi</w:t>
       </w:r>
-      <w:proofErr w:type="gramStart"/>
       <w:r>
         <w:rPr>
           <w:rFonts w:ascii="Aptos Narrow" w:hAnsi="Aptos Narrow"/>
@@ -5584,7 +5171,6 @@
         </w:rPr>
         <w:t>’</w:t>
       </w:r>
-      <w:proofErr w:type="gramEnd"/>
       <w:r>
         <w:rPr>
           <w:rFonts w:ascii="Aptos Narrow" w:hAnsi="Aptos Narrow" w:hint="eastAsia"/>
@@ -5644,7 +5230,7 @@
         </w:rPr>
         <w:t xml:space="preserve"> | </w:t>
       </w:r>
-      <w:hyperlink r:id="rId10" w:history="1">
+      <w:hyperlink r:id="rId17" w:history="1">
         <w:r>
           <w:rPr>
             <w:rStyle w:val="Hyperlink"/>
@@ -5670,21 +5256,13 @@
           <w:rFonts w:ascii="Aptos Narrow" w:hAnsi="Aptos Narrow"/>
         </w:rPr>
       </w:pPr>
-      <w:proofErr w:type="spellStart"/>
-      <w:r>
-        <w:rPr>
-          <w:rFonts w:ascii="Aptos Narrow" w:hAnsi="Aptos Narrow" w:hint="eastAsia"/>
-        </w:rPr>
-        <w:t>Github</w:t>
-      </w:r>
-      <w:proofErr w:type="spellEnd"/>
-      <w:r>
-        <w:rPr>
-          <w:rFonts w:ascii="Aptos Narrow" w:hAnsi="Aptos Narrow" w:hint="eastAsia"/>
-        </w:rPr>
-        <w:t xml:space="preserve"> | </w:t>
-      </w:r>
-      <w:hyperlink r:id="rId11" w:history="1">
+      <w:r>
+        <w:rPr>
+          <w:rFonts w:ascii="Aptos Narrow" w:hAnsi="Aptos Narrow" w:hint="eastAsia"/>
+        </w:rPr>
+        <w:t xml:space="preserve">Github | </w:t>
+      </w:r>
+      <w:hyperlink r:id="rId18" w:history="1">
         <w:r>
           <w:rPr>
             <w:rStyle w:val="Hyperlink"/>
@@ -5740,7 +5318,7 @@
         </w:rPr>
         <w:t>邮箱：</w:t>
       </w:r>
-      <w:hyperlink r:id="rId12" w:history="1">
+      <w:hyperlink r:id="rId19" w:history="1">
         <w:r>
           <w:rPr>
             <w:rStyle w:val="Hyperlink"/>
@@ -5756,7 +5334,7 @@
         </w:rPr>
         <w:t xml:space="preserve">, </w:t>
       </w:r>
-      <w:hyperlink r:id="rId13" w:history="1">
+      <w:hyperlink r:id="rId20" w:history="1">
         <w:r>
           <w:rPr>
             <w:rStyle w:val="Hyperlink"/>
@@ -5901,7 +5479,7 @@
         </w:rPr>
         <w:t>建议或反馈：</w:t>
       </w:r>
-      <w:hyperlink r:id="rId14" w:history="1">
+      <w:hyperlink r:id="rId21" w:history="1">
         <w:r>
           <w:rPr>
             <w:rStyle w:val="Hyperlink"/>
@@ -5914,7 +5492,7 @@
       </w:hyperlink>
     </w:p>
     <w:sectPr>
-      <w:footerReference w:type="default" r:id="rId15"/>
+      <w:footerReference w:type="default" r:id="rId22"/>
       <w:pgSz w:w="16838" w:h="23811" w:code="8"/>
       <w:pgMar w:top="1440" w:right="1440" w:bottom="1584" w:left="1440" w:header="677" w:footer="1022" w:gutter="0"/>
       <w:pgNumType w:start="0"/>

--- a/_Learn/Get/Get.zh-CN.docx
+++ b/_Learn/Get/Get.zh-CN.docx
@@ -34,7 +34,7 @@
           <w:szCs w:val="24"/>
         </w:rPr>
         <w:drawing>
-          <wp:anchor distT="0" distB="0" distL="114300" distR="114300" simplePos="0" relativeHeight="251661312" behindDoc="1" locked="0" layoutInCell="1" allowOverlap="1" wp14:anchorId="5881097F" wp14:editId="7450C2C9">
+          <wp:anchor distT="0" distB="0" distL="114300" distR="114300" simplePos="0" relativeHeight="251661312" behindDoc="1" locked="0" layoutInCell="1" allowOverlap="1" wp14:anchorId="5881097F" wp14:editId="2622A9EC">
             <wp:simplePos x="0" y="0"/>
             <wp:positionH relativeFrom="column">
               <wp:posOffset>0</wp:posOffset>
@@ -3603,14 +3603,15 @@
         <w:contextualSpacing w:val="0"/>
         <w:rPr>
           <w:rFonts w:ascii="Aptos Narrow" w:hAnsi="Aptos Narrow"/>
-        </w:rPr>
-      </w:pPr>
-      <w:r>
-        <w:rPr>
-          <w:rFonts w:ascii="Aptos Narrow" w:hAnsi="Aptos Narrow"/>
-          <w:color w:val="70AD47" w:themeColor="accent6"/>
-        </w:rPr>
-        <w:t>-Reset</w:t>
+          <w:color w:val="70AD47" w:themeColor="accent6"/>
+        </w:rPr>
+      </w:pPr>
+      <w:r>
+        <w:rPr>
+          <w:rFonts w:ascii="Aptos Narrow" w:hAnsi="Aptos Narrow"/>
+          <w:color w:val="70AD47" w:themeColor="accent6"/>
+        </w:rPr>
+        <w:t>-Language</w:t>
       </w:r>
       <w:r>
         <w:rPr>
@@ -3622,7 +3623,7 @@
         <w:rPr>
           <w:rFonts w:ascii="Aptos Narrow" w:hAnsi="Aptos Narrow" w:hint="eastAsia"/>
         </w:rPr>
-        <w:t>重置脚本使用记录</w:t>
+        <w:t>交互式语言</w:t>
       </w:r>
     </w:p>
     <w:p>
@@ -3644,7 +3645,7 @@
           <w:rFonts w:ascii="Aptos Narrow" w:hAnsi="Aptos Narrow"/>
           <w:color w:val="70AD47" w:themeColor="accent6"/>
         </w:rPr>
-        <w:t>-Cus</w:t>
+        <w:t>-Reset</w:t>
       </w:r>
       <w:r>
         <w:rPr>
@@ -3656,14 +3657,7 @@
         <w:rPr>
           <w:rFonts w:ascii="Aptos Narrow" w:hAnsi="Aptos Narrow" w:hint="eastAsia"/>
         </w:rPr>
-        <w:t>自定义来源，例如指定来源：</w:t>
-      </w:r>
-      <w:r>
-        <w:rPr>
-          <w:rFonts w:ascii="Aptos Narrow" w:hAnsi="Aptos Narrow"/>
-          <w:color w:val="70AD47" w:themeColor="accent6"/>
-        </w:rPr>
-        <w:t>"https://fengyi.tel/latest.zip", https://Github.com/latest.zip</w:t>
+        <w:t>重置脚本使用记录</w:t>
       </w:r>
     </w:p>
     <w:p>
@@ -3685,7 +3679,7 @@
           <w:rFonts w:ascii="Aptos Narrow" w:hAnsi="Aptos Narrow"/>
           <w:color w:val="70AD47" w:themeColor="accent6"/>
         </w:rPr>
-        <w:t>-To</w:t>
+        <w:t>-Cus</w:t>
       </w:r>
       <w:r>
         <w:rPr>
@@ -3697,102 +3691,14 @@
         <w:rPr>
           <w:rFonts w:ascii="Aptos Narrow" w:hAnsi="Aptos Narrow" w:hint="eastAsia"/>
         </w:rPr>
-        <w:t>指定安装到：自动搜索可用磁盘</w:t>
-      </w:r>
-      <w:r>
-        <w:rPr>
-          <w:rFonts w:ascii="Aptos Narrow" w:hAnsi="Aptos Narrow" w:hint="eastAsia"/>
-        </w:rPr>
-        <w:t xml:space="preserve"> = </w:t>
-      </w:r>
-      <w:r>
-        <w:rPr>
-          <w:rFonts w:ascii="Aptos Narrow" w:hAnsi="Aptos Narrow"/>
-          <w:color w:val="70AD47" w:themeColor="accent6"/>
-        </w:rPr>
-        <w:t>"AutoSelectDisk"</w:t>
-      </w:r>
-      <w:r>
-        <w:rPr>
-          <w:rFonts w:ascii="Aptos Narrow" w:hAnsi="Aptos Narrow" w:hint="eastAsia"/>
-        </w:rPr>
-        <w:t>，桌面</w:t>
-      </w:r>
-      <w:r>
-        <w:rPr>
-          <w:rFonts w:ascii="Aptos Narrow" w:hAnsi="Aptos Narrow" w:hint="eastAsia"/>
-        </w:rPr>
-        <w:t xml:space="preserve"> = </w:t>
-      </w:r>
-      <w:r>
-        <w:rPr>
-          <w:rFonts w:ascii="Aptos Narrow" w:hAnsi="Aptos Narrow"/>
-          <w:color w:val="70AD47" w:themeColor="accent6"/>
-        </w:rPr>
-        <w:t>"Desktop"</w:t>
-      </w:r>
-      <w:r>
-        <w:rPr>
-          <w:rFonts w:ascii="Aptos Narrow" w:hAnsi="Aptos Narrow" w:hint="eastAsia"/>
-        </w:rPr>
-        <w:t>、下载</w:t>
-      </w:r>
-      <w:r>
-        <w:rPr>
-          <w:rFonts w:ascii="Aptos Narrow" w:hAnsi="Aptos Narrow" w:hint="eastAsia"/>
-        </w:rPr>
-        <w:t xml:space="preserve"> = </w:t>
-      </w:r>
-      <w:r>
-        <w:rPr>
-          <w:rFonts w:ascii="Aptos Narrow" w:hAnsi="Aptos Narrow"/>
-          <w:color w:val="70AD47" w:themeColor="accent6"/>
-        </w:rPr>
-        <w:t>"Download"</w:t>
-      </w:r>
-      <w:r>
-        <w:rPr>
-          <w:rFonts w:ascii="Aptos Narrow" w:hAnsi="Aptos Narrow" w:hint="eastAsia"/>
-        </w:rPr>
-        <w:t>、文档</w:t>
-      </w:r>
-      <w:r>
-        <w:rPr>
-          <w:rFonts w:ascii="Aptos Narrow" w:hAnsi="Aptos Narrow" w:hint="eastAsia"/>
-        </w:rPr>
-        <w:t xml:space="preserve"> = </w:t>
-      </w:r>
-      <w:r>
-        <w:rPr>
-          <w:rFonts w:ascii="Aptos Narrow" w:hAnsi="Aptos Narrow"/>
-          <w:color w:val="70AD47" w:themeColor="accent6"/>
-        </w:rPr>
-        <w:t>"Documents"</w:t>
-      </w:r>
-      <w:r>
-        <w:rPr>
-          <w:rFonts w:ascii="Aptos Narrow" w:hAnsi="Aptos Narrow" w:hint="eastAsia"/>
-        </w:rPr>
-        <w:t>，自定义</w:t>
-      </w:r>
-      <w:r>
-        <w:rPr>
-          <w:rFonts w:ascii="Aptos Narrow" w:hAnsi="Aptos Narrow" w:hint="eastAsia"/>
-        </w:rPr>
-        <w:t>路径</w:t>
-      </w:r>
-      <w:r>
-        <w:rPr>
-          <w:rFonts w:ascii="Aptos Narrow" w:hAnsi="Aptos Narrow" w:hint="eastAsia"/>
-        </w:rPr>
-        <w:t>，示例：</w:t>
-      </w:r>
-      <w:r>
-        <w:rPr>
-          <w:rFonts w:ascii="Aptos Narrow" w:hAnsi="Aptos Narrow"/>
-          <w:color w:val="70AD47" w:themeColor="accent6"/>
-        </w:rPr>
-        <w:t>R:\iLikeYi.Solutions</w:t>
+        <w:t>自定义来源，例如指定来源：</w:t>
+      </w:r>
+      <w:r>
+        <w:rPr>
+          <w:rFonts w:ascii="Aptos Narrow" w:hAnsi="Aptos Narrow"/>
+          <w:color w:val="70AD47" w:themeColor="accent6"/>
+        </w:rPr>
+        <w:t>"https://fengyi.tel/latest.zip", https://Github.com/latest.zip</w:t>
       </w:r>
     </w:p>
     <w:p>
@@ -3814,6 +3720,135 @@
           <w:rFonts w:ascii="Aptos Narrow" w:hAnsi="Aptos Narrow"/>
           <w:color w:val="70AD47" w:themeColor="accent6"/>
         </w:rPr>
+        <w:t>-To</w:t>
+      </w:r>
+      <w:r>
+        <w:rPr>
+          <w:rFonts w:ascii="Aptos Narrow" w:hAnsi="Aptos Narrow"/>
+        </w:rPr>
+        <w:tab/>
+      </w:r>
+      <w:r>
+        <w:rPr>
+          <w:rFonts w:ascii="Aptos Narrow" w:hAnsi="Aptos Narrow" w:hint="eastAsia"/>
+        </w:rPr>
+        <w:t>指定安装到：自动搜索可用磁盘</w:t>
+      </w:r>
+      <w:r>
+        <w:rPr>
+          <w:rFonts w:ascii="Aptos Narrow" w:hAnsi="Aptos Narrow" w:hint="eastAsia"/>
+        </w:rPr>
+        <w:t xml:space="preserve"> = </w:t>
+      </w:r>
+      <w:r>
+        <w:rPr>
+          <w:rFonts w:ascii="Aptos Narrow" w:hAnsi="Aptos Narrow"/>
+          <w:color w:val="70AD47" w:themeColor="accent6"/>
+        </w:rPr>
+        <w:t>"AutoSelectDisk"</w:t>
+      </w:r>
+      <w:r>
+        <w:rPr>
+          <w:rFonts w:ascii="Aptos Narrow" w:hAnsi="Aptos Narrow" w:hint="eastAsia"/>
+        </w:rPr>
+        <w:t>，桌面</w:t>
+      </w:r>
+      <w:r>
+        <w:rPr>
+          <w:rFonts w:ascii="Aptos Narrow" w:hAnsi="Aptos Narrow" w:hint="eastAsia"/>
+        </w:rPr>
+        <w:t xml:space="preserve"> = </w:t>
+      </w:r>
+      <w:r>
+        <w:rPr>
+          <w:rFonts w:ascii="Aptos Narrow" w:hAnsi="Aptos Narrow"/>
+          <w:color w:val="70AD47" w:themeColor="accent6"/>
+        </w:rPr>
+        <w:t>"Desktop"</w:t>
+      </w:r>
+      <w:r>
+        <w:rPr>
+          <w:rFonts w:ascii="Aptos Narrow" w:hAnsi="Aptos Narrow" w:hint="eastAsia"/>
+        </w:rPr>
+        <w:t>、下载</w:t>
+      </w:r>
+      <w:r>
+        <w:rPr>
+          <w:rFonts w:ascii="Aptos Narrow" w:hAnsi="Aptos Narrow" w:hint="eastAsia"/>
+        </w:rPr>
+        <w:t xml:space="preserve"> = </w:t>
+      </w:r>
+      <w:r>
+        <w:rPr>
+          <w:rFonts w:ascii="Aptos Narrow" w:hAnsi="Aptos Narrow"/>
+          <w:color w:val="70AD47" w:themeColor="accent6"/>
+        </w:rPr>
+        <w:t>"Download"</w:t>
+      </w:r>
+      <w:r>
+        <w:rPr>
+          <w:rFonts w:ascii="Aptos Narrow" w:hAnsi="Aptos Narrow" w:hint="eastAsia"/>
+        </w:rPr>
+        <w:t>、文档</w:t>
+      </w:r>
+      <w:r>
+        <w:rPr>
+          <w:rFonts w:ascii="Aptos Narrow" w:hAnsi="Aptos Narrow" w:hint="eastAsia"/>
+        </w:rPr>
+        <w:t xml:space="preserve"> = </w:t>
+      </w:r>
+      <w:r>
+        <w:rPr>
+          <w:rFonts w:ascii="Aptos Narrow" w:hAnsi="Aptos Narrow"/>
+          <w:color w:val="70AD47" w:themeColor="accent6"/>
+        </w:rPr>
+        <w:t>"Documents"</w:t>
+      </w:r>
+      <w:r>
+        <w:rPr>
+          <w:rFonts w:ascii="Aptos Narrow" w:hAnsi="Aptos Narrow" w:hint="eastAsia"/>
+        </w:rPr>
+        <w:t>，自定义</w:t>
+      </w:r>
+      <w:r>
+        <w:rPr>
+          <w:rFonts w:ascii="Aptos Narrow" w:hAnsi="Aptos Narrow" w:hint="eastAsia"/>
+        </w:rPr>
+        <w:t>路径</w:t>
+      </w:r>
+      <w:r>
+        <w:rPr>
+          <w:rFonts w:ascii="Aptos Narrow" w:hAnsi="Aptos Narrow" w:hint="eastAsia"/>
+        </w:rPr>
+        <w:t>，示例：</w:t>
+      </w:r>
+      <w:r>
+        <w:rPr>
+          <w:rFonts w:ascii="Aptos Narrow" w:hAnsi="Aptos Narrow"/>
+          <w:color w:val="70AD47" w:themeColor="accent6"/>
+        </w:rPr>
+        <w:t>R:\iLikeYi.Solutions</w:t>
+      </w:r>
+    </w:p>
+    <w:p>
+      <w:pPr>
+        <w:pStyle w:val="ListParagraph"/>
+        <w:widowControl w:val="0"/>
+        <w:tabs>
+          <w:tab w:val="left" w:pos="4230"/>
+        </w:tabs>
+        <w:spacing w:line="360" w:lineRule="auto"/>
+        <w:ind w:left="4230" w:hanging="1350"/>
+        <w:contextualSpacing w:val="0"/>
+        <w:rPr>
+          <w:rFonts w:ascii="Aptos Narrow" w:hAnsi="Aptos Narrow"/>
+        </w:rPr>
+      </w:pPr>
+      <w:r>
+        <w:rPr>
+          <w:rFonts w:ascii="Aptos Narrow" w:hAnsi="Aptos Narrow"/>
+          <w:color w:val="70AD47" w:themeColor="accent6"/>
+        </w:rPr>
         <w:t>-GoTo</w:t>
       </w:r>
       <w:r>
@@ -3916,6 +3951,48 @@
           <w:color w:val="70AD47" w:themeColor="accent6"/>
         </w:rPr>
         <w:t>"No"</w:t>
+      </w:r>
+    </w:p>
+    <w:p>
+      <w:pPr>
+        <w:pStyle w:val="ListParagraph"/>
+        <w:widowControl w:val="0"/>
+        <w:tabs>
+          <w:tab w:val="left" w:pos="4230"/>
+        </w:tabs>
+        <w:spacing w:line="360" w:lineRule="auto"/>
+        <w:ind w:left="4230" w:hanging="1350"/>
+        <w:contextualSpacing w:val="0"/>
+        <w:rPr>
+          <w:rFonts w:ascii="Aptos Narrow" w:hAnsi="Aptos Narrow"/>
+          <w:color w:val="70AD47" w:themeColor="accent6"/>
+        </w:rPr>
+      </w:pPr>
+      <w:r>
+        <w:rPr>
+          <w:rFonts w:ascii="Aptos Narrow" w:hAnsi="Aptos Narrow"/>
+          <w:color w:val="70AD47" w:themeColor="accent6"/>
+        </w:rPr>
+        <w:t>-</w:t>
+      </w:r>
+      <w:r>
+        <w:rPr>
+          <w:rFonts w:ascii="Aptos Narrow" w:hAnsi="Aptos Narrow" w:hint="eastAsia"/>
+          <w:color w:val="70AD47" w:themeColor="accent6"/>
+        </w:rPr>
+        <w:t>DSW</w:t>
+      </w:r>
+      <w:r>
+        <w:rPr>
+          <w:rFonts w:ascii="Aptos Narrow" w:hAnsi="Aptos Narrow"/>
+        </w:rPr>
+        <w:tab/>
+      </w:r>
+      <w:r>
+        <w:rPr>
+          <w:rFonts w:ascii="Aptos Narrow" w:hAnsi="Aptos Narrow" w:hint="eastAsia"/>
+        </w:rPr>
+        <w:t>禁用常见文件类型安全警告</w:t>
       </w:r>
     </w:p>
     <w:p>
@@ -4062,7 +4139,21 @@
           <w:rFonts w:ascii="Aptos Narrow" w:hAnsi="Aptos Narrow"/>
           <w:color w:val="70AD47" w:themeColor="accent6"/>
         </w:rPr>
-        <w:t>.\get.ps1 -To "AutoSelectDisk" -GoTo "SIP" -AddRouter -AddTakeOwnership -Silent</w:t>
+        <w:t>.\get.ps1 -To "AutoSelectDisk" -GoTo "SIP"</w:t>
+      </w:r>
+      <w:r>
+        <w:rPr>
+          <w:rFonts w:ascii="Aptos Narrow" w:hAnsi="Aptos Narrow" w:hint="eastAsia"/>
+          <w:color w:val="70AD47" w:themeColor="accent6"/>
+        </w:rPr>
+        <w:t xml:space="preserve"> -DSW</w:t>
+      </w:r>
+      <w:r>
+        <w:rPr>
+          <w:rFonts w:ascii="Aptos Narrow" w:hAnsi="Aptos Narrow"/>
+          <w:color w:val="70AD47" w:themeColor="accent6"/>
+        </w:rPr>
+        <w:t xml:space="preserve"> -AddRouter -AddTakeOwnership -Silent</w:t>
       </w:r>
     </w:p>
     <w:p>
@@ -4347,6 +4438,7 @@
           <w:rFonts w:ascii="Aptos Narrow" w:hAnsi="Aptos Narrow"/>
           <w:color w:val="70AD47" w:themeColor="accent6"/>
         </w:rPr>
+        <w:lastRenderedPageBreak/>
         <w:t>D:\YiSolutions\_Encapsulation\_Create.Custom.Engine.upgrade.package.ps1</w:t>
       </w:r>
       <w:r>
@@ -4382,7 +4474,6 @@
         <w:rPr>
           <w:rFonts w:ascii="Aptos Narrow" w:hAnsi="Aptos Narrow"/>
         </w:rPr>
-        <w:lastRenderedPageBreak/>
         <w:t>将所有软件转换为压缩包</w:t>
       </w:r>
     </w:p>
@@ -5066,7 +5157,7 @@
           <w:szCs w:val="24"/>
         </w:rPr>
         <w:drawing>
-          <wp:anchor distT="0" distB="0" distL="114300" distR="114300" simplePos="0" relativeHeight="251663360" behindDoc="1" locked="0" layoutInCell="1" allowOverlap="1" wp14:anchorId="2370658F" wp14:editId="177811D4">
+          <wp:anchor distT="0" distB="0" distL="114300" distR="114300" simplePos="0" relativeHeight="251663360" behindDoc="1" locked="0" layoutInCell="1" allowOverlap="1" wp14:anchorId="2370658F" wp14:editId="2254B14D">
             <wp:simplePos x="0" y="0"/>
             <wp:positionH relativeFrom="column">
               <wp:posOffset>0</wp:posOffset>
@@ -7548,7 +7639,7 @@
   <w:docDefaults>
     <w:rPrDefault>
       <w:rPr>
-        <w:rFonts w:ascii="Aptos" w:eastAsia="Microsoft YaHei" w:hAnsi="Aptos" w:cstheme="minorHAnsi"/>
+        <w:rFonts w:ascii="Aptos" w:eastAsia="微软雅黑" w:hAnsi="Aptos" w:cstheme="minorHAnsi"/>
         <w:lang w:val="en-US" w:eastAsia="zh-CN" w:bidi="ar-SA"/>
       </w:rPr>
     </w:rPrDefault>
@@ -8606,7 +8697,7 @@
     <w:uiPriority w:val="9"/>
     <w:rsid w:val="006C7655"/>
     <w:rPr>
-      <w:rFonts w:ascii="Aptos" w:eastAsia="Microsoft YaHei" w:hAnsi="Aptos" w:cstheme="majorBidi"/>
+      <w:rFonts w:ascii="Aptos" w:eastAsia="微软雅黑" w:hAnsi="Aptos" w:cstheme="majorBidi"/>
       <w:iCs/>
       <w:sz w:val="20"/>
     </w:rPr>

--- a/_Learn/Get/Get.zh-CN.docx
+++ b/_Learn/Get/Get.zh-CN.docx
@@ -34,7 +34,7 @@
           <w:szCs w:val="24"/>
         </w:rPr>
         <w:drawing>
-          <wp:anchor distT="0" distB="0" distL="114300" distR="114300" simplePos="0" relativeHeight="251661312" behindDoc="1" locked="0" layoutInCell="1" allowOverlap="1" wp14:anchorId="5881097F" wp14:editId="2622A9EC">
+          <wp:anchor distT="0" distB="0" distL="114300" distR="114300" simplePos="0" relativeHeight="251661312" behindDoc="1" locked="0" layoutInCell="1" allowOverlap="1" wp14:anchorId="5881097F" wp14:editId="3F91250C">
             <wp:simplePos x="0" y="0"/>
             <wp:positionH relativeFrom="column">
               <wp:posOffset>0</wp:posOffset>
@@ -3595,11 +3595,8 @@
       <w:pPr>
         <w:pStyle w:val="ListParagraph"/>
         <w:widowControl w:val="0"/>
-        <w:tabs>
-          <w:tab w:val="left" w:pos="4230"/>
-        </w:tabs>
-        <w:spacing w:line="360" w:lineRule="auto"/>
-        <w:ind w:left="4230" w:hanging="1350"/>
+        <w:spacing w:line="360" w:lineRule="auto"/>
+        <w:ind w:left="4860" w:hanging="1980"/>
         <w:contextualSpacing w:val="0"/>
         <w:rPr>
           <w:rFonts w:ascii="Aptos Narrow" w:hAnsi="Aptos Narrow"/>
@@ -3616,6 +3613,34 @@
       <w:r>
         <w:rPr>
           <w:rFonts w:ascii="Aptos Narrow" w:hAnsi="Aptos Narrow"/>
+          <w:color w:val="70AD47" w:themeColor="accent6"/>
+        </w:rPr>
+        <w:t xml:space="preserve"> </w:t>
+      </w:r>
+      <w:r>
+        <w:rPr>
+          <w:rFonts w:ascii="Aptos Narrow" w:hAnsi="Aptos Narrow"/>
+          <w:color w:val="70AD47" w:themeColor="accent6"/>
+        </w:rPr>
+        <w:t>"</w:t>
+      </w:r>
+      <w:r>
+        <w:rPr>
+          <w:rFonts w:ascii="Aptos Narrow" w:hAnsi="Aptos Narrow"/>
+          <w:color w:val="70AD47" w:themeColor="accent6"/>
+        </w:rPr>
+        <w:t>en-US</w:t>
+      </w:r>
+      <w:r>
+        <w:rPr>
+          <w:rFonts w:ascii="Aptos Narrow" w:hAnsi="Aptos Narrow"/>
+          <w:color w:val="70AD47" w:themeColor="accent6"/>
+        </w:rPr>
+        <w:t>"</w:t>
+      </w:r>
+      <w:r>
+        <w:rPr>
+          <w:rFonts w:ascii="Aptos Narrow" w:hAnsi="Aptos Narrow"/>
         </w:rPr>
         <w:tab/>
       </w:r>
@@ -3623,7 +3648,37 @@
         <w:rPr>
           <w:rFonts w:ascii="Aptos Narrow" w:hAnsi="Aptos Narrow" w:hint="eastAsia"/>
         </w:rPr>
+        <w:t>自定义</w:t>
+      </w:r>
+      <w:r>
+        <w:rPr>
+          <w:rFonts w:ascii="Aptos Narrow" w:hAnsi="Aptos Narrow" w:hint="eastAsia"/>
+        </w:rPr>
         <w:t>交互式语言</w:t>
+      </w:r>
+      <w:r>
+        <w:rPr>
+          <w:rFonts w:ascii="Aptos Narrow" w:hAnsi="Aptos Narrow" w:hint="eastAsia"/>
+        </w:rPr>
+        <w:t>，</w:t>
+      </w:r>
+      <w:r>
+        <w:rPr>
+          <w:rFonts w:ascii="Aptos Narrow" w:hAnsi="Aptos Narrow" w:hint="eastAsia"/>
+        </w:rPr>
+        <w:t xml:space="preserve">en-US </w:t>
+      </w:r>
+      <w:r>
+        <w:rPr>
+          <w:rFonts w:ascii="Aptos Narrow" w:hAnsi="Aptos Narrow" w:hint="eastAsia"/>
+        </w:rPr>
+        <w:t>可替换为：</w:t>
+      </w:r>
+      <w:r>
+        <w:rPr>
+          <w:rFonts w:ascii="Aptos Narrow" w:hAnsi="Aptos Narrow"/>
+        </w:rPr>
+        <w:t>ar-sa; bg-bg; cs-cz; da-dk; de-DE; el-gr; es-es; es-mx; et-ee; fi-fi; fr-ca; fr-fr; he-il; hr-hr; hu-hu; it-it; ja-JP; ko-KR; lt-lt; lv-lv; nb-no; nl-nl; pl-pl; pt-br; pt-pt; ro-ro; ru-ru; sk-sk; sl-si; sr-latn-rs; sv-se; th-th; tr-tr; uk-ua; zh-CN; zh-TW</w:t>
       </w:r>
     </w:p>
     <w:p>
@@ -3968,6 +4023,7 @@
           <w:color w:val="70AD47" w:themeColor="accent6"/>
         </w:rPr>
       </w:pPr>
+      <w:bookmarkStart w:id="7" w:name="_Hlk214372008"/>
       <w:r>
         <w:rPr>
           <w:rFonts w:ascii="Aptos Narrow" w:hAnsi="Aptos Narrow"/>
@@ -3995,6 +4051,7 @@
         <w:t>禁用常见文件类型安全警告</w:t>
       </w:r>
     </w:p>
+    <w:bookmarkEnd w:id="7"/>
     <w:p>
       <w:pPr>
         <w:pStyle w:val="ListParagraph"/>
@@ -4169,8 +4226,8 @@
           <w:rFonts w:ascii="Aptos Narrow" w:hAnsi="Aptos Narrow"/>
         </w:rPr>
       </w:pPr>
-      <w:bookmarkStart w:id="7" w:name="_Ref183378874"/>
-      <w:bookmarkStart w:id="8" w:name="_Ref161320025"/>
+      <w:bookmarkStart w:id="8" w:name="_Ref183378874"/>
+      <w:bookmarkStart w:id="9" w:name="_Ref161320025"/>
       <w:r>
         <w:rPr>
           <w:rFonts w:ascii="Aptos Narrow" w:hAnsi="Aptos Narrow" w:hint="eastAsia"/>
@@ -4183,9 +4240,9 @@
         </w:rPr>
         <w:t>脚本</w:t>
       </w:r>
-      <w:bookmarkEnd w:id="7"/>
-    </w:p>
-    <w:bookmarkEnd w:id="8"/>
+      <w:bookmarkEnd w:id="8"/>
+    </w:p>
+    <w:bookmarkEnd w:id="9"/>
     <w:p>
       <w:pPr>
         <w:pStyle w:val="Heading5"/>
@@ -4418,6 +4475,7 @@
         <w:rPr>
           <w:rFonts w:ascii="Aptos Narrow" w:hAnsi="Aptos Narrow"/>
         </w:rPr>
+        <w:lastRenderedPageBreak/>
         <w:t>创建部署引擎升级包</w:t>
       </w:r>
     </w:p>
@@ -4438,7 +4496,6 @@
           <w:rFonts w:ascii="Aptos Narrow" w:hAnsi="Aptos Narrow"/>
           <w:color w:val="70AD47" w:themeColor="accent6"/>
         </w:rPr>
-        <w:lastRenderedPageBreak/>
         <w:t>D:\YiSolutions\_Encapsulation\_Create.Custom.Engine.upgrade.package.ps1</w:t>
       </w:r>
       <w:r>
@@ -5157,7 +5214,7 @@
           <w:szCs w:val="24"/>
         </w:rPr>
         <w:drawing>
-          <wp:anchor distT="0" distB="0" distL="114300" distR="114300" simplePos="0" relativeHeight="251663360" behindDoc="1" locked="0" layoutInCell="1" allowOverlap="1" wp14:anchorId="2370658F" wp14:editId="2254B14D">
+          <wp:anchor distT="0" distB="0" distL="114300" distR="114300" simplePos="0" relativeHeight="251663360" behindDoc="1" locked="0" layoutInCell="1" allowOverlap="1" wp14:anchorId="2370658F" wp14:editId="71901561">
             <wp:simplePos x="0" y="0"/>
             <wp:positionH relativeFrom="column">
               <wp:posOffset>0</wp:posOffset>

--- a/_Learn/Get/Get.zh-CN.docx
+++ b/_Learn/Get/Get.zh-CN.docx
@@ -1,6 +1,6 @@
 
 <file path=word/document.xml><?xml version="1.0" encoding="utf-8"?>
-<w:document xmlns:wpc="http://schemas.microsoft.com/office/word/2010/wordprocessingCanvas" xmlns:cx="http://schemas.microsoft.com/office/drawing/2014/chartex" xmlns:cx1="http://schemas.microsoft.com/office/drawing/2015/9/8/chartex" xmlns:cx2="http://schemas.microsoft.com/office/drawing/2015/10/21/chartex" xmlns:cx3="http://schemas.microsoft.com/office/drawing/2016/5/9/chartex" xmlns:cx4="http://schemas.microsoft.com/office/drawing/2016/5/10/chartex" xmlns:cx5="http://schemas.microsoft.com/office/drawing/2016/5/11/chartex" xmlns:cx6="http://schemas.microsoft.com/office/drawing/2016/5/12/chartex" xmlns:cx7="http://schemas.microsoft.com/office/drawing/2016/5/13/chartex" xmlns:cx8="http://schemas.microsoft.com/office/drawing/2016/5/14/chartex" xmlns:mc="http://schemas.openxmlformats.org/markup-compatibility/2006" xmlns:aink="http://schemas.microsoft.com/office/drawing/2016/ink" xmlns:am3d="http://schemas.microsoft.com/office/drawing/2017/model3d" xmlns:o="urn:schemas-microsoft-com:office:office" xmlns:oel="http://schemas.microsoft.com/office/2019/extlst" xmlns:r="http://schemas.openxmlformats.org/officeDocument/2006/relationships" xmlns:m="http://schemas.openxmlformats.org/officeDocument/2006/math" xmlns:v="urn:schemas-microsoft-com:vml" xmlns:wp14="http://schemas.microsoft.com/office/word/2010/wordprocessingDrawing" xmlns:wp="http://schemas.openxmlformats.org/drawingml/2006/wordprocessingDrawing" xmlns:w10="urn:schemas-microsoft-com:office:word" xmlns:w="http://schemas.openxmlformats.org/wordprocessingml/2006/main" xmlns:w14="http://schemas.microsoft.com/office/word/2010/wordml" xmlns:w15="http://schemas.microsoft.com/office/word/2012/wordml" xmlns:w16cex="http://schemas.microsoft.com/office/word/2018/wordml/cex" xmlns:w16cid="http://schemas.microsoft.com/office/word/2016/wordml/cid" xmlns:w16="http://schemas.microsoft.com/office/word/2018/wordml" xmlns:w16sdtdh="http://schemas.microsoft.com/office/word/2020/wordml/sdtdatahash" xmlns:w16se="http://schemas.microsoft.com/office/word/2015/wordml/symex" xmlns:wpg="http://schemas.microsoft.com/office/word/2010/wordprocessingGroup" xmlns:wpi="http://schemas.microsoft.com/office/word/2010/wordprocessingInk" xmlns:wne="http://schemas.microsoft.com/office/word/2006/wordml" xmlns:wps="http://schemas.microsoft.com/office/word/2010/wordprocessingShape" mc:Ignorable="w14 w15 w16se w16cid w16 w16cex w16sdtdh wp14">
+<w:document xmlns:wpc="http://schemas.microsoft.com/office/word/2010/wordprocessingCanvas" xmlns:cx="http://schemas.microsoft.com/office/drawing/2014/chartex" xmlns:cx1="http://schemas.microsoft.com/office/drawing/2015/9/8/chartex" xmlns:cx2="http://schemas.microsoft.com/office/drawing/2015/10/21/chartex" xmlns:cx3="http://schemas.microsoft.com/office/drawing/2016/5/9/chartex" xmlns:cx4="http://schemas.microsoft.com/office/drawing/2016/5/10/chartex" xmlns:cx5="http://schemas.microsoft.com/office/drawing/2016/5/11/chartex" xmlns:cx6="http://schemas.microsoft.com/office/drawing/2016/5/12/chartex" xmlns:cx7="http://schemas.microsoft.com/office/drawing/2016/5/13/chartex" xmlns:cx8="http://schemas.microsoft.com/office/drawing/2016/5/14/chartex" xmlns:mc="http://schemas.openxmlformats.org/markup-compatibility/2006" xmlns:aink="http://schemas.microsoft.com/office/drawing/2016/ink" xmlns:am3d="http://schemas.microsoft.com/office/drawing/2017/model3d" xmlns:o="urn:schemas-microsoft-com:office:office" xmlns:oel="http://schemas.microsoft.com/office/2019/extlst" xmlns:r="http://schemas.openxmlformats.org/officeDocument/2006/relationships" xmlns:m="http://schemas.openxmlformats.org/officeDocument/2006/math" xmlns:v="urn:schemas-microsoft-com:vml" xmlns:wp14="http://schemas.microsoft.com/office/word/2010/wordprocessingDrawing" xmlns:wp="http://schemas.openxmlformats.org/drawingml/2006/wordprocessingDrawing" xmlns:w10="urn:schemas-microsoft-com:office:word" xmlns:w="http://schemas.openxmlformats.org/wordprocessingml/2006/main" xmlns:w14="http://schemas.microsoft.com/office/word/2010/wordml" xmlns:w15="http://schemas.microsoft.com/office/word/2012/wordml" xmlns:w16cex="http://schemas.microsoft.com/office/word/2018/wordml/cex" xmlns:w16cid="http://schemas.microsoft.com/office/word/2016/wordml/cid" xmlns:w16="http://schemas.microsoft.com/office/word/2018/wordml" xmlns:w16du="http://schemas.microsoft.com/office/word/2023/wordml/word16du" xmlns:w16sdtdh="http://schemas.microsoft.com/office/word/2020/wordml/sdtdatahash" xmlns:w16sdtfl="http://schemas.microsoft.com/office/word/2024/wordml/sdtformatlock" xmlns:w16se="http://schemas.microsoft.com/office/word/2015/wordml/symex" xmlns:wpg="http://schemas.microsoft.com/office/word/2010/wordprocessingGroup" xmlns:wpi="http://schemas.microsoft.com/office/word/2010/wordprocessingInk" xmlns:wne="http://schemas.microsoft.com/office/word/2006/wordml" xmlns:wps="http://schemas.microsoft.com/office/word/2010/wordprocessingShape" mc:Ignorable="w14 w15 w16se w16cid w16 w16cex w16sdtdh w16sdtfl w16du wp14">
   <w:body>
     <w:p>
       <w:pPr>
@@ -34,7 +34,7 @@
           <w:szCs w:val="24"/>
         </w:rPr>
         <w:drawing>
-          <wp:anchor distT="0" distB="0" distL="114300" distR="114300" simplePos="0" relativeHeight="251661312" behindDoc="1" locked="0" layoutInCell="1" allowOverlap="1" wp14:anchorId="5881097F" wp14:editId="3F91250C">
+          <wp:anchor distT="0" distB="0" distL="114300" distR="114300" simplePos="0" relativeHeight="251661312" behindDoc="1" locked="0" layoutInCell="1" allowOverlap="1" wp14:anchorId="5881097F" wp14:editId="64A72CBA">
             <wp:simplePos x="0" y="0"/>
             <wp:positionH relativeFrom="column">
               <wp:posOffset>0</wp:posOffset>
@@ -2104,7 +2104,7 @@
           <w:rFonts w:ascii="Aptos Narrow" w:hAnsi="Aptos Narrow"/>
           <w:color w:val="70AD47" w:themeColor="accent6"/>
         </w:rPr>
-        <w:t>Set-ExecutionPolicy -ExecutionPolicy Bypass -Force</w:t>
+        <w:t>Set-ExecutionPolicy -ExecutionPolicy Bypass -Scope LocalMachine -Force</w:t>
       </w:r>
     </w:p>
     <w:p>
@@ -5214,7 +5214,7 @@
           <w:szCs w:val="24"/>
         </w:rPr>
         <w:drawing>
-          <wp:anchor distT="0" distB="0" distL="114300" distR="114300" simplePos="0" relativeHeight="251663360" behindDoc="1" locked="0" layoutInCell="1" allowOverlap="1" wp14:anchorId="2370658F" wp14:editId="71901561">
+          <wp:anchor distT="0" distB="0" distL="114300" distR="114300" simplePos="0" relativeHeight="251663360" behindDoc="1" locked="0" layoutInCell="1" allowOverlap="1" wp14:anchorId="2370658F" wp14:editId="5EBF1C22">
             <wp:simplePos x="0" y="0"/>
             <wp:positionH relativeFrom="column">
               <wp:posOffset>0</wp:posOffset>
@@ -5681,7 +5681,7 @@
 </file>
 
 <file path=word/endnotes.xml><?xml version="1.0" encoding="utf-8"?>
-<w:endnotes xmlns:wpc="http://schemas.microsoft.com/office/word/2010/wordprocessingCanvas" xmlns:cx="http://schemas.microsoft.com/office/drawing/2014/chartex" xmlns:cx1="http://schemas.microsoft.com/office/drawing/2015/9/8/chartex" xmlns:cx2="http://schemas.microsoft.com/office/drawing/2015/10/21/chartex" xmlns:cx3="http://schemas.microsoft.com/office/drawing/2016/5/9/chartex" xmlns:cx4="http://schemas.microsoft.com/office/drawing/2016/5/10/chartex" xmlns:cx5="http://schemas.microsoft.com/office/drawing/2016/5/11/chartex" xmlns:cx6="http://schemas.microsoft.com/office/drawing/2016/5/12/chartex" xmlns:cx7="http://schemas.microsoft.com/office/drawing/2016/5/13/chartex" xmlns:cx8="http://schemas.microsoft.com/office/drawing/2016/5/14/chartex" xmlns:mc="http://schemas.openxmlformats.org/markup-compatibility/2006" xmlns:aink="http://schemas.microsoft.com/office/drawing/2016/ink" xmlns:am3d="http://schemas.microsoft.com/office/drawing/2017/model3d" xmlns:o="urn:schemas-microsoft-com:office:office" xmlns:oel="http://schemas.microsoft.com/office/2019/extlst" xmlns:r="http://schemas.openxmlformats.org/officeDocument/2006/relationships" xmlns:m="http://schemas.openxmlformats.org/officeDocument/2006/math" xmlns:v="urn:schemas-microsoft-com:vml" xmlns:wp14="http://schemas.microsoft.com/office/word/2010/wordprocessingDrawing" xmlns:wp="http://schemas.openxmlformats.org/drawingml/2006/wordprocessingDrawing" xmlns:w10="urn:schemas-microsoft-com:office:word" xmlns:w="http://schemas.openxmlformats.org/wordprocessingml/2006/main" xmlns:w14="http://schemas.microsoft.com/office/word/2010/wordml" xmlns:w15="http://schemas.microsoft.com/office/word/2012/wordml" xmlns:w16cex="http://schemas.microsoft.com/office/word/2018/wordml/cex" xmlns:w16cid="http://schemas.microsoft.com/office/word/2016/wordml/cid" xmlns:w16="http://schemas.microsoft.com/office/word/2018/wordml" xmlns:w16sdtdh="http://schemas.microsoft.com/office/word/2020/wordml/sdtdatahash" xmlns:w16se="http://schemas.microsoft.com/office/word/2015/wordml/symex" xmlns:wpg="http://schemas.microsoft.com/office/word/2010/wordprocessingGroup" xmlns:wpi="http://schemas.microsoft.com/office/word/2010/wordprocessingInk" xmlns:wne="http://schemas.microsoft.com/office/word/2006/wordml" xmlns:wps="http://schemas.microsoft.com/office/word/2010/wordprocessingShape" mc:Ignorable="w14 w15 w16se w16cid w16 w16cex w16sdtdh wp14">
+<w:endnotes xmlns:wpc="http://schemas.microsoft.com/office/word/2010/wordprocessingCanvas" xmlns:cx="http://schemas.microsoft.com/office/drawing/2014/chartex" xmlns:cx1="http://schemas.microsoft.com/office/drawing/2015/9/8/chartex" xmlns:cx2="http://schemas.microsoft.com/office/drawing/2015/10/21/chartex" xmlns:cx3="http://schemas.microsoft.com/office/drawing/2016/5/9/chartex" xmlns:cx4="http://schemas.microsoft.com/office/drawing/2016/5/10/chartex" xmlns:cx5="http://schemas.microsoft.com/office/drawing/2016/5/11/chartex" xmlns:cx6="http://schemas.microsoft.com/office/drawing/2016/5/12/chartex" xmlns:cx7="http://schemas.microsoft.com/office/drawing/2016/5/13/chartex" xmlns:cx8="http://schemas.microsoft.com/office/drawing/2016/5/14/chartex" xmlns:mc="http://schemas.openxmlformats.org/markup-compatibility/2006" xmlns:aink="http://schemas.microsoft.com/office/drawing/2016/ink" xmlns:am3d="http://schemas.microsoft.com/office/drawing/2017/model3d" xmlns:o="urn:schemas-microsoft-com:office:office" xmlns:oel="http://schemas.microsoft.com/office/2019/extlst" xmlns:r="http://schemas.openxmlformats.org/officeDocument/2006/relationships" xmlns:m="http://schemas.openxmlformats.org/officeDocument/2006/math" xmlns:v="urn:schemas-microsoft-com:vml" xmlns:wp14="http://schemas.microsoft.com/office/word/2010/wordprocessingDrawing" xmlns:wp="http://schemas.openxmlformats.org/drawingml/2006/wordprocessingDrawing" xmlns:w10="urn:schemas-microsoft-com:office:word" xmlns:w="http://schemas.openxmlformats.org/wordprocessingml/2006/main" xmlns:w14="http://schemas.microsoft.com/office/word/2010/wordml" xmlns:w15="http://schemas.microsoft.com/office/word/2012/wordml" xmlns:w16cex="http://schemas.microsoft.com/office/word/2018/wordml/cex" xmlns:w16cid="http://schemas.microsoft.com/office/word/2016/wordml/cid" xmlns:w16="http://schemas.microsoft.com/office/word/2018/wordml" xmlns:w16du="http://schemas.microsoft.com/office/word/2023/wordml/word16du" xmlns:w16sdtdh="http://schemas.microsoft.com/office/word/2020/wordml/sdtdatahash" xmlns:w16sdtfl="http://schemas.microsoft.com/office/word/2024/wordml/sdtformatlock" xmlns:w16se="http://schemas.microsoft.com/office/word/2015/wordml/symex" xmlns:wpg="http://schemas.microsoft.com/office/word/2010/wordprocessingGroup" xmlns:wpi="http://schemas.microsoft.com/office/word/2010/wordprocessingInk" xmlns:wne="http://schemas.microsoft.com/office/word/2006/wordml" xmlns:wps="http://schemas.microsoft.com/office/word/2010/wordprocessingShape" mc:Ignorable="w14 w15 w16se w16cid w16 w16cex w16sdtdh w16sdtfl w16du wp14">
   <w:endnote w:type="separator" w:id="-1">
     <w:p>
       <w:pPr>
@@ -5706,7 +5706,7 @@
 </file>
 
 <file path=word/footer1.xml><?xml version="1.0" encoding="utf-8"?>
-<w:ftr xmlns:wpc="http://schemas.microsoft.com/office/word/2010/wordprocessingCanvas" xmlns:cx="http://schemas.microsoft.com/office/drawing/2014/chartex" xmlns:cx1="http://schemas.microsoft.com/office/drawing/2015/9/8/chartex" xmlns:cx2="http://schemas.microsoft.com/office/drawing/2015/10/21/chartex" xmlns:cx3="http://schemas.microsoft.com/office/drawing/2016/5/9/chartex" xmlns:cx4="http://schemas.microsoft.com/office/drawing/2016/5/10/chartex" xmlns:cx5="http://schemas.microsoft.com/office/drawing/2016/5/11/chartex" xmlns:cx6="http://schemas.microsoft.com/office/drawing/2016/5/12/chartex" xmlns:cx7="http://schemas.microsoft.com/office/drawing/2016/5/13/chartex" xmlns:cx8="http://schemas.microsoft.com/office/drawing/2016/5/14/chartex" xmlns:mc="http://schemas.openxmlformats.org/markup-compatibility/2006" xmlns:aink="http://schemas.microsoft.com/office/drawing/2016/ink" xmlns:am3d="http://schemas.microsoft.com/office/drawing/2017/model3d" xmlns:o="urn:schemas-microsoft-com:office:office" xmlns:oel="http://schemas.microsoft.com/office/2019/extlst" xmlns:r="http://schemas.openxmlformats.org/officeDocument/2006/relationships" xmlns:m="http://schemas.openxmlformats.org/officeDocument/2006/math" xmlns:v="urn:schemas-microsoft-com:vml" xmlns:wp14="http://schemas.microsoft.com/office/word/2010/wordprocessingDrawing" xmlns:wp="http://schemas.openxmlformats.org/drawingml/2006/wordprocessingDrawing" xmlns:w10="urn:schemas-microsoft-com:office:word" xmlns:w="http://schemas.openxmlformats.org/wordprocessingml/2006/main" xmlns:w14="http://schemas.microsoft.com/office/word/2010/wordml" xmlns:w15="http://schemas.microsoft.com/office/word/2012/wordml" xmlns:w16cex="http://schemas.microsoft.com/office/word/2018/wordml/cex" xmlns:w16cid="http://schemas.microsoft.com/office/word/2016/wordml/cid" xmlns:w16="http://schemas.microsoft.com/office/word/2018/wordml" xmlns:w16sdtdh="http://schemas.microsoft.com/office/word/2020/wordml/sdtdatahash" xmlns:w16se="http://schemas.microsoft.com/office/word/2015/wordml/symex" xmlns:wpg="http://schemas.microsoft.com/office/word/2010/wordprocessingGroup" xmlns:wpi="http://schemas.microsoft.com/office/word/2010/wordprocessingInk" xmlns:wne="http://schemas.microsoft.com/office/word/2006/wordml" xmlns:wps="http://schemas.microsoft.com/office/word/2010/wordprocessingShape" mc:Ignorable="w14 w15 w16se w16cid w16 w16cex w16sdtdh wp14">
+<w:ftr xmlns:wpc="http://schemas.microsoft.com/office/word/2010/wordprocessingCanvas" xmlns:cx="http://schemas.microsoft.com/office/drawing/2014/chartex" xmlns:cx1="http://schemas.microsoft.com/office/drawing/2015/9/8/chartex" xmlns:cx2="http://schemas.microsoft.com/office/drawing/2015/10/21/chartex" xmlns:cx3="http://schemas.microsoft.com/office/drawing/2016/5/9/chartex" xmlns:cx4="http://schemas.microsoft.com/office/drawing/2016/5/10/chartex" xmlns:cx5="http://schemas.microsoft.com/office/drawing/2016/5/11/chartex" xmlns:cx6="http://schemas.microsoft.com/office/drawing/2016/5/12/chartex" xmlns:cx7="http://schemas.microsoft.com/office/drawing/2016/5/13/chartex" xmlns:cx8="http://schemas.microsoft.com/office/drawing/2016/5/14/chartex" xmlns:mc="http://schemas.openxmlformats.org/markup-compatibility/2006" xmlns:aink="http://schemas.microsoft.com/office/drawing/2016/ink" xmlns:am3d="http://schemas.microsoft.com/office/drawing/2017/model3d" xmlns:o="urn:schemas-microsoft-com:office:office" xmlns:oel="http://schemas.microsoft.com/office/2019/extlst" xmlns:r="http://schemas.openxmlformats.org/officeDocument/2006/relationships" xmlns:m="http://schemas.openxmlformats.org/officeDocument/2006/math" xmlns:v="urn:schemas-microsoft-com:vml" xmlns:wp14="http://schemas.microsoft.com/office/word/2010/wordprocessingDrawing" xmlns:wp="http://schemas.openxmlformats.org/drawingml/2006/wordprocessingDrawing" xmlns:w10="urn:schemas-microsoft-com:office:word" xmlns:w="http://schemas.openxmlformats.org/wordprocessingml/2006/main" xmlns:w14="http://schemas.microsoft.com/office/word/2010/wordml" xmlns:w15="http://schemas.microsoft.com/office/word/2012/wordml" xmlns:w16cex="http://schemas.microsoft.com/office/word/2018/wordml/cex" xmlns:w16cid="http://schemas.microsoft.com/office/word/2016/wordml/cid" xmlns:w16="http://schemas.microsoft.com/office/word/2018/wordml" xmlns:w16du="http://schemas.microsoft.com/office/word/2023/wordml/word16du" xmlns:w16sdtdh="http://schemas.microsoft.com/office/word/2020/wordml/sdtdatahash" xmlns:w16sdtfl="http://schemas.microsoft.com/office/word/2024/wordml/sdtformatlock" xmlns:w16se="http://schemas.microsoft.com/office/word/2015/wordml/symex" xmlns:wpg="http://schemas.microsoft.com/office/word/2010/wordprocessingGroup" xmlns:wpi="http://schemas.microsoft.com/office/word/2010/wordprocessingInk" xmlns:wne="http://schemas.microsoft.com/office/word/2006/wordml" xmlns:wps="http://schemas.microsoft.com/office/word/2010/wordprocessingShape" mc:Ignorable="w14 w15 w16se w16cid w16 w16cex w16sdtdh w16sdtfl w16du wp14">
   <w:tbl>
     <w:tblPr>
       <w:tblStyle w:val="TableGrid"/>
@@ -6089,7 +6089,7 @@
 </file>
 
 <file path=word/footer2.xml><?xml version="1.0" encoding="utf-8"?>
-<w:ftr xmlns:wpc="http://schemas.microsoft.com/office/word/2010/wordprocessingCanvas" xmlns:cx="http://schemas.microsoft.com/office/drawing/2014/chartex" xmlns:cx1="http://schemas.microsoft.com/office/drawing/2015/9/8/chartex" xmlns:cx2="http://schemas.microsoft.com/office/drawing/2015/10/21/chartex" xmlns:cx3="http://schemas.microsoft.com/office/drawing/2016/5/9/chartex" xmlns:cx4="http://schemas.microsoft.com/office/drawing/2016/5/10/chartex" xmlns:cx5="http://schemas.microsoft.com/office/drawing/2016/5/11/chartex" xmlns:cx6="http://schemas.microsoft.com/office/drawing/2016/5/12/chartex" xmlns:cx7="http://schemas.microsoft.com/office/drawing/2016/5/13/chartex" xmlns:cx8="http://schemas.microsoft.com/office/drawing/2016/5/14/chartex" xmlns:mc="http://schemas.openxmlformats.org/markup-compatibility/2006" xmlns:aink="http://schemas.microsoft.com/office/drawing/2016/ink" xmlns:am3d="http://schemas.microsoft.com/office/drawing/2017/model3d" xmlns:o="urn:schemas-microsoft-com:office:office" xmlns:oel="http://schemas.microsoft.com/office/2019/extlst" xmlns:r="http://schemas.openxmlformats.org/officeDocument/2006/relationships" xmlns:m="http://schemas.openxmlformats.org/officeDocument/2006/math" xmlns:v="urn:schemas-microsoft-com:vml" xmlns:wp14="http://schemas.microsoft.com/office/word/2010/wordprocessingDrawing" xmlns:wp="http://schemas.openxmlformats.org/drawingml/2006/wordprocessingDrawing" xmlns:w10="urn:schemas-microsoft-com:office:word" xmlns:w="http://schemas.openxmlformats.org/wordprocessingml/2006/main" xmlns:w14="http://schemas.microsoft.com/office/word/2010/wordml" xmlns:w15="http://schemas.microsoft.com/office/word/2012/wordml" xmlns:w16cex="http://schemas.microsoft.com/office/word/2018/wordml/cex" xmlns:w16cid="http://schemas.microsoft.com/office/word/2016/wordml/cid" xmlns:w16="http://schemas.microsoft.com/office/word/2018/wordml" xmlns:w16sdtdh="http://schemas.microsoft.com/office/word/2020/wordml/sdtdatahash" xmlns:w16se="http://schemas.microsoft.com/office/word/2015/wordml/symex" xmlns:wpg="http://schemas.microsoft.com/office/word/2010/wordprocessingGroup" xmlns:wpi="http://schemas.microsoft.com/office/word/2010/wordprocessingInk" xmlns:wne="http://schemas.microsoft.com/office/word/2006/wordml" xmlns:wps="http://schemas.microsoft.com/office/word/2010/wordprocessingShape" mc:Ignorable="w14 w15 w16se w16cid w16 w16cex w16sdtdh wp14">
+<w:ftr xmlns:wpc="http://schemas.microsoft.com/office/word/2010/wordprocessingCanvas" xmlns:cx="http://schemas.microsoft.com/office/drawing/2014/chartex" xmlns:cx1="http://schemas.microsoft.com/office/drawing/2015/9/8/chartex" xmlns:cx2="http://schemas.microsoft.com/office/drawing/2015/10/21/chartex" xmlns:cx3="http://schemas.microsoft.com/office/drawing/2016/5/9/chartex" xmlns:cx4="http://schemas.microsoft.com/office/drawing/2016/5/10/chartex" xmlns:cx5="http://schemas.microsoft.com/office/drawing/2016/5/11/chartex" xmlns:cx6="http://schemas.microsoft.com/office/drawing/2016/5/12/chartex" xmlns:cx7="http://schemas.microsoft.com/office/drawing/2016/5/13/chartex" xmlns:cx8="http://schemas.microsoft.com/office/drawing/2016/5/14/chartex" xmlns:mc="http://schemas.openxmlformats.org/markup-compatibility/2006" xmlns:aink="http://schemas.microsoft.com/office/drawing/2016/ink" xmlns:am3d="http://schemas.microsoft.com/office/drawing/2017/model3d" xmlns:o="urn:schemas-microsoft-com:office:office" xmlns:oel="http://schemas.microsoft.com/office/2019/extlst" xmlns:r="http://schemas.openxmlformats.org/officeDocument/2006/relationships" xmlns:m="http://schemas.openxmlformats.org/officeDocument/2006/math" xmlns:v="urn:schemas-microsoft-com:vml" xmlns:wp14="http://schemas.microsoft.com/office/word/2010/wordprocessingDrawing" xmlns:wp="http://schemas.openxmlformats.org/drawingml/2006/wordprocessingDrawing" xmlns:w10="urn:schemas-microsoft-com:office:word" xmlns:w="http://schemas.openxmlformats.org/wordprocessingml/2006/main" xmlns:w14="http://schemas.microsoft.com/office/word/2010/wordml" xmlns:w15="http://schemas.microsoft.com/office/word/2012/wordml" xmlns:w16cex="http://schemas.microsoft.com/office/word/2018/wordml/cex" xmlns:w16cid="http://schemas.microsoft.com/office/word/2016/wordml/cid" xmlns:w16="http://schemas.microsoft.com/office/word/2018/wordml" xmlns:w16du="http://schemas.microsoft.com/office/word/2023/wordml/word16du" xmlns:w16sdtdh="http://schemas.microsoft.com/office/word/2020/wordml/sdtdatahash" xmlns:w16sdtfl="http://schemas.microsoft.com/office/word/2024/wordml/sdtformatlock" xmlns:w16se="http://schemas.microsoft.com/office/word/2015/wordml/symex" xmlns:wpg="http://schemas.microsoft.com/office/word/2010/wordprocessingGroup" xmlns:wpi="http://schemas.microsoft.com/office/word/2010/wordprocessingInk" xmlns:wne="http://schemas.microsoft.com/office/word/2006/wordml" xmlns:wps="http://schemas.microsoft.com/office/word/2010/wordprocessingShape" mc:Ignorable="w14 w15 w16se w16cid w16 w16cex w16sdtdh w16sdtfl w16du wp14">
   <w:tbl>
     <w:tblPr>
       <w:tblStyle w:val="TableGrid"/>
@@ -6467,7 +6467,7 @@
 </file>
 
 <file path=word/footnotes.xml><?xml version="1.0" encoding="utf-8"?>
-<w:footnotes xmlns:wpc="http://schemas.microsoft.com/office/word/2010/wordprocessingCanvas" xmlns:cx="http://schemas.microsoft.com/office/drawing/2014/chartex" xmlns:cx1="http://schemas.microsoft.com/office/drawing/2015/9/8/chartex" xmlns:cx2="http://schemas.microsoft.com/office/drawing/2015/10/21/chartex" xmlns:cx3="http://schemas.microsoft.com/office/drawing/2016/5/9/chartex" xmlns:cx4="http://schemas.microsoft.com/office/drawing/2016/5/10/chartex" xmlns:cx5="http://schemas.microsoft.com/office/drawing/2016/5/11/chartex" xmlns:cx6="http://schemas.microsoft.com/office/drawing/2016/5/12/chartex" xmlns:cx7="http://schemas.microsoft.com/office/drawing/2016/5/13/chartex" xmlns:cx8="http://schemas.microsoft.com/office/drawing/2016/5/14/chartex" xmlns:mc="http://schemas.openxmlformats.org/markup-compatibility/2006" xmlns:aink="http://schemas.microsoft.com/office/drawing/2016/ink" xmlns:am3d="http://schemas.microsoft.com/office/drawing/2017/model3d" xmlns:o="urn:schemas-microsoft-com:office:office" xmlns:oel="http://schemas.microsoft.com/office/2019/extlst" xmlns:r="http://schemas.openxmlformats.org/officeDocument/2006/relationships" xmlns:m="http://schemas.openxmlformats.org/officeDocument/2006/math" xmlns:v="urn:schemas-microsoft-com:vml" xmlns:wp14="http://schemas.microsoft.com/office/word/2010/wordprocessingDrawing" xmlns:wp="http://schemas.openxmlformats.org/drawingml/2006/wordprocessingDrawing" xmlns:w10="urn:schemas-microsoft-com:office:word" xmlns:w="http://schemas.openxmlformats.org/wordprocessingml/2006/main" xmlns:w14="http://schemas.microsoft.com/office/word/2010/wordml" xmlns:w15="http://schemas.microsoft.com/office/word/2012/wordml" xmlns:w16cex="http://schemas.microsoft.com/office/word/2018/wordml/cex" xmlns:w16cid="http://schemas.microsoft.com/office/word/2016/wordml/cid" xmlns:w16="http://schemas.microsoft.com/office/word/2018/wordml" xmlns:w16sdtdh="http://schemas.microsoft.com/office/word/2020/wordml/sdtdatahash" xmlns:w16se="http://schemas.microsoft.com/office/word/2015/wordml/symex" xmlns:wpg="http://schemas.microsoft.com/office/word/2010/wordprocessingGroup" xmlns:wpi="http://schemas.microsoft.com/office/word/2010/wordprocessingInk" xmlns:wne="http://schemas.microsoft.com/office/word/2006/wordml" xmlns:wps="http://schemas.microsoft.com/office/word/2010/wordprocessingShape" mc:Ignorable="w14 w15 w16se w16cid w16 w16cex w16sdtdh wp14">
+<w:footnotes xmlns:wpc="http://schemas.microsoft.com/office/word/2010/wordprocessingCanvas" xmlns:cx="http://schemas.microsoft.com/office/drawing/2014/chartex" xmlns:cx1="http://schemas.microsoft.com/office/drawing/2015/9/8/chartex" xmlns:cx2="http://schemas.microsoft.com/office/drawing/2015/10/21/chartex" xmlns:cx3="http://schemas.microsoft.com/office/drawing/2016/5/9/chartex" xmlns:cx4="http://schemas.microsoft.com/office/drawing/2016/5/10/chartex" xmlns:cx5="http://schemas.microsoft.com/office/drawing/2016/5/11/chartex" xmlns:cx6="http://schemas.microsoft.com/office/drawing/2016/5/12/chartex" xmlns:cx7="http://schemas.microsoft.com/office/drawing/2016/5/13/chartex" xmlns:cx8="http://schemas.microsoft.com/office/drawing/2016/5/14/chartex" xmlns:mc="http://schemas.openxmlformats.org/markup-compatibility/2006" xmlns:aink="http://schemas.microsoft.com/office/drawing/2016/ink" xmlns:am3d="http://schemas.microsoft.com/office/drawing/2017/model3d" xmlns:o="urn:schemas-microsoft-com:office:office" xmlns:oel="http://schemas.microsoft.com/office/2019/extlst" xmlns:r="http://schemas.openxmlformats.org/officeDocument/2006/relationships" xmlns:m="http://schemas.openxmlformats.org/officeDocument/2006/math" xmlns:v="urn:schemas-microsoft-com:vml" xmlns:wp14="http://schemas.microsoft.com/office/word/2010/wordprocessingDrawing" xmlns:wp="http://schemas.openxmlformats.org/drawingml/2006/wordprocessingDrawing" xmlns:w10="urn:schemas-microsoft-com:office:word" xmlns:w="http://schemas.openxmlformats.org/wordprocessingml/2006/main" xmlns:w14="http://schemas.microsoft.com/office/word/2010/wordml" xmlns:w15="http://schemas.microsoft.com/office/word/2012/wordml" xmlns:w16cex="http://schemas.microsoft.com/office/word/2018/wordml/cex" xmlns:w16cid="http://schemas.microsoft.com/office/word/2016/wordml/cid" xmlns:w16="http://schemas.microsoft.com/office/word/2018/wordml" xmlns:w16du="http://schemas.microsoft.com/office/word/2023/wordml/word16du" xmlns:w16sdtdh="http://schemas.microsoft.com/office/word/2020/wordml/sdtdatahash" xmlns:w16sdtfl="http://schemas.microsoft.com/office/word/2024/wordml/sdtformatlock" xmlns:w16se="http://schemas.microsoft.com/office/word/2015/wordml/symex" xmlns:wpg="http://schemas.microsoft.com/office/word/2010/wordprocessingGroup" xmlns:wpi="http://schemas.microsoft.com/office/word/2010/wordprocessingInk" xmlns:wne="http://schemas.microsoft.com/office/word/2006/wordml" xmlns:wps="http://schemas.microsoft.com/office/word/2010/wordprocessingShape" mc:Ignorable="w14 w15 w16se w16cid w16 w16cex w16sdtdh w16sdtfl w16du wp14">
   <w:footnote w:type="separator" w:id="-1">
     <w:p>
       <w:pPr>
@@ -6492,7 +6492,7 @@
 </file>
 
 <file path=word/numbering.xml><?xml version="1.0" encoding="utf-8"?>
-<w:numbering xmlns:wpc="http://schemas.microsoft.com/office/word/2010/wordprocessingCanvas" xmlns:cx="http://schemas.microsoft.com/office/drawing/2014/chartex" xmlns:cx1="http://schemas.microsoft.com/office/drawing/2015/9/8/chartex" xmlns:cx2="http://schemas.microsoft.com/office/drawing/2015/10/21/chartex" xmlns:cx3="http://schemas.microsoft.com/office/drawing/2016/5/9/chartex" xmlns:cx4="http://schemas.microsoft.com/office/drawing/2016/5/10/chartex" xmlns:cx5="http://schemas.microsoft.com/office/drawing/2016/5/11/chartex" xmlns:cx6="http://schemas.microsoft.com/office/drawing/2016/5/12/chartex" xmlns:cx7="http://schemas.microsoft.com/office/drawing/2016/5/13/chartex" xmlns:cx8="http://schemas.microsoft.com/office/drawing/2016/5/14/chartex" xmlns:mc="http://schemas.openxmlformats.org/markup-compatibility/2006" xmlns:aink="http://schemas.microsoft.com/office/drawing/2016/ink" xmlns:am3d="http://schemas.microsoft.com/office/drawing/2017/model3d" xmlns:o="urn:schemas-microsoft-com:office:office" xmlns:oel="http://schemas.microsoft.com/office/2019/extlst" xmlns:r="http://schemas.openxmlformats.org/officeDocument/2006/relationships" xmlns:m="http://schemas.openxmlformats.org/officeDocument/2006/math" xmlns:v="urn:schemas-microsoft-com:vml" xmlns:wp14="http://schemas.microsoft.com/office/word/2010/wordprocessingDrawing" xmlns:wp="http://schemas.openxmlformats.org/drawingml/2006/wordprocessingDrawing" xmlns:w10="urn:schemas-microsoft-com:office:word" xmlns:w="http://schemas.openxmlformats.org/wordprocessingml/2006/main" xmlns:w14="http://schemas.microsoft.com/office/word/2010/wordml" xmlns:w15="http://schemas.microsoft.com/office/word/2012/wordml" xmlns:w16cex="http://schemas.microsoft.com/office/word/2018/wordml/cex" xmlns:w16cid="http://schemas.microsoft.com/office/word/2016/wordml/cid" xmlns:w16="http://schemas.microsoft.com/office/word/2018/wordml" xmlns:w16sdtdh="http://schemas.microsoft.com/office/word/2020/wordml/sdtdatahash" xmlns:w16se="http://schemas.microsoft.com/office/word/2015/wordml/symex" xmlns:wpg="http://schemas.microsoft.com/office/word/2010/wordprocessingGroup" xmlns:wpi="http://schemas.microsoft.com/office/word/2010/wordprocessingInk" xmlns:wne="http://schemas.microsoft.com/office/word/2006/wordml" xmlns:wps="http://schemas.microsoft.com/office/word/2010/wordprocessingShape" mc:Ignorable="w14 w15 w16se w16cid w16 w16cex w16sdtdh wp14">
+<w:numbering xmlns:wpc="http://schemas.microsoft.com/office/word/2010/wordprocessingCanvas" xmlns:cx="http://schemas.microsoft.com/office/drawing/2014/chartex" xmlns:cx1="http://schemas.microsoft.com/office/drawing/2015/9/8/chartex" xmlns:cx2="http://schemas.microsoft.com/office/drawing/2015/10/21/chartex" xmlns:cx3="http://schemas.microsoft.com/office/drawing/2016/5/9/chartex" xmlns:cx4="http://schemas.microsoft.com/office/drawing/2016/5/10/chartex" xmlns:cx5="http://schemas.microsoft.com/office/drawing/2016/5/11/chartex" xmlns:cx6="http://schemas.microsoft.com/office/drawing/2016/5/12/chartex" xmlns:cx7="http://schemas.microsoft.com/office/drawing/2016/5/13/chartex" xmlns:cx8="http://schemas.microsoft.com/office/drawing/2016/5/14/chartex" xmlns:mc="http://schemas.openxmlformats.org/markup-compatibility/2006" xmlns:aink="http://schemas.microsoft.com/office/drawing/2016/ink" xmlns:am3d="http://schemas.microsoft.com/office/drawing/2017/model3d" xmlns:o="urn:schemas-microsoft-com:office:office" xmlns:oel="http://schemas.microsoft.com/office/2019/extlst" xmlns:r="http://schemas.openxmlformats.org/officeDocument/2006/relationships" xmlns:m="http://schemas.openxmlformats.org/officeDocument/2006/math" xmlns:v="urn:schemas-microsoft-com:vml" xmlns:wp14="http://schemas.microsoft.com/office/word/2010/wordprocessingDrawing" xmlns:wp="http://schemas.openxmlformats.org/drawingml/2006/wordprocessingDrawing" xmlns:w10="urn:schemas-microsoft-com:office:word" xmlns:w="http://schemas.openxmlformats.org/wordprocessingml/2006/main" xmlns:w14="http://schemas.microsoft.com/office/word/2010/wordml" xmlns:w15="http://schemas.microsoft.com/office/word/2012/wordml" xmlns:w16cex="http://schemas.microsoft.com/office/word/2018/wordml/cex" xmlns:w16cid="http://schemas.microsoft.com/office/word/2016/wordml/cid" xmlns:w16="http://schemas.microsoft.com/office/word/2018/wordml" xmlns:w16du="http://schemas.microsoft.com/office/word/2023/wordml/word16du" xmlns:w16sdtdh="http://schemas.microsoft.com/office/word/2020/wordml/sdtdatahash" xmlns:w16sdtfl="http://schemas.microsoft.com/office/word/2024/wordml/sdtformatlock" xmlns:w16se="http://schemas.microsoft.com/office/word/2015/wordml/symex" xmlns:wpg="http://schemas.microsoft.com/office/word/2010/wordprocessingGroup" xmlns:wpi="http://schemas.microsoft.com/office/word/2010/wordprocessingInk" xmlns:wne="http://schemas.microsoft.com/office/word/2006/wordml" xmlns:wps="http://schemas.microsoft.com/office/word/2010/wordprocessingShape" mc:Ignorable="w14 w15 w16se w16cid w16 w16cex w16sdtdh w16sdtfl w16du wp14">
   <w:abstractNum w:abstractNumId="0" w15:restartNumberingAfterBreak="0">
     <w:nsid w:val="0408509D"/>
     <w:multiLevelType w:val="hybridMultilevel"/>
@@ -7692,11 +7692,11 @@
 </file>
 
 <file path=word/styles.xml><?xml version="1.0" encoding="utf-8"?>
-<w:styles xmlns:mc="http://schemas.openxmlformats.org/markup-compatibility/2006" xmlns:r="http://schemas.openxmlformats.org/officeDocument/2006/relationships" xmlns:w="http://schemas.openxmlformats.org/wordprocessingml/2006/main" xmlns:w14="http://schemas.microsoft.com/office/word/2010/wordml" xmlns:w15="http://schemas.microsoft.com/office/word/2012/wordml" xmlns:w16cex="http://schemas.microsoft.com/office/word/2018/wordml/cex" xmlns:w16cid="http://schemas.microsoft.com/office/word/2016/wordml/cid" xmlns:w16="http://schemas.microsoft.com/office/word/2018/wordml" xmlns:w16sdtdh="http://schemas.microsoft.com/office/word/2020/wordml/sdtdatahash" xmlns:w16se="http://schemas.microsoft.com/office/word/2015/wordml/symex" mc:Ignorable="w14 w15 w16se w16cid w16 w16cex w16sdtdh">
+<w:styles xmlns:mc="http://schemas.openxmlformats.org/markup-compatibility/2006" xmlns:r="http://schemas.openxmlformats.org/officeDocument/2006/relationships" xmlns:w="http://schemas.openxmlformats.org/wordprocessingml/2006/main" xmlns:w14="http://schemas.microsoft.com/office/word/2010/wordml" xmlns:w15="http://schemas.microsoft.com/office/word/2012/wordml" xmlns:w16cex="http://schemas.microsoft.com/office/word/2018/wordml/cex" xmlns:w16cid="http://schemas.microsoft.com/office/word/2016/wordml/cid" xmlns:w16="http://schemas.microsoft.com/office/word/2018/wordml" xmlns:w16du="http://schemas.microsoft.com/office/word/2023/wordml/word16du" xmlns:w16sdtdh="http://schemas.microsoft.com/office/word/2020/wordml/sdtdatahash" xmlns:w16sdtfl="http://schemas.microsoft.com/office/word/2024/wordml/sdtformatlock" xmlns:w16se="http://schemas.microsoft.com/office/word/2015/wordml/symex" mc:Ignorable="w14 w15 w16se w16cid w16 w16cex w16sdtdh w16sdtfl w16du">
   <w:docDefaults>
     <w:rPrDefault>
       <w:rPr>
-        <w:rFonts w:ascii="Aptos" w:eastAsia="微软雅黑" w:hAnsi="Aptos" w:cstheme="minorHAnsi"/>
+        <w:rFonts w:ascii="Aptos" w:eastAsia="Microsoft YaHei" w:hAnsi="Aptos" w:cstheme="minorHAnsi"/>
         <w:lang w:val="en-US" w:eastAsia="zh-CN" w:bidi="ar-SA"/>
       </w:rPr>
     </w:rPrDefault>
@@ -8754,7 +8754,7 @@
     <w:uiPriority w:val="9"/>
     <w:rsid w:val="006C7655"/>
     <w:rPr>
-      <w:rFonts w:ascii="Aptos" w:eastAsia="微软雅黑" w:hAnsi="Aptos" w:cstheme="majorBidi"/>
+      <w:rFonts w:ascii="Aptos" w:eastAsia="Microsoft YaHei" w:hAnsi="Aptos" w:cstheme="majorBidi"/>
       <w:iCs/>
       <w:sz w:val="20"/>
     </w:rPr>

--- a/_Learn/Get/Get.zh-CN.docx
+++ b/_Learn/Get/Get.zh-CN.docx
@@ -34,7 +34,7 @@
           <w:szCs w:val="24"/>
         </w:rPr>
         <w:drawing>
-          <wp:anchor distT="0" distB="0" distL="114300" distR="114300" simplePos="0" relativeHeight="251661312" behindDoc="1" locked="0" layoutInCell="1" allowOverlap="1" wp14:anchorId="5881097F" wp14:editId="48779CCC">
+          <wp:anchor distT="0" distB="0" distL="114300" distR="114300" simplePos="0" relativeHeight="251661312" behindDoc="1" locked="0" layoutInCell="1" allowOverlap="1" wp14:anchorId="5881097F" wp14:editId="4ED6B7A5">
             <wp:simplePos x="0" y="0"/>
             <wp:positionH relativeFrom="column">
               <wp:posOffset>0</wp:posOffset>
@@ -4083,14 +4083,21 @@
           <w:rFonts w:ascii="Aptos Narrow" w:hAnsi="Aptos Narrow"/>
           <w:color w:val="70AD47" w:themeColor="accent6"/>
         </w:rPr>
-        <w:t>-</w:t>
-      </w:r>
-      <w:r>
-        <w:rPr>
-          <w:rFonts w:ascii="Aptos Narrow" w:hAnsi="Aptos Narrow" w:hint="eastAsia"/>
-          <w:color w:val="70AD47" w:themeColor="accent6"/>
-        </w:rPr>
-        <w:t>DSW</w:t>
+        <w:t>-SW</w:t>
+      </w:r>
+      <w:r>
+        <w:rPr>
+          <w:rFonts w:ascii="Aptos Narrow" w:hAnsi="Aptos Narrow"/>
+          <w:color w:val="70AD47" w:themeColor="accent6"/>
+        </w:rPr>
+        <w:t xml:space="preserve"> "iso"</w:t>
+      </w:r>
+      <w:r>
+        <w:rPr>
+          <w:rFonts w:ascii="Aptos Narrow" w:hAnsi="Aptos Narrow"/>
+          <w:color w:val="70AD47" w:themeColor="accent6"/>
+        </w:rPr>
+        <w:t>, "exe”</w:t>
       </w:r>
       <w:r>
         <w:rPr>
@@ -4257,7 +4264,21 @@
           <w:rFonts w:ascii="Aptos Narrow" w:hAnsi="Aptos Narrow" w:hint="eastAsia"/>
           <w:color w:val="70AD47" w:themeColor="accent6"/>
         </w:rPr>
-        <w:t xml:space="preserve"> -DSW</w:t>
+        <w:t xml:space="preserve"> </w:t>
+      </w:r>
+      <w:r>
+        <w:rPr>
+          <w:rFonts w:ascii="Aptos Narrow" w:hAnsi="Aptos Narrow" w:hint="eastAsia"/>
+          <w:color w:val="70AD47" w:themeColor="accent6"/>
+        </w:rPr>
+        <w:t>-SW</w:t>
+      </w:r>
+      <w:r>
+        <w:rPr>
+          <w:rFonts w:ascii="Aptos Narrow" w:hAnsi="Aptos Narrow"/>
+          <w:color w:val="70AD47" w:themeColor="accent6"/>
+        </w:rPr>
+        <w:t xml:space="preserve"> "iso"</w:t>
       </w:r>
       <w:r>
         <w:rPr>
@@ -5225,12 +5246,7 @@
           <w:rFonts w:ascii="Aptos Narrow" w:hAnsi="Aptos Narrow"/>
         </w:rPr>
         <w:sectPr>
-          <w:headerReference w:type="even" r:id="rId16"/>
-          <w:headerReference w:type="default" r:id="rId17"/>
-          <w:footerReference w:type="even" r:id="rId18"/>
-          <w:footerReference w:type="default" r:id="rId19"/>
-          <w:headerReference w:type="first" r:id="rId20"/>
-          <w:footerReference w:type="first" r:id="rId21"/>
+          <w:footerReference w:type="default" r:id="rId16"/>
           <w:pgSz w:w="16838" w:h="23811" w:code="8"/>
           <w:pgMar w:top="1440" w:right="1440" w:bottom="1584" w:left="1440" w:header="677" w:footer="1022" w:gutter="0"/>
           <w:pgNumType w:start="0"/>
@@ -5273,7 +5289,7 @@
           <w:szCs w:val="24"/>
         </w:rPr>
         <w:drawing>
-          <wp:anchor distT="0" distB="0" distL="114300" distR="114300" simplePos="0" relativeHeight="251663360" behindDoc="1" locked="0" layoutInCell="1" allowOverlap="1" wp14:anchorId="2370658F" wp14:editId="19896F18">
+          <wp:anchor distT="0" distB="0" distL="114300" distR="114300" simplePos="0" relativeHeight="251663360" behindDoc="1" locked="0" layoutInCell="1" allowOverlap="1" wp14:anchorId="2370658F" wp14:editId="16261A96">
             <wp:simplePos x="0" y="0"/>
             <wp:positionH relativeFrom="column">
               <wp:posOffset>0</wp:posOffset>
@@ -5495,7 +5511,7 @@
         </w:rPr>
         <w:t xml:space="preserve"> | </w:t>
       </w:r>
-      <w:hyperlink r:id="rId22" w:history="1">
+      <w:hyperlink r:id="rId17" w:history="1">
         <w:r>
           <w:rPr>
             <w:rStyle w:val="Hyperlink"/>
@@ -5527,7 +5543,7 @@
         </w:rPr>
         <w:t xml:space="preserve">Github | </w:t>
       </w:r>
-      <w:hyperlink r:id="rId23" w:history="1">
+      <w:hyperlink r:id="rId18" w:history="1">
         <w:r>
           <w:rPr>
             <w:rStyle w:val="Hyperlink"/>
@@ -5583,7 +5599,7 @@
         </w:rPr>
         <w:t>邮箱：</w:t>
       </w:r>
-      <w:hyperlink r:id="rId24" w:history="1">
+      <w:hyperlink r:id="rId19" w:history="1">
         <w:r>
           <w:rPr>
             <w:rStyle w:val="Hyperlink"/>
@@ -5599,7 +5615,7 @@
         </w:rPr>
         <w:t xml:space="preserve">, </w:t>
       </w:r>
-      <w:hyperlink r:id="rId25" w:history="1">
+      <w:hyperlink r:id="rId20" w:history="1">
         <w:r>
           <w:rPr>
             <w:rStyle w:val="Hyperlink"/>
@@ -5633,10 +5649,10 @@
       </w:r>
       <w:r>
         <w:rPr>
-          <w:rFonts w:ascii="Aptos Narrow" w:hAnsi="Aptos Narrow" w:hint="eastAsia"/>
+          <w:rFonts w:ascii="Aptos Narrow" w:hAnsi="Aptos Narrow"/>
           <w:color w:val="7030A0"/>
         </w:rPr>
-        <w:t>1</w:t>
+        <w:t>2</w:t>
       </w:r>
     </w:p>
     <w:p>
@@ -5726,7 +5742,21 @@
           <w:rFonts w:ascii="Aptos Narrow" w:hAnsi="Aptos Narrow" w:hint="eastAsia"/>
           <w:color w:val="7030A0"/>
         </w:rPr>
-        <w:t>11 / 2</w:t>
+        <w:t>1</w:t>
+      </w:r>
+      <w:r>
+        <w:rPr>
+          <w:rFonts w:ascii="Aptos Narrow" w:hAnsi="Aptos Narrow"/>
+          <w:color w:val="7030A0"/>
+        </w:rPr>
+        <w:t>2</w:t>
+      </w:r>
+      <w:r>
+        <w:rPr>
+          <w:rFonts w:ascii="Aptos Narrow" w:hAnsi="Aptos Narrow" w:hint="eastAsia"/>
+          <w:color w:val="7030A0"/>
+        </w:rPr>
+        <w:t xml:space="preserve"> / 2</w:t>
       </w:r>
       <w:r>
         <w:rPr>
@@ -5758,7 +5788,7 @@
         </w:rPr>
         <w:t>建议或反馈：</w:t>
       </w:r>
-      <w:hyperlink r:id="rId26" w:history="1">
+      <w:hyperlink r:id="rId21" w:history="1">
         <w:r>
           <w:rPr>
             <w:rStyle w:val="Hyperlink"/>
@@ -5771,7 +5801,7 @@
       </w:hyperlink>
     </w:p>
     <w:sectPr>
-      <w:footerReference w:type="default" r:id="rId27"/>
+      <w:footerReference w:type="default" r:id="rId22"/>
       <w:pgSz w:w="16838" w:h="23811" w:code="8"/>
       <w:pgMar w:top="1440" w:right="1440" w:bottom="1584" w:left="1440" w:header="677" w:footer="1022" w:gutter="0"/>
       <w:pgNumType w:start="0"/>
@@ -5809,16 +5839,6 @@
 </file>
 
 <file path=word/footer1.xml><?xml version="1.0" encoding="utf-8"?>
-<w:ftr xmlns:wpc="http://schemas.microsoft.com/office/word/2010/wordprocessingCanvas" xmlns:cx="http://schemas.microsoft.com/office/drawing/2014/chartex" xmlns:cx1="http://schemas.microsoft.com/office/drawing/2015/9/8/chartex" xmlns:cx2="http://schemas.microsoft.com/office/drawing/2015/10/21/chartex" xmlns:cx3="http://schemas.microsoft.com/office/drawing/2016/5/9/chartex" xmlns:cx4="http://schemas.microsoft.com/office/drawing/2016/5/10/chartex" xmlns:cx5="http://schemas.microsoft.com/office/drawing/2016/5/11/chartex" xmlns:cx6="http://schemas.microsoft.com/office/drawing/2016/5/12/chartex" xmlns:cx7="http://schemas.microsoft.com/office/drawing/2016/5/13/chartex" xmlns:cx8="http://schemas.microsoft.com/office/drawing/2016/5/14/chartex" xmlns:mc="http://schemas.openxmlformats.org/markup-compatibility/2006" xmlns:aink="http://schemas.microsoft.com/office/drawing/2016/ink" xmlns:am3d="http://schemas.microsoft.com/office/drawing/2017/model3d" xmlns:o="urn:schemas-microsoft-com:office:office" xmlns:oel="http://schemas.microsoft.com/office/2019/extlst" xmlns:r="http://schemas.openxmlformats.org/officeDocument/2006/relationships" xmlns:m="http://schemas.openxmlformats.org/officeDocument/2006/math" xmlns:v="urn:schemas-microsoft-com:vml" xmlns:wp14="http://schemas.microsoft.com/office/word/2010/wordprocessingDrawing" xmlns:wp="http://schemas.openxmlformats.org/drawingml/2006/wordprocessingDrawing" xmlns:w10="urn:schemas-microsoft-com:office:word" xmlns:w="http://schemas.openxmlformats.org/wordprocessingml/2006/main" xmlns:w14="http://schemas.microsoft.com/office/word/2010/wordml" xmlns:w15="http://schemas.microsoft.com/office/word/2012/wordml" xmlns:w16cex="http://schemas.microsoft.com/office/word/2018/wordml/cex" xmlns:w16cid="http://schemas.microsoft.com/office/word/2016/wordml/cid" xmlns:w16="http://schemas.microsoft.com/office/word/2018/wordml" xmlns:w16du="http://schemas.microsoft.com/office/word/2023/wordml/word16du" xmlns:w16sdtdh="http://schemas.microsoft.com/office/word/2020/wordml/sdtdatahash" xmlns:w16sdtfl="http://schemas.microsoft.com/office/word/2024/wordml/sdtformatlock" xmlns:w16se="http://schemas.microsoft.com/office/word/2015/wordml/symex" xmlns:wpg="http://schemas.microsoft.com/office/word/2010/wordprocessingGroup" xmlns:wpi="http://schemas.microsoft.com/office/word/2010/wordprocessingInk" xmlns:wne="http://schemas.microsoft.com/office/word/2006/wordml" xmlns:wps="http://schemas.microsoft.com/office/word/2010/wordprocessingShape" mc:Ignorable="w14 w15 w16se w16cid w16 w16cex w16sdtdh w16sdtfl w16du wp14">
-  <w:p>
-    <w:pPr>
-      <w:pStyle w:val="Footer"/>
-    </w:pPr>
-  </w:p>
-</w:ftr>
-</file>
-
-<file path=word/footer2.xml><?xml version="1.0" encoding="utf-8"?>
 <w:ftr xmlns:wpc="http://schemas.microsoft.com/office/word/2010/wordprocessingCanvas" xmlns:cx="http://schemas.microsoft.com/office/drawing/2014/chartex" xmlns:cx1="http://schemas.microsoft.com/office/drawing/2015/9/8/chartex" xmlns:cx2="http://schemas.microsoft.com/office/drawing/2015/10/21/chartex" xmlns:cx3="http://schemas.microsoft.com/office/drawing/2016/5/9/chartex" xmlns:cx4="http://schemas.microsoft.com/office/drawing/2016/5/10/chartex" xmlns:cx5="http://schemas.microsoft.com/office/drawing/2016/5/11/chartex" xmlns:cx6="http://schemas.microsoft.com/office/drawing/2016/5/12/chartex" xmlns:cx7="http://schemas.microsoft.com/office/drawing/2016/5/13/chartex" xmlns:cx8="http://schemas.microsoft.com/office/drawing/2016/5/14/chartex" xmlns:mc="http://schemas.openxmlformats.org/markup-compatibility/2006" xmlns:aink="http://schemas.microsoft.com/office/drawing/2016/ink" xmlns:am3d="http://schemas.microsoft.com/office/drawing/2017/model3d" xmlns:o="urn:schemas-microsoft-com:office:office" xmlns:oel="http://schemas.microsoft.com/office/2019/extlst" xmlns:r="http://schemas.openxmlformats.org/officeDocument/2006/relationships" xmlns:m="http://schemas.openxmlformats.org/officeDocument/2006/math" xmlns:v="urn:schemas-microsoft-com:vml" xmlns:wp14="http://schemas.microsoft.com/office/word/2010/wordprocessingDrawing" xmlns:wp="http://schemas.openxmlformats.org/drawingml/2006/wordprocessingDrawing" xmlns:w10="urn:schemas-microsoft-com:office:word" xmlns:w="http://schemas.openxmlformats.org/wordprocessingml/2006/main" xmlns:w14="http://schemas.microsoft.com/office/word/2010/wordml" xmlns:w15="http://schemas.microsoft.com/office/word/2012/wordml" xmlns:w16cex="http://schemas.microsoft.com/office/word/2018/wordml/cex" xmlns:w16cid="http://schemas.microsoft.com/office/word/2016/wordml/cid" xmlns:w16="http://schemas.microsoft.com/office/word/2018/wordml" xmlns:w16du="http://schemas.microsoft.com/office/word/2023/wordml/word16du" xmlns:w16sdtdh="http://schemas.microsoft.com/office/word/2020/wordml/sdtdatahash" xmlns:w16sdtfl="http://schemas.microsoft.com/office/word/2024/wordml/sdtformatlock" xmlns:w16se="http://schemas.microsoft.com/office/word/2015/wordml/symex" xmlns:wpg="http://schemas.microsoft.com/office/word/2010/wordprocessingGroup" xmlns:wpi="http://schemas.microsoft.com/office/word/2010/wordprocessingInk" xmlns:wne="http://schemas.microsoft.com/office/word/2006/wordml" xmlns:wps="http://schemas.microsoft.com/office/word/2010/wordprocessingShape" mc:Ignorable="w14 w15 w16se w16cid w16 w16cex w16sdtdh w16sdtfl w16du wp14">
   <w:tbl>
     <w:tblPr>
@@ -6217,17 +6237,7 @@
 </w:ftr>
 </file>
 
-<file path=word/footer3.xml><?xml version="1.0" encoding="utf-8"?>
-<w:ftr xmlns:wpc="http://schemas.microsoft.com/office/word/2010/wordprocessingCanvas" xmlns:cx="http://schemas.microsoft.com/office/drawing/2014/chartex" xmlns:cx1="http://schemas.microsoft.com/office/drawing/2015/9/8/chartex" xmlns:cx2="http://schemas.microsoft.com/office/drawing/2015/10/21/chartex" xmlns:cx3="http://schemas.microsoft.com/office/drawing/2016/5/9/chartex" xmlns:cx4="http://schemas.microsoft.com/office/drawing/2016/5/10/chartex" xmlns:cx5="http://schemas.microsoft.com/office/drawing/2016/5/11/chartex" xmlns:cx6="http://schemas.microsoft.com/office/drawing/2016/5/12/chartex" xmlns:cx7="http://schemas.microsoft.com/office/drawing/2016/5/13/chartex" xmlns:cx8="http://schemas.microsoft.com/office/drawing/2016/5/14/chartex" xmlns:mc="http://schemas.openxmlformats.org/markup-compatibility/2006" xmlns:aink="http://schemas.microsoft.com/office/drawing/2016/ink" xmlns:am3d="http://schemas.microsoft.com/office/drawing/2017/model3d" xmlns:o="urn:schemas-microsoft-com:office:office" xmlns:oel="http://schemas.microsoft.com/office/2019/extlst" xmlns:r="http://schemas.openxmlformats.org/officeDocument/2006/relationships" xmlns:m="http://schemas.openxmlformats.org/officeDocument/2006/math" xmlns:v="urn:schemas-microsoft-com:vml" xmlns:wp14="http://schemas.microsoft.com/office/word/2010/wordprocessingDrawing" xmlns:wp="http://schemas.openxmlformats.org/drawingml/2006/wordprocessingDrawing" xmlns:w10="urn:schemas-microsoft-com:office:word" xmlns:w="http://schemas.openxmlformats.org/wordprocessingml/2006/main" xmlns:w14="http://schemas.microsoft.com/office/word/2010/wordml" xmlns:w15="http://schemas.microsoft.com/office/word/2012/wordml" xmlns:w16cex="http://schemas.microsoft.com/office/word/2018/wordml/cex" xmlns:w16cid="http://schemas.microsoft.com/office/word/2016/wordml/cid" xmlns:w16="http://schemas.microsoft.com/office/word/2018/wordml" xmlns:w16du="http://schemas.microsoft.com/office/word/2023/wordml/word16du" xmlns:w16sdtdh="http://schemas.microsoft.com/office/word/2020/wordml/sdtdatahash" xmlns:w16sdtfl="http://schemas.microsoft.com/office/word/2024/wordml/sdtformatlock" xmlns:w16se="http://schemas.microsoft.com/office/word/2015/wordml/symex" xmlns:wpg="http://schemas.microsoft.com/office/word/2010/wordprocessingGroup" xmlns:wpi="http://schemas.microsoft.com/office/word/2010/wordprocessingInk" xmlns:wne="http://schemas.microsoft.com/office/word/2006/wordml" xmlns:wps="http://schemas.microsoft.com/office/word/2010/wordprocessingShape" mc:Ignorable="w14 w15 w16se w16cid w16 w16cex w16sdtdh w16sdtfl w16du wp14">
-  <w:p>
-    <w:pPr>
-      <w:pStyle w:val="Footer"/>
-    </w:pPr>
-  </w:p>
-</w:ftr>
-</file>
-
-<file path=word/footer4.xml><?xml version="1.0" encoding="utf-8"?>
+<file path=word/footer2.xml><?xml version="1.0" encoding="utf-8"?>
 <w:ftr xmlns:wpc="http://schemas.microsoft.com/office/word/2010/wordprocessingCanvas" xmlns:cx="http://schemas.microsoft.com/office/drawing/2014/chartex" xmlns:cx1="http://schemas.microsoft.com/office/drawing/2015/9/8/chartex" xmlns:cx2="http://schemas.microsoft.com/office/drawing/2015/10/21/chartex" xmlns:cx3="http://schemas.microsoft.com/office/drawing/2016/5/9/chartex" xmlns:cx4="http://schemas.microsoft.com/office/drawing/2016/5/10/chartex" xmlns:cx5="http://schemas.microsoft.com/office/drawing/2016/5/11/chartex" xmlns:cx6="http://schemas.microsoft.com/office/drawing/2016/5/12/chartex" xmlns:cx7="http://schemas.microsoft.com/office/drawing/2016/5/13/chartex" xmlns:cx8="http://schemas.microsoft.com/office/drawing/2016/5/14/chartex" xmlns:mc="http://schemas.openxmlformats.org/markup-compatibility/2006" xmlns:aink="http://schemas.microsoft.com/office/drawing/2016/ink" xmlns:am3d="http://schemas.microsoft.com/office/drawing/2017/model3d" xmlns:o="urn:schemas-microsoft-com:office:office" xmlns:oel="http://schemas.microsoft.com/office/2019/extlst" xmlns:r="http://schemas.openxmlformats.org/officeDocument/2006/relationships" xmlns:m="http://schemas.openxmlformats.org/officeDocument/2006/math" xmlns:v="urn:schemas-microsoft-com:vml" xmlns:wp14="http://schemas.microsoft.com/office/word/2010/wordprocessingDrawing" xmlns:wp="http://schemas.openxmlformats.org/drawingml/2006/wordprocessingDrawing" xmlns:w10="urn:schemas-microsoft-com:office:word" xmlns:w="http://schemas.openxmlformats.org/wordprocessingml/2006/main" xmlns:w14="http://schemas.microsoft.com/office/word/2010/wordml" xmlns:w15="http://schemas.microsoft.com/office/word/2012/wordml" xmlns:w16cex="http://schemas.microsoft.com/office/word/2018/wordml/cex" xmlns:w16cid="http://schemas.microsoft.com/office/word/2016/wordml/cid" xmlns:w16="http://schemas.microsoft.com/office/word/2018/wordml" xmlns:w16du="http://schemas.microsoft.com/office/word/2023/wordml/word16du" xmlns:w16sdtdh="http://schemas.microsoft.com/office/word/2020/wordml/sdtdatahash" xmlns:w16sdtfl="http://schemas.microsoft.com/office/word/2024/wordml/sdtformatlock" xmlns:w16se="http://schemas.microsoft.com/office/word/2015/wordml/symex" xmlns:wpg="http://schemas.microsoft.com/office/word/2010/wordprocessingGroup" xmlns:wpi="http://schemas.microsoft.com/office/word/2010/wordprocessingInk" xmlns:wne="http://schemas.microsoft.com/office/word/2006/wordml" xmlns:wps="http://schemas.microsoft.com/office/word/2010/wordprocessingShape" mc:Ignorable="w14 w15 w16se w16cid w16 w16cex w16sdtdh w16sdtfl w16du wp14">
   <w:tbl>
     <w:tblPr>
@@ -6628,36 +6638,6 @@
     </w:p>
   </w:footnote>
 </w:footnotes>
-</file>
-
-<file path=word/header1.xml><?xml version="1.0" encoding="utf-8"?>
-<w:hdr xmlns:wpc="http://schemas.microsoft.com/office/word/2010/wordprocessingCanvas" xmlns:cx="http://schemas.microsoft.com/office/drawing/2014/chartex" xmlns:cx1="http://schemas.microsoft.com/office/drawing/2015/9/8/chartex" xmlns:cx2="http://schemas.microsoft.com/office/drawing/2015/10/21/chartex" xmlns:cx3="http://schemas.microsoft.com/office/drawing/2016/5/9/chartex" xmlns:cx4="http://schemas.microsoft.com/office/drawing/2016/5/10/chartex" xmlns:cx5="http://schemas.microsoft.com/office/drawing/2016/5/11/chartex" xmlns:cx6="http://schemas.microsoft.com/office/drawing/2016/5/12/chartex" xmlns:cx7="http://schemas.microsoft.com/office/drawing/2016/5/13/chartex" xmlns:cx8="http://schemas.microsoft.com/office/drawing/2016/5/14/chartex" xmlns:mc="http://schemas.openxmlformats.org/markup-compatibility/2006" xmlns:aink="http://schemas.microsoft.com/office/drawing/2016/ink" xmlns:am3d="http://schemas.microsoft.com/office/drawing/2017/model3d" xmlns:o="urn:schemas-microsoft-com:office:office" xmlns:oel="http://schemas.microsoft.com/office/2019/extlst" xmlns:r="http://schemas.openxmlformats.org/officeDocument/2006/relationships" xmlns:m="http://schemas.openxmlformats.org/officeDocument/2006/math" xmlns:v="urn:schemas-microsoft-com:vml" xmlns:wp14="http://schemas.microsoft.com/office/word/2010/wordprocessingDrawing" xmlns:wp="http://schemas.openxmlformats.org/drawingml/2006/wordprocessingDrawing" xmlns:w10="urn:schemas-microsoft-com:office:word" xmlns:w="http://schemas.openxmlformats.org/wordprocessingml/2006/main" xmlns:w14="http://schemas.microsoft.com/office/word/2010/wordml" xmlns:w15="http://schemas.microsoft.com/office/word/2012/wordml" xmlns:w16cex="http://schemas.microsoft.com/office/word/2018/wordml/cex" xmlns:w16cid="http://schemas.microsoft.com/office/word/2016/wordml/cid" xmlns:w16="http://schemas.microsoft.com/office/word/2018/wordml" xmlns:w16du="http://schemas.microsoft.com/office/word/2023/wordml/word16du" xmlns:w16sdtdh="http://schemas.microsoft.com/office/word/2020/wordml/sdtdatahash" xmlns:w16sdtfl="http://schemas.microsoft.com/office/word/2024/wordml/sdtformatlock" xmlns:w16se="http://schemas.microsoft.com/office/word/2015/wordml/symex" xmlns:wpg="http://schemas.microsoft.com/office/word/2010/wordprocessingGroup" xmlns:wpi="http://schemas.microsoft.com/office/word/2010/wordprocessingInk" xmlns:wne="http://schemas.microsoft.com/office/word/2006/wordml" xmlns:wps="http://schemas.microsoft.com/office/word/2010/wordprocessingShape" mc:Ignorable="w14 w15 w16se w16cid w16 w16cex w16sdtdh w16sdtfl w16du wp14">
-  <w:p>
-    <w:pPr>
-      <w:pStyle w:val="Header"/>
-    </w:pPr>
-  </w:p>
-</w:hdr>
-</file>
-
-<file path=word/header2.xml><?xml version="1.0" encoding="utf-8"?>
-<w:hdr xmlns:wpc="http://schemas.microsoft.com/office/word/2010/wordprocessingCanvas" xmlns:cx="http://schemas.microsoft.com/office/drawing/2014/chartex" xmlns:cx1="http://schemas.microsoft.com/office/drawing/2015/9/8/chartex" xmlns:cx2="http://schemas.microsoft.com/office/drawing/2015/10/21/chartex" xmlns:cx3="http://schemas.microsoft.com/office/drawing/2016/5/9/chartex" xmlns:cx4="http://schemas.microsoft.com/office/drawing/2016/5/10/chartex" xmlns:cx5="http://schemas.microsoft.com/office/drawing/2016/5/11/chartex" xmlns:cx6="http://schemas.microsoft.com/office/drawing/2016/5/12/chartex" xmlns:cx7="http://schemas.microsoft.com/office/drawing/2016/5/13/chartex" xmlns:cx8="http://schemas.microsoft.com/office/drawing/2016/5/14/chartex" xmlns:mc="http://schemas.openxmlformats.org/markup-compatibility/2006" xmlns:aink="http://schemas.microsoft.com/office/drawing/2016/ink" xmlns:am3d="http://schemas.microsoft.com/office/drawing/2017/model3d" xmlns:o="urn:schemas-microsoft-com:office:office" xmlns:oel="http://schemas.microsoft.com/office/2019/extlst" xmlns:r="http://schemas.openxmlformats.org/officeDocument/2006/relationships" xmlns:m="http://schemas.openxmlformats.org/officeDocument/2006/math" xmlns:v="urn:schemas-microsoft-com:vml" xmlns:wp14="http://schemas.microsoft.com/office/word/2010/wordprocessingDrawing" xmlns:wp="http://schemas.openxmlformats.org/drawingml/2006/wordprocessingDrawing" xmlns:w10="urn:schemas-microsoft-com:office:word" xmlns:w="http://schemas.openxmlformats.org/wordprocessingml/2006/main" xmlns:w14="http://schemas.microsoft.com/office/word/2010/wordml" xmlns:w15="http://schemas.microsoft.com/office/word/2012/wordml" xmlns:w16cex="http://schemas.microsoft.com/office/word/2018/wordml/cex" xmlns:w16cid="http://schemas.microsoft.com/office/word/2016/wordml/cid" xmlns:w16="http://schemas.microsoft.com/office/word/2018/wordml" xmlns:w16du="http://schemas.microsoft.com/office/word/2023/wordml/word16du" xmlns:w16sdtdh="http://schemas.microsoft.com/office/word/2020/wordml/sdtdatahash" xmlns:w16sdtfl="http://schemas.microsoft.com/office/word/2024/wordml/sdtformatlock" xmlns:w16se="http://schemas.microsoft.com/office/word/2015/wordml/symex" xmlns:wpg="http://schemas.microsoft.com/office/word/2010/wordprocessingGroup" xmlns:wpi="http://schemas.microsoft.com/office/word/2010/wordprocessingInk" xmlns:wne="http://schemas.microsoft.com/office/word/2006/wordml" xmlns:wps="http://schemas.microsoft.com/office/word/2010/wordprocessingShape" mc:Ignorable="w14 w15 w16se w16cid w16 w16cex w16sdtdh w16sdtfl w16du wp14">
-  <w:p>
-    <w:pPr>
-      <w:pStyle w:val="Header"/>
-    </w:pPr>
-  </w:p>
-</w:hdr>
-</file>
-
-<file path=word/header3.xml><?xml version="1.0" encoding="utf-8"?>
-<w:hdr xmlns:wpc="http://schemas.microsoft.com/office/word/2010/wordprocessingCanvas" xmlns:cx="http://schemas.microsoft.com/office/drawing/2014/chartex" xmlns:cx1="http://schemas.microsoft.com/office/drawing/2015/9/8/chartex" xmlns:cx2="http://schemas.microsoft.com/office/drawing/2015/10/21/chartex" xmlns:cx3="http://schemas.microsoft.com/office/drawing/2016/5/9/chartex" xmlns:cx4="http://schemas.microsoft.com/office/drawing/2016/5/10/chartex" xmlns:cx5="http://schemas.microsoft.com/office/drawing/2016/5/11/chartex" xmlns:cx6="http://schemas.microsoft.com/office/drawing/2016/5/12/chartex" xmlns:cx7="http://schemas.microsoft.com/office/drawing/2016/5/13/chartex" xmlns:cx8="http://schemas.microsoft.com/office/drawing/2016/5/14/chartex" xmlns:mc="http://schemas.openxmlformats.org/markup-compatibility/2006" xmlns:aink="http://schemas.microsoft.com/office/drawing/2016/ink" xmlns:am3d="http://schemas.microsoft.com/office/drawing/2017/model3d" xmlns:o="urn:schemas-microsoft-com:office:office" xmlns:oel="http://schemas.microsoft.com/office/2019/extlst" xmlns:r="http://schemas.openxmlformats.org/officeDocument/2006/relationships" xmlns:m="http://schemas.openxmlformats.org/officeDocument/2006/math" xmlns:v="urn:schemas-microsoft-com:vml" xmlns:wp14="http://schemas.microsoft.com/office/word/2010/wordprocessingDrawing" xmlns:wp="http://schemas.openxmlformats.org/drawingml/2006/wordprocessingDrawing" xmlns:w10="urn:schemas-microsoft-com:office:word" xmlns:w="http://schemas.openxmlformats.org/wordprocessingml/2006/main" xmlns:w14="http://schemas.microsoft.com/office/word/2010/wordml" xmlns:w15="http://schemas.microsoft.com/office/word/2012/wordml" xmlns:w16cex="http://schemas.microsoft.com/office/word/2018/wordml/cex" xmlns:w16cid="http://schemas.microsoft.com/office/word/2016/wordml/cid" xmlns:w16="http://schemas.microsoft.com/office/word/2018/wordml" xmlns:w16du="http://schemas.microsoft.com/office/word/2023/wordml/word16du" xmlns:w16sdtdh="http://schemas.microsoft.com/office/word/2020/wordml/sdtdatahash" xmlns:w16sdtfl="http://schemas.microsoft.com/office/word/2024/wordml/sdtformatlock" xmlns:w16se="http://schemas.microsoft.com/office/word/2015/wordml/symex" xmlns:wpg="http://schemas.microsoft.com/office/word/2010/wordprocessingGroup" xmlns:wpi="http://schemas.microsoft.com/office/word/2010/wordprocessingInk" xmlns:wne="http://schemas.microsoft.com/office/word/2006/wordml" xmlns:wps="http://schemas.microsoft.com/office/word/2010/wordprocessingShape" mc:Ignorable="w14 w15 w16se w16cid w16 w16cex w16sdtdh w16sdtfl w16du wp14">
-  <w:p>
-    <w:pPr>
-      <w:pStyle w:val="Header"/>
-    </w:pPr>
-  </w:p>
-</w:hdr>
 </file>
 
 <file path=word/numbering.xml><?xml version="1.0" encoding="utf-8"?>

--- a/_Learn/Get/Get.zh-CN.docx
+++ b/_Learn/Get/Get.zh-CN.docx
@@ -4,8 +4,8 @@
   <w:body>
     <w:p>
       <w:pPr>
-        <w:spacing w:line="360" w:lineRule="auto"/>
-        <w:ind w:right="12518"/>
+        <w:widowControl w:val="0"/>
+        <w:spacing w:line="360" w:lineRule="auto"/>
         <w:jc w:val="center"/>
         <w:rPr>
           <w:rFonts w:ascii="Aptos Narrow" w:hAnsi="Aptos Narrow"/>
@@ -25,7 +25,7 @@
           <w:szCs w:val="24"/>
         </w:rPr>
         <w:drawing>
-          <wp:inline distT="0" distB="0" distL="0" distR="0" wp14:anchorId="57F218F2" wp14:editId="7333852B">
+          <wp:inline distT="0" distB="0" distL="0" distR="0" wp14:anchorId="57F218F2" wp14:editId="48912913">
             <wp:extent cx="603504" cy="667512"/>
             <wp:effectExtent l="0" t="0" r="6350" b="0"/>
             <wp:docPr id="1720369153" name="Picture 1720369153">
@@ -81,8 +81,8 @@
     </w:p>
     <w:p>
       <w:pPr>
-        <w:spacing w:line="360" w:lineRule="auto"/>
-        <w:ind w:right="12518"/>
+        <w:widowControl w:val="0"/>
+        <w:spacing w:line="360" w:lineRule="auto"/>
         <w:jc w:val="center"/>
         <w:rPr>
           <w:rFonts w:ascii="Aptos Narrow" w:hAnsi="Aptos Narrow"/>
@@ -115,6 +115,8 @@
     </w:p>
     <w:p>
       <w:pPr>
+        <w:widowControl w:val="0"/>
+        <w:jc w:val="center"/>
         <w:rPr>
           <w:rFonts w:ascii="Aptos Narrow" w:hAnsi="Aptos Narrow"/>
         </w:rPr>
@@ -127,6 +129,7 @@
         <w:spacing w:before="0" w:line="360" w:lineRule="auto"/>
         <w:ind w:left="0"/>
         <w:contextualSpacing w:val="0"/>
+        <w:jc w:val="center"/>
         <w:outlineLvl w:val="0"/>
         <w:rPr>
           <w:rFonts w:ascii="Aptos Narrow" w:hAnsi="Aptos Narrow"/>
@@ -164,20 +167,18 @@
           <w:sz w:val="40"/>
           <w:szCs w:val="144"/>
         </w:rPr>
-        <w:t xml:space="preserve">s </w:t>
-      </w:r>
-      <w:proofErr w:type="spellStart"/>
-      <w:r>
-        <w:rPr>
-          <w:rFonts w:ascii="Aptos Narrow" w:hAnsi="Aptos Narrow"/>
+        <w:t>s Soultions</w:t>
+      </w:r>
+      <w:r>
+        <w:rPr>
+          <w:rFonts w:ascii="Aptos Narrow" w:hAnsi="Aptos Narrow" w:hint="eastAsia"/>
           <w:smallCaps/>
           <w:color w:val="3E9D94"/>
           <w:sz w:val="40"/>
           <w:szCs w:val="144"/>
         </w:rPr>
-        <w:t>Soultions</w:t>
-      </w:r>
-      <w:proofErr w:type="spellEnd"/>
+        <w:t xml:space="preserve">: </w:t>
+      </w:r>
       <w:r>
         <w:rPr>
           <w:rFonts w:ascii="Aptos Narrow" w:hAnsi="Aptos Narrow" w:hint="eastAsia"/>
@@ -186,23 +187,15 @@
           <w:sz w:val="40"/>
           <w:szCs w:val="144"/>
         </w:rPr>
-        <w:t xml:space="preserve">: </w:t>
-      </w:r>
-      <w:r>
-        <w:rPr>
-          <w:rFonts w:ascii="Aptos Narrow" w:hAnsi="Aptos Narrow" w:hint="eastAsia"/>
-          <w:smallCaps/>
-          <w:color w:val="3E9D94"/>
-          <w:sz w:val="40"/>
-          <w:szCs w:val="144"/>
-        </w:rPr>
         <w:t>获取</w:t>
       </w:r>
     </w:p>
     <w:p>
       <w:pPr>
         <w:widowControl w:val="0"/>
-        <w:spacing w:line="360" w:lineRule="auto"/>
+        <w:spacing w:before="600" w:line="360" w:lineRule="auto"/>
+        <w:ind w:left="2160" w:right="2160"/>
+        <w:jc w:val="center"/>
         <w:rPr>
           <w:rFonts w:ascii="Aptos Narrow" w:hAnsi="Aptos Narrow"/>
         </w:rPr>
@@ -259,7 +252,9 @@
     <w:p>
       <w:pPr>
         <w:widowControl w:val="0"/>
-        <w:spacing w:line="360" w:lineRule="auto"/>
+        <w:spacing w:before="600" w:line="360" w:lineRule="auto"/>
+        <w:ind w:left="2160" w:right="2160"/>
+        <w:jc w:val="center"/>
         <w:rPr>
           <w:rFonts w:ascii="Aptos Narrow" w:hAnsi="Aptos Narrow"/>
         </w:rPr>
@@ -409,6 +404,7 @@
     <w:p>
       <w:pPr>
         <w:pStyle w:val="Heading2"/>
+        <w:widowControl w:val="0"/>
         <w:rPr>
           <w:rFonts w:ascii="Aptos Narrow" w:hAnsi="Aptos Narrow"/>
           <w:caps/>
@@ -981,7 +977,7 @@
         <w:tabs>
           <w:tab w:val="right" w:pos="13977"/>
         </w:tabs>
-        <w:spacing w:before="720" w:line="360" w:lineRule="auto"/>
+        <w:spacing w:before="600" w:line="360" w:lineRule="auto"/>
         <w:ind w:left="1094" w:hanging="547"/>
         <w:contextualSpacing w:val="0"/>
         <w:rPr>
@@ -1254,7 +1250,7 @@
           <w:rFonts w:ascii="Aptos Narrow" w:hAnsi="Aptos Narrow"/>
           <w:noProof/>
         </w:rPr>
-        <w:t>2</w:t>
+        <w:t>1</w:t>
       </w:r>
       <w:r>
         <w:rPr>
@@ -1782,14 +1778,7 @@
         <w:rPr>
           <w:rFonts w:ascii="Aptos Narrow" w:hAnsi="Aptos Narrow"/>
         </w:rPr>
-        <w:t xml:space="preserve">Windows Server </w:t>
-      </w:r>
-      <w:proofErr w:type="spellStart"/>
-      <w:r>
-        <w:rPr>
-          <w:rFonts w:ascii="Aptos Narrow" w:hAnsi="Aptos Narrow"/>
-        </w:rPr>
-        <w:t>vNex</w:t>
+        <w:t>Windows Server vNex</w:t>
       </w:r>
       <w:r>
         <w:rPr>
@@ -1797,7 +1786,6 @@
         </w:rPr>
         <w:t>t</w:t>
       </w:r>
-      <w:proofErr w:type="spellEnd"/>
       <w:r>
         <w:rPr>
           <w:rFonts w:ascii="Aptos Narrow" w:hAnsi="Aptos Narrow"/>
@@ -1867,7 +1855,7 @@
           <w:ilvl w:val="0"/>
           <w:numId w:val="3"/>
         </w:numPr>
-        <w:spacing w:before="720" w:line="360" w:lineRule="auto"/>
+        <w:spacing w:before="600" w:line="360" w:lineRule="auto"/>
         <w:ind w:left="2430" w:hanging="450"/>
         <w:contextualSpacing w:val="0"/>
         <w:rPr>
@@ -1957,7 +1945,7 @@
           <w:ilvl w:val="0"/>
           <w:numId w:val="6"/>
         </w:numPr>
-        <w:spacing w:before="720"/>
+        <w:spacing w:before="600"/>
         <w:ind w:left="1800" w:hanging="630"/>
         <w:rPr>
           <w:rFonts w:ascii="Aptos Narrow" w:hAnsi="Aptos Narrow"/>
@@ -2153,55 +2141,7 @@
           <w:rFonts w:ascii="Aptos Narrow" w:hAnsi="Aptos Narrow"/>
           <w:color w:val="70AD47" w:themeColor="accent6"/>
         </w:rPr>
-        <w:t>Set-</w:t>
-      </w:r>
-      <w:proofErr w:type="spellStart"/>
-      <w:r>
-        <w:rPr>
-          <w:rFonts w:ascii="Aptos Narrow" w:hAnsi="Aptos Narrow"/>
-          <w:color w:val="70AD47" w:themeColor="accent6"/>
-        </w:rPr>
-        <w:t>ExecutionPolicy</w:t>
-      </w:r>
-      <w:proofErr w:type="spellEnd"/>
-      <w:r>
-        <w:rPr>
-          <w:rFonts w:ascii="Aptos Narrow" w:hAnsi="Aptos Narrow"/>
-          <w:color w:val="70AD47" w:themeColor="accent6"/>
-        </w:rPr>
-        <w:t xml:space="preserve"> -</w:t>
-      </w:r>
-      <w:proofErr w:type="spellStart"/>
-      <w:r>
-        <w:rPr>
-          <w:rFonts w:ascii="Aptos Narrow" w:hAnsi="Aptos Narrow"/>
-          <w:color w:val="70AD47" w:themeColor="accent6"/>
-        </w:rPr>
-        <w:t>ExecutionPolicy</w:t>
-      </w:r>
-      <w:proofErr w:type="spellEnd"/>
-      <w:r>
-        <w:rPr>
-          <w:rFonts w:ascii="Aptos Narrow" w:hAnsi="Aptos Narrow"/>
-          <w:color w:val="70AD47" w:themeColor="accent6"/>
-        </w:rPr>
-        <w:t xml:space="preserve"> Bypass -Scope </w:t>
-      </w:r>
-      <w:proofErr w:type="spellStart"/>
-      <w:r>
-        <w:rPr>
-          <w:rFonts w:ascii="Aptos Narrow" w:hAnsi="Aptos Narrow"/>
-          <w:color w:val="70AD47" w:themeColor="accent6"/>
-        </w:rPr>
-        <w:t>LocalMachine</w:t>
-      </w:r>
-      <w:proofErr w:type="spellEnd"/>
-      <w:r>
-        <w:rPr>
-          <w:rFonts w:ascii="Aptos Narrow" w:hAnsi="Aptos Narrow"/>
-          <w:color w:val="70AD47" w:themeColor="accent6"/>
-        </w:rPr>
-        <w:t xml:space="preserve"> -Force</w:t>
+        <w:t>Set-ExecutionPolicy -ExecutionPolicy Bypass -Scope LocalMachine -Force</w:t>
       </w:r>
     </w:p>
     <w:p>
@@ -2318,27 +2258,13 @@
         <w:rPr>
           <w:rFonts w:ascii="Aptos Narrow" w:hAnsi="Aptos Narrow"/>
         </w:rPr>
-        <w:t>运行，或复制路径，</w:t>
-      </w:r>
-      <w:proofErr w:type="gramStart"/>
-      <w:r>
-        <w:rPr>
-          <w:rFonts w:ascii="Aptos Narrow" w:hAnsi="Aptos Narrow"/>
-        </w:rPr>
-        <w:t>粘贴到</w:t>
-      </w:r>
-      <w:r>
-        <w:rPr>
-          <w:rFonts w:ascii="Aptos Narrow" w:hAnsi="Aptos Narrow"/>
-        </w:rPr>
-        <w:t>“</w:t>
-      </w:r>
-      <w:proofErr w:type="gramEnd"/>
-      <w:r>
-        <w:rPr>
-          <w:rFonts w:ascii="Aptos Narrow" w:hAnsi="Aptos Narrow"/>
-        </w:rPr>
-        <w:t>Terminal ”</w:t>
+        <w:t>运行，或复制路径，粘贴到</w:t>
+      </w:r>
+      <w:r>
+        <w:rPr>
+          <w:rFonts w:ascii="Aptos Narrow" w:hAnsi="Aptos Narrow"/>
+        </w:rPr>
+        <w:t>“Terminal ”</w:t>
       </w:r>
       <w:r>
         <w:rPr>
@@ -2407,11 +2333,12 @@
     <w:p>
       <w:pPr>
         <w:pStyle w:val="Heading3"/>
+        <w:widowControl w:val="0"/>
         <w:numPr>
           <w:ilvl w:val="0"/>
           <w:numId w:val="5"/>
         </w:numPr>
-        <w:spacing w:before="720"/>
+        <w:spacing w:before="600"/>
         <w:ind w:left="1170" w:hanging="630"/>
         <w:rPr>
           <w:rFonts w:ascii="Aptos Narrow" w:hAnsi="Aptos Narrow"/>
@@ -2454,6 +2381,7 @@
     </w:p>
     <w:p>
       <w:pPr>
+        <w:widowControl w:val="0"/>
         <w:spacing w:line="360" w:lineRule="auto"/>
         <w:ind w:left="1170"/>
         <w:rPr>
@@ -2484,23 +2412,16 @@
         </w:rPr>
         <w:t>上下文</w:t>
       </w:r>
-      <w:proofErr w:type="gramStart"/>
-      <w:r>
-        <w:rPr>
-          <w:rFonts w:ascii="Aptos Narrow" w:hAnsi="Aptos Narrow" w:hint="eastAsia"/>
-        </w:rPr>
-        <w:t>单取得</w:t>
-      </w:r>
-      <w:proofErr w:type="gramEnd"/>
-      <w:r>
-        <w:rPr>
-          <w:rFonts w:ascii="Aptos Narrow" w:hAnsi="Aptos Narrow" w:hint="eastAsia"/>
-        </w:rPr>
-        <w:t>所有权、可前往：封装脚本、创建模板、创建部署引擎升级包、备份等。</w:t>
-      </w:r>
-    </w:p>
-    <w:p>
-      <w:pPr>
+      <w:r>
+        <w:rPr>
+          <w:rFonts w:ascii="Aptos Narrow" w:hAnsi="Aptos Narrow" w:hint="eastAsia"/>
+        </w:rPr>
+        <w:t>单取得所有权、可前往：封装脚本、创建模板、创建部署引擎升级包、备份等。</w:t>
+      </w:r>
+    </w:p>
+    <w:p>
+      <w:pPr>
+        <w:widowControl w:val="0"/>
         <w:spacing w:line="360" w:lineRule="auto"/>
         <w:ind w:left="1170"/>
         <w:rPr>
@@ -2545,7 +2466,6 @@
         </w:rPr>
         <w:t>、</w:t>
       </w:r>
-      <w:proofErr w:type="spellStart"/>
       <w:r>
         <w:rPr>
           <w:rFonts w:ascii="Aptos Narrow" w:hAnsi="Aptos Narrow"/>
@@ -2553,7 +2473,6 @@
         </w:rPr>
         <w:t>iwr</w:t>
       </w:r>
-      <w:proofErr w:type="spellEnd"/>
       <w:r>
         <w:rPr>
           <w:rFonts w:ascii="Aptos Narrow" w:hAnsi="Aptos Narrow" w:hint="eastAsia"/>
@@ -2565,17 +2484,8 @@
           <w:rFonts w:ascii="Aptos Narrow" w:hAnsi="Aptos Narrow"/>
           <w:color w:val="70AD47" w:themeColor="accent6"/>
         </w:rPr>
-        <w:t>Invoke-</w:t>
-      </w:r>
-      <w:proofErr w:type="spellStart"/>
-      <w:r>
-        <w:rPr>
-          <w:rFonts w:ascii="Aptos Narrow" w:hAnsi="Aptos Narrow"/>
-          <w:color w:val="70AD47" w:themeColor="accent6"/>
-        </w:rPr>
-        <w:t>WebRequest</w:t>
-      </w:r>
-      <w:proofErr w:type="spellEnd"/>
+        <w:t>Invoke-WebRequest</w:t>
+      </w:r>
       <w:r>
         <w:rPr>
           <w:rFonts w:ascii="Aptos Narrow" w:hAnsi="Aptos Narrow" w:hint="eastAsia"/>
@@ -2591,7 +2501,8 @@
     </w:p>
     <w:p>
       <w:pPr>
-        <w:spacing w:before="720" w:line="360" w:lineRule="auto"/>
+        <w:widowControl w:val="0"/>
+        <w:spacing w:before="600" w:line="360" w:lineRule="auto"/>
         <w:ind w:left="1170"/>
         <w:rPr>
           <w:rFonts w:ascii="Aptos Narrow" w:hAnsi="Aptos Narrow"/>
@@ -2607,6 +2518,7 @@
     <w:p>
       <w:pPr>
         <w:pStyle w:val="ListParagraph"/>
+        <w:widowControl w:val="0"/>
         <w:numPr>
           <w:ilvl w:val="0"/>
           <w:numId w:val="4"/>
@@ -2632,11 +2544,14 @@
     <w:p>
       <w:pPr>
         <w:pStyle w:val="Heading4"/>
+        <w:keepNext w:val="0"/>
+        <w:keepLines w:val="0"/>
+        <w:widowControl w:val="0"/>
         <w:numPr>
           <w:ilvl w:val="0"/>
           <w:numId w:val="7"/>
         </w:numPr>
-        <w:spacing w:before="720"/>
+        <w:spacing w:before="600"/>
         <w:ind w:left="1980" w:hanging="810"/>
         <w:rPr>
           <w:rFonts w:ascii="Aptos Narrow" w:hAnsi="Aptos Narrow"/>
@@ -2647,7 +2562,6 @@
         <w:rPr>
           <w:rFonts w:ascii="Aptos Narrow" w:hAnsi="Aptos Narrow" w:hint="eastAsia"/>
         </w:rPr>
-        <w:lastRenderedPageBreak/>
         <w:t>交互式体验</w:t>
       </w:r>
       <w:bookmarkEnd w:id="6"/>
@@ -2655,6 +2569,7 @@
     <w:p>
       <w:pPr>
         <w:pStyle w:val="Heading5"/>
+        <w:widowControl w:val="0"/>
         <w:numPr>
           <w:ilvl w:val="1"/>
           <w:numId w:val="8"/>
@@ -2669,6 +2584,7 @@
         <w:rPr>
           <w:rFonts w:ascii="Aptos Narrow" w:hAnsi="Aptos Narrow" w:hint="eastAsia"/>
         </w:rPr>
+        <w:lastRenderedPageBreak/>
         <w:t>从</w:t>
       </w:r>
       <w:r>
@@ -2687,6 +2603,7 @@
     <w:p>
       <w:pPr>
         <w:pStyle w:val="ListParagraph"/>
+        <w:widowControl w:val="0"/>
         <w:spacing w:line="360" w:lineRule="auto"/>
         <w:ind w:left="2880"/>
         <w:contextualSpacing w:val="0"/>
@@ -2720,6 +2637,7 @@
     <w:p>
       <w:pPr>
         <w:pStyle w:val="ListParagraph"/>
+        <w:widowControl w:val="0"/>
         <w:spacing w:line="360" w:lineRule="auto"/>
         <w:ind w:left="2880"/>
         <w:contextualSpacing w:val="0"/>
@@ -2728,21 +2646,12 @@
           <w:color w:val="70AD47" w:themeColor="accent6"/>
         </w:rPr>
       </w:pPr>
-      <w:proofErr w:type="spellStart"/>
-      <w:r>
-        <w:rPr>
-          <w:rFonts w:ascii="Aptos Narrow" w:hAnsi="Aptos Narrow"/>
-          <w:color w:val="70AD47" w:themeColor="accent6"/>
-        </w:rPr>
-        <w:t>wget</w:t>
-      </w:r>
-      <w:proofErr w:type="spellEnd"/>
-      <w:r>
-        <w:rPr>
-          <w:rFonts w:ascii="Aptos Narrow" w:hAnsi="Aptos Narrow"/>
-          <w:color w:val="70AD47" w:themeColor="accent6"/>
-        </w:rPr>
-        <w:t xml:space="preserve"> https://fengyi.tel/gs </w:t>
+      <w:r>
+        <w:rPr>
+          <w:rFonts w:ascii="Aptos Narrow" w:hAnsi="Aptos Narrow"/>
+          <w:color w:val="70AD47" w:themeColor="accent6"/>
+        </w:rPr>
+        <w:t xml:space="preserve">wget https://fengyi.tel/gs </w:t>
       </w:r>
       <w:r>
         <w:rPr>
@@ -2769,6 +2678,7 @@
     <w:p>
       <w:pPr>
         <w:pStyle w:val="ListParagraph"/>
+        <w:widowControl w:val="0"/>
         <w:spacing w:line="360" w:lineRule="auto"/>
         <w:ind w:left="2880"/>
         <w:contextualSpacing w:val="0"/>
@@ -2777,21 +2687,12 @@
           <w:color w:val="70AD47" w:themeColor="accent6"/>
         </w:rPr>
       </w:pPr>
-      <w:proofErr w:type="spellStart"/>
-      <w:r>
-        <w:rPr>
-          <w:rFonts w:ascii="Aptos Narrow" w:hAnsi="Aptos Narrow"/>
-          <w:color w:val="70AD47" w:themeColor="accent6"/>
-        </w:rPr>
-        <w:t>iwr</w:t>
-      </w:r>
-      <w:proofErr w:type="spellEnd"/>
-      <w:r>
-        <w:rPr>
-          <w:rFonts w:ascii="Aptos Narrow" w:hAnsi="Aptos Narrow"/>
-          <w:color w:val="70AD47" w:themeColor="accent6"/>
-        </w:rPr>
-        <w:t xml:space="preserve"> https://fengyi.tel/gs </w:t>
+      <w:r>
+        <w:rPr>
+          <w:rFonts w:ascii="Aptos Narrow" w:hAnsi="Aptos Narrow"/>
+          <w:color w:val="70AD47" w:themeColor="accent6"/>
+        </w:rPr>
+        <w:t xml:space="preserve">iwr https://fengyi.tel/gs </w:t>
       </w:r>
       <w:r>
         <w:rPr>
@@ -2811,6 +2712,7 @@
     <w:p>
       <w:pPr>
         <w:pStyle w:val="ListParagraph"/>
+        <w:widowControl w:val="0"/>
         <w:spacing w:line="360" w:lineRule="auto"/>
         <w:ind w:left="2880"/>
         <w:contextualSpacing w:val="0"/>
@@ -2824,59 +2726,28 @@
           <w:rFonts w:ascii="Aptos Narrow" w:hAnsi="Aptos Narrow"/>
           <w:color w:val="70AD47" w:themeColor="accent6"/>
         </w:rPr>
-        <w:t>Invoke-</w:t>
-      </w:r>
-      <w:proofErr w:type="spellStart"/>
-      <w:r>
-        <w:rPr>
-          <w:rFonts w:ascii="Aptos Narrow" w:hAnsi="Aptos Narrow"/>
-          <w:color w:val="70AD47" w:themeColor="accent6"/>
-        </w:rPr>
-        <w:t>WebRequest</w:t>
-      </w:r>
-      <w:proofErr w:type="spellEnd"/>
-      <w:r>
-        <w:rPr>
-          <w:rFonts w:ascii="Aptos Narrow" w:hAnsi="Aptos Narrow"/>
-          <w:color w:val="70AD47" w:themeColor="accent6"/>
-        </w:rPr>
-        <w:t xml:space="preserve"> https://fengyi.tel/gs </w:t>
-      </w:r>
-      <w:r>
-        <w:rPr>
-          <w:rFonts w:ascii="Aptos Narrow" w:hAnsi="Aptos Narrow"/>
-          <w:color w:val="70AD47" w:themeColor="accent6"/>
-        </w:rPr>
-        <w:t>-</w:t>
-      </w:r>
-      <w:proofErr w:type="spellStart"/>
-      <w:r>
-        <w:rPr>
-          <w:rFonts w:ascii="Aptos Narrow" w:hAnsi="Aptos Narrow"/>
-          <w:color w:val="70AD47" w:themeColor="accent6"/>
-        </w:rPr>
-        <w:t>o</w:t>
-      </w:r>
-      <w:r>
-        <w:rPr>
-          <w:rFonts w:ascii="Aptos Narrow" w:hAnsi="Aptos Narrow"/>
-          <w:color w:val="70AD47" w:themeColor="accent6"/>
-        </w:rPr>
-        <w:t>utFile</w:t>
-      </w:r>
-      <w:proofErr w:type="spellEnd"/>
-      <w:r>
-        <w:rPr>
-          <w:rFonts w:ascii="Aptos Narrow" w:hAnsi="Aptos Narrow"/>
-          <w:color w:val="70AD47" w:themeColor="accent6"/>
-        </w:rPr>
-        <w:t xml:space="preserve"> get.ps1; .\get.ps1;</w:t>
+        <w:t xml:space="preserve">Invoke-WebRequest https://fengyi.tel/gs </w:t>
+      </w:r>
+      <w:r>
+        <w:rPr>
+          <w:rFonts w:ascii="Aptos Narrow" w:hAnsi="Aptos Narrow"/>
+          <w:color w:val="70AD47" w:themeColor="accent6"/>
+        </w:rPr>
+        <w:t>-o</w:t>
+      </w:r>
+      <w:r>
+        <w:rPr>
+          <w:rFonts w:ascii="Aptos Narrow" w:hAnsi="Aptos Narrow"/>
+          <w:color w:val="70AD47" w:themeColor="accent6"/>
+        </w:rPr>
+        <w:t>utFile get.ps1; .\get.ps1;</w:t>
       </w:r>
     </w:p>
     <w:p>
       <w:pPr>
         <w:pStyle w:val="ListParagraph"/>
-        <w:spacing w:before="480" w:line="360" w:lineRule="auto"/>
+        <w:widowControl w:val="0"/>
+        <w:spacing w:line="360" w:lineRule="auto"/>
         <w:ind w:left="2880"/>
         <w:contextualSpacing w:val="0"/>
         <w:rPr>
@@ -2888,16 +2759,8 @@
         <w:rPr>
           <w:rFonts w:ascii="Aptos Narrow" w:hAnsi="Aptos Narrow" w:hint="eastAsia"/>
         </w:rPr>
-        <w:t>手动</w:t>
-      </w:r>
-      <w:proofErr w:type="gramStart"/>
-      <w:r>
-        <w:rPr>
-          <w:rFonts w:ascii="Aptos Narrow" w:hAnsi="Aptos Narrow" w:hint="eastAsia"/>
-        </w:rPr>
-        <w:t>下载请</w:t>
-      </w:r>
-      <w:proofErr w:type="gramEnd"/>
+        <w:t>手动下载请</w:t>
+      </w:r>
       <w:r>
         <w:rPr>
           <w:rFonts w:ascii="Aptos Narrow" w:hAnsi="Aptos Narrow"/>
@@ -2978,11 +2841,12 @@
     <w:p>
       <w:pPr>
         <w:pStyle w:val="Heading5"/>
+        <w:widowControl w:val="0"/>
         <w:numPr>
           <w:ilvl w:val="1"/>
           <w:numId w:val="8"/>
         </w:numPr>
-        <w:spacing w:before="720" w:line="360" w:lineRule="auto"/>
+        <w:spacing w:before="600" w:line="360" w:lineRule="auto"/>
         <w:ind w:left="2880" w:hanging="900"/>
         <w:rPr>
           <w:rFonts w:ascii="Aptos Narrow" w:hAnsi="Aptos Narrow"/>
@@ -2998,21 +2862,7 @@
         <w:rPr>
           <w:rFonts w:ascii="Aptos Narrow" w:hAnsi="Aptos Narrow" w:hint="eastAsia"/>
         </w:rPr>
-        <w:t xml:space="preserve"> </w:t>
-      </w:r>
-      <w:proofErr w:type="spellStart"/>
-      <w:r>
-        <w:rPr>
-          <w:rFonts w:ascii="Aptos Narrow" w:hAnsi="Aptos Narrow" w:hint="eastAsia"/>
-        </w:rPr>
-        <w:t>Github</w:t>
-      </w:r>
-      <w:proofErr w:type="spellEnd"/>
-      <w:r>
-        <w:rPr>
-          <w:rFonts w:ascii="Aptos Narrow" w:hAnsi="Aptos Narrow" w:hint="eastAsia"/>
-        </w:rPr>
-        <w:t xml:space="preserve"> </w:t>
+        <w:t xml:space="preserve"> Github </w:t>
       </w:r>
       <w:r>
         <w:rPr>
@@ -3024,6 +2874,7 @@
     <w:p>
       <w:pPr>
         <w:pStyle w:val="ListParagraph"/>
+        <w:widowControl w:val="0"/>
         <w:spacing w:line="360" w:lineRule="auto"/>
         <w:ind w:left="2880"/>
         <w:contextualSpacing w:val="0"/>
@@ -3057,6 +2908,7 @@
     <w:p>
       <w:pPr>
         <w:pStyle w:val="ListParagraph"/>
+        <w:widowControl w:val="0"/>
         <w:spacing w:line="360" w:lineRule="auto"/>
         <w:ind w:left="2880"/>
         <w:contextualSpacing w:val="0"/>
@@ -3065,21 +2917,12 @@
           <w:color w:val="70AD47" w:themeColor="accent6"/>
         </w:rPr>
       </w:pPr>
-      <w:proofErr w:type="spellStart"/>
-      <w:r>
-        <w:rPr>
-          <w:rFonts w:ascii="Aptos Narrow" w:hAnsi="Aptos Narrow"/>
-          <w:color w:val="70AD47" w:themeColor="accent6"/>
-        </w:rPr>
-        <w:t>wget</w:t>
-      </w:r>
-      <w:proofErr w:type="spellEnd"/>
-      <w:r>
-        <w:rPr>
-          <w:rFonts w:ascii="Aptos Narrow" w:hAnsi="Aptos Narrow"/>
-          <w:color w:val="70AD47" w:themeColor="accent6"/>
-        </w:rPr>
-        <w:t xml:space="preserve"> https://github.com/ilikeyi/Solutions/raw/main/get.ps1 </w:t>
+      <w:r>
+        <w:rPr>
+          <w:rFonts w:ascii="Aptos Narrow" w:hAnsi="Aptos Narrow"/>
+          <w:color w:val="70AD47" w:themeColor="accent6"/>
+        </w:rPr>
+        <w:t xml:space="preserve">wget https://github.com/ilikeyi/Solutions/raw/main/get.ps1 </w:t>
       </w:r>
       <w:r>
         <w:rPr>
@@ -3106,6 +2949,7 @@
     <w:p>
       <w:pPr>
         <w:pStyle w:val="ListParagraph"/>
+        <w:widowControl w:val="0"/>
         <w:spacing w:line="360" w:lineRule="auto"/>
         <w:ind w:left="2880"/>
         <w:contextualSpacing w:val="0"/>
@@ -3114,21 +2958,12 @@
           <w:color w:val="70AD47" w:themeColor="accent6"/>
         </w:rPr>
       </w:pPr>
-      <w:proofErr w:type="spellStart"/>
-      <w:r>
-        <w:rPr>
-          <w:rFonts w:ascii="Aptos Narrow" w:hAnsi="Aptos Narrow"/>
-          <w:color w:val="70AD47" w:themeColor="accent6"/>
-        </w:rPr>
-        <w:t>iwr</w:t>
-      </w:r>
-      <w:proofErr w:type="spellEnd"/>
-      <w:r>
-        <w:rPr>
-          <w:rFonts w:ascii="Aptos Narrow" w:hAnsi="Aptos Narrow"/>
-          <w:color w:val="70AD47" w:themeColor="accent6"/>
-        </w:rPr>
-        <w:t xml:space="preserve"> https://github.com/ilikeyi/Solutions/raw/main/get.ps1 </w:t>
+      <w:r>
+        <w:rPr>
+          <w:rFonts w:ascii="Aptos Narrow" w:hAnsi="Aptos Narrow"/>
+          <w:color w:val="70AD47" w:themeColor="accent6"/>
+        </w:rPr>
+        <w:t xml:space="preserve">iwr https://github.com/ilikeyi/Solutions/raw/main/get.ps1 </w:t>
       </w:r>
       <w:r>
         <w:rPr>
@@ -3148,6 +2983,7 @@
     <w:p>
       <w:pPr>
         <w:pStyle w:val="ListParagraph"/>
+        <w:widowControl w:val="0"/>
         <w:spacing w:line="360" w:lineRule="auto"/>
         <w:ind w:left="2880"/>
         <w:contextualSpacing w:val="0"/>
@@ -3161,58 +2997,27 @@
           <w:rFonts w:ascii="Aptos Narrow" w:hAnsi="Aptos Narrow"/>
           <w:color w:val="70AD47" w:themeColor="accent6"/>
         </w:rPr>
-        <w:t>Invoke-</w:t>
-      </w:r>
-      <w:proofErr w:type="spellStart"/>
-      <w:r>
-        <w:rPr>
-          <w:rFonts w:ascii="Aptos Narrow" w:hAnsi="Aptos Narrow"/>
-          <w:color w:val="70AD47" w:themeColor="accent6"/>
-        </w:rPr>
-        <w:t>WebRequest</w:t>
-      </w:r>
-      <w:proofErr w:type="spellEnd"/>
-      <w:r>
-        <w:rPr>
-          <w:rFonts w:ascii="Aptos Narrow" w:hAnsi="Aptos Narrow"/>
-          <w:color w:val="70AD47" w:themeColor="accent6"/>
-        </w:rPr>
-        <w:t xml:space="preserve"> https://github.com/ilikeyi/Solutions/raw/main/get.ps1 </w:t>
-      </w:r>
-      <w:r>
-        <w:rPr>
-          <w:rFonts w:ascii="Aptos Narrow" w:hAnsi="Aptos Narrow"/>
-          <w:color w:val="70AD47" w:themeColor="accent6"/>
-        </w:rPr>
-        <w:t>-</w:t>
-      </w:r>
-      <w:proofErr w:type="spellStart"/>
-      <w:r>
-        <w:rPr>
-          <w:rFonts w:ascii="Aptos Narrow" w:hAnsi="Aptos Narrow"/>
-          <w:color w:val="70AD47" w:themeColor="accent6"/>
-        </w:rPr>
-        <w:t>o</w:t>
-      </w:r>
-      <w:r>
-        <w:rPr>
-          <w:rFonts w:ascii="Aptos Narrow" w:hAnsi="Aptos Narrow"/>
-          <w:color w:val="70AD47" w:themeColor="accent6"/>
-        </w:rPr>
-        <w:t>utFile</w:t>
-      </w:r>
-      <w:proofErr w:type="spellEnd"/>
-      <w:r>
-        <w:rPr>
-          <w:rFonts w:ascii="Aptos Narrow" w:hAnsi="Aptos Narrow"/>
-          <w:color w:val="70AD47" w:themeColor="accent6"/>
-        </w:rPr>
-        <w:t xml:space="preserve"> get.ps1; .\get.ps1;</w:t>
-      </w:r>
-    </w:p>
-    <w:p>
-      <w:pPr>
-        <w:spacing w:before="480" w:line="360" w:lineRule="auto"/>
+        <w:t xml:space="preserve">Invoke-WebRequest https://github.com/ilikeyi/Solutions/raw/main/get.ps1 </w:t>
+      </w:r>
+      <w:r>
+        <w:rPr>
+          <w:rFonts w:ascii="Aptos Narrow" w:hAnsi="Aptos Narrow"/>
+          <w:color w:val="70AD47" w:themeColor="accent6"/>
+        </w:rPr>
+        <w:t>-o</w:t>
+      </w:r>
+      <w:r>
+        <w:rPr>
+          <w:rFonts w:ascii="Aptos Narrow" w:hAnsi="Aptos Narrow"/>
+          <w:color w:val="70AD47" w:themeColor="accent6"/>
+        </w:rPr>
+        <w:t>utFile get.ps1; .\get.ps1;</w:t>
+      </w:r>
+    </w:p>
+    <w:p>
+      <w:pPr>
+        <w:widowControl w:val="0"/>
+        <w:spacing w:line="360" w:lineRule="auto"/>
         <w:ind w:left="2880"/>
         <w:rPr>
           <w:rFonts w:ascii="Aptos Narrow" w:hAnsi="Aptos Narrow"/>
@@ -3252,7 +3057,6 @@
         </w:rPr>
         <w:t xml:space="preserve"> </w:t>
       </w:r>
-      <w:proofErr w:type="gramStart"/>
       <w:r>
         <w:rPr>
           <w:rFonts w:ascii="Aptos Narrow" w:hAnsi="Aptos Narrow"/>
@@ -3265,7 +3069,6 @@
         </w:rPr>
         <w:t>“</w:t>
       </w:r>
-      <w:proofErr w:type="gramEnd"/>
       <w:r>
         <w:rPr>
           <w:rFonts w:ascii="Aptos Narrow" w:hAnsi="Aptos Narrow"/>
@@ -3354,11 +3157,14 @@
     <w:p>
       <w:pPr>
         <w:pStyle w:val="Heading4"/>
+        <w:keepNext w:val="0"/>
+        <w:keepLines w:val="0"/>
+        <w:widowControl w:val="0"/>
         <w:numPr>
           <w:ilvl w:val="0"/>
           <w:numId w:val="7"/>
         </w:numPr>
-        <w:spacing w:before="720"/>
+        <w:spacing w:before="600"/>
         <w:ind w:left="1980" w:hanging="810"/>
         <w:rPr>
           <w:rFonts w:ascii="Aptos Narrow" w:hAnsi="Aptos Narrow"/>
@@ -3375,6 +3181,7 @@
     </w:p>
     <w:p>
       <w:pPr>
+        <w:widowControl w:val="0"/>
         <w:spacing w:line="360" w:lineRule="auto"/>
         <w:ind w:left="1980"/>
         <w:rPr>
@@ -3391,6 +3198,7 @@
     <w:p>
       <w:pPr>
         <w:pStyle w:val="Heading5"/>
+        <w:widowControl w:val="0"/>
         <w:numPr>
           <w:ilvl w:val="1"/>
           <w:numId w:val="7"/>
@@ -3411,6 +3219,7 @@
     <w:p>
       <w:pPr>
         <w:pStyle w:val="ListParagraph"/>
+        <w:widowControl w:val="0"/>
         <w:numPr>
           <w:ilvl w:val="2"/>
           <w:numId w:val="7"/>
@@ -3444,6 +3253,7 @@
     <w:p>
       <w:pPr>
         <w:pStyle w:val="ListParagraph"/>
+        <w:widowControl w:val="0"/>
         <w:spacing w:line="360" w:lineRule="auto"/>
         <w:ind w:left="3870"/>
         <w:contextualSpacing w:val="0"/>
@@ -3477,6 +3287,7 @@
     <w:p>
       <w:pPr>
         <w:pStyle w:val="ListParagraph"/>
+        <w:widowControl w:val="0"/>
         <w:spacing w:line="360" w:lineRule="auto"/>
         <w:ind w:left="3870"/>
         <w:contextualSpacing w:val="0"/>
@@ -3485,21 +3296,12 @@
           <w:color w:val="70AD47" w:themeColor="accent6"/>
         </w:rPr>
       </w:pPr>
-      <w:proofErr w:type="spellStart"/>
-      <w:r>
-        <w:rPr>
-          <w:rFonts w:ascii="Aptos Narrow" w:hAnsi="Aptos Narrow"/>
-          <w:color w:val="70AD47" w:themeColor="accent6"/>
-        </w:rPr>
-        <w:t>wget</w:t>
-      </w:r>
-      <w:proofErr w:type="spellEnd"/>
-      <w:r>
-        <w:rPr>
-          <w:rFonts w:ascii="Aptos Narrow" w:hAnsi="Aptos Narrow"/>
-          <w:color w:val="70AD47" w:themeColor="accent6"/>
-        </w:rPr>
-        <w:t xml:space="preserve"> https://fengyi.tel/gs </w:t>
+      <w:r>
+        <w:rPr>
+          <w:rFonts w:ascii="Aptos Narrow" w:hAnsi="Aptos Narrow"/>
+          <w:color w:val="70AD47" w:themeColor="accent6"/>
+        </w:rPr>
+        <w:t xml:space="preserve">wget https://fengyi.tel/gs </w:t>
       </w:r>
       <w:r>
         <w:rPr>
@@ -3526,6 +3328,7 @@
     <w:p>
       <w:pPr>
         <w:pStyle w:val="ListParagraph"/>
+        <w:widowControl w:val="0"/>
         <w:spacing w:line="360" w:lineRule="auto"/>
         <w:ind w:left="3870"/>
         <w:contextualSpacing w:val="0"/>
@@ -3534,21 +3337,12 @@
           <w:color w:val="70AD47" w:themeColor="accent6"/>
         </w:rPr>
       </w:pPr>
-      <w:proofErr w:type="spellStart"/>
-      <w:r>
-        <w:rPr>
-          <w:rFonts w:ascii="Aptos Narrow" w:hAnsi="Aptos Narrow"/>
-          <w:color w:val="70AD47" w:themeColor="accent6"/>
-        </w:rPr>
-        <w:t>iwr</w:t>
-      </w:r>
-      <w:proofErr w:type="spellEnd"/>
-      <w:r>
-        <w:rPr>
-          <w:rFonts w:ascii="Aptos Narrow" w:hAnsi="Aptos Narrow"/>
-          <w:color w:val="70AD47" w:themeColor="accent6"/>
-        </w:rPr>
-        <w:t xml:space="preserve"> https://fengyi.tel/gs </w:t>
+      <w:r>
+        <w:rPr>
+          <w:rFonts w:ascii="Aptos Narrow" w:hAnsi="Aptos Narrow"/>
+          <w:color w:val="70AD47" w:themeColor="accent6"/>
+        </w:rPr>
+        <w:t xml:space="preserve">iwr https://fengyi.tel/gs </w:t>
       </w:r>
       <w:r>
         <w:rPr>
@@ -3568,6 +3362,7 @@
     <w:p>
       <w:pPr>
         <w:pStyle w:val="ListParagraph"/>
+        <w:widowControl w:val="0"/>
         <w:spacing w:line="360" w:lineRule="auto"/>
         <w:ind w:left="3870"/>
         <w:contextualSpacing w:val="0"/>
@@ -3581,63 +3376,32 @@
           <w:rFonts w:ascii="Aptos Narrow" w:hAnsi="Aptos Narrow"/>
           <w:color w:val="70AD47" w:themeColor="accent6"/>
         </w:rPr>
-        <w:t>Invoke-</w:t>
-      </w:r>
-      <w:proofErr w:type="spellStart"/>
-      <w:r>
-        <w:rPr>
-          <w:rFonts w:ascii="Aptos Narrow" w:hAnsi="Aptos Narrow"/>
-          <w:color w:val="70AD47" w:themeColor="accent6"/>
-        </w:rPr>
-        <w:t>WebRequest</w:t>
-      </w:r>
-      <w:proofErr w:type="spellEnd"/>
-      <w:r>
-        <w:rPr>
-          <w:rFonts w:ascii="Aptos Narrow" w:hAnsi="Aptos Narrow"/>
-          <w:color w:val="70AD47" w:themeColor="accent6"/>
-        </w:rPr>
-        <w:t xml:space="preserve"> https://fengyi.tel/gs </w:t>
-      </w:r>
-      <w:r>
-        <w:rPr>
-          <w:rFonts w:ascii="Aptos Narrow" w:hAnsi="Aptos Narrow"/>
-          <w:color w:val="70AD47" w:themeColor="accent6"/>
-        </w:rPr>
-        <w:t>-</w:t>
-      </w:r>
-      <w:proofErr w:type="spellStart"/>
-      <w:r>
-        <w:rPr>
-          <w:rFonts w:ascii="Aptos Narrow" w:hAnsi="Aptos Narrow"/>
-          <w:color w:val="70AD47" w:themeColor="accent6"/>
-        </w:rPr>
-        <w:t>o</w:t>
-      </w:r>
-      <w:r>
-        <w:rPr>
-          <w:rFonts w:ascii="Aptos Narrow" w:hAnsi="Aptos Narrow"/>
-          <w:color w:val="70AD47" w:themeColor="accent6"/>
-        </w:rPr>
-        <w:t>utFile</w:t>
-      </w:r>
-      <w:proofErr w:type="spellEnd"/>
-      <w:r>
-        <w:rPr>
-          <w:rFonts w:ascii="Aptos Narrow" w:hAnsi="Aptos Narrow"/>
-          <w:color w:val="70AD47" w:themeColor="accent6"/>
-        </w:rPr>
-        <w:t xml:space="preserve"> get.ps1</w:t>
+        <w:t xml:space="preserve">Invoke-WebRequest https://fengyi.tel/gs </w:t>
+      </w:r>
+      <w:r>
+        <w:rPr>
+          <w:rFonts w:ascii="Aptos Narrow" w:hAnsi="Aptos Narrow"/>
+          <w:color w:val="70AD47" w:themeColor="accent6"/>
+        </w:rPr>
+        <w:t>-o</w:t>
+      </w:r>
+      <w:r>
+        <w:rPr>
+          <w:rFonts w:ascii="Aptos Narrow" w:hAnsi="Aptos Narrow"/>
+          <w:color w:val="70AD47" w:themeColor="accent6"/>
+        </w:rPr>
+        <w:t>utFile get.ps1</w:t>
       </w:r>
     </w:p>
     <w:p>
       <w:pPr>
         <w:pStyle w:val="ListParagraph"/>
+        <w:widowControl w:val="0"/>
         <w:numPr>
           <w:ilvl w:val="2"/>
           <w:numId w:val="7"/>
         </w:numPr>
-        <w:spacing w:before="720" w:line="360" w:lineRule="auto"/>
+        <w:spacing w:before="600" w:line="360" w:lineRule="auto"/>
         <w:ind w:left="3870" w:hanging="990"/>
         <w:contextualSpacing w:val="0"/>
         <w:rPr>
@@ -3654,21 +3418,7 @@
         <w:rPr>
           <w:rFonts w:ascii="Aptos Narrow" w:hAnsi="Aptos Narrow" w:hint="eastAsia"/>
         </w:rPr>
-        <w:t xml:space="preserve"> </w:t>
-      </w:r>
-      <w:proofErr w:type="spellStart"/>
-      <w:r>
-        <w:rPr>
-          <w:rFonts w:ascii="Aptos Narrow" w:hAnsi="Aptos Narrow" w:hint="eastAsia"/>
-        </w:rPr>
-        <w:t>Github</w:t>
-      </w:r>
-      <w:proofErr w:type="spellEnd"/>
-      <w:r>
-        <w:rPr>
-          <w:rFonts w:ascii="Aptos Narrow" w:hAnsi="Aptos Narrow" w:hint="eastAsia"/>
-        </w:rPr>
-        <w:t xml:space="preserve"> </w:t>
+        <w:t xml:space="preserve"> Github </w:t>
       </w:r>
       <w:r>
         <w:rPr>
@@ -3680,6 +3430,7 @@
     <w:p>
       <w:pPr>
         <w:pStyle w:val="ListParagraph"/>
+        <w:widowControl w:val="0"/>
         <w:spacing w:line="360" w:lineRule="auto"/>
         <w:ind w:left="3870"/>
         <w:contextualSpacing w:val="0"/>
@@ -3713,6 +3464,7 @@
     <w:p>
       <w:pPr>
         <w:pStyle w:val="ListParagraph"/>
+        <w:widowControl w:val="0"/>
         <w:spacing w:line="360" w:lineRule="auto"/>
         <w:ind w:left="3870"/>
         <w:contextualSpacing w:val="0"/>
@@ -3721,21 +3473,12 @@
           <w:color w:val="70AD47" w:themeColor="accent6"/>
         </w:rPr>
       </w:pPr>
-      <w:proofErr w:type="spellStart"/>
-      <w:r>
-        <w:rPr>
-          <w:rFonts w:ascii="Aptos Narrow" w:hAnsi="Aptos Narrow"/>
-          <w:color w:val="70AD47" w:themeColor="accent6"/>
-        </w:rPr>
-        <w:t>wget</w:t>
-      </w:r>
-      <w:proofErr w:type="spellEnd"/>
-      <w:r>
-        <w:rPr>
-          <w:rFonts w:ascii="Aptos Narrow" w:hAnsi="Aptos Narrow"/>
-          <w:color w:val="70AD47" w:themeColor="accent6"/>
-        </w:rPr>
-        <w:t xml:space="preserve"> https://github.com/ilikeyi/Solutions/raw/main/get.ps1 </w:t>
+      <w:r>
+        <w:rPr>
+          <w:rFonts w:ascii="Aptos Narrow" w:hAnsi="Aptos Narrow"/>
+          <w:color w:val="70AD47" w:themeColor="accent6"/>
+        </w:rPr>
+        <w:t xml:space="preserve">wget https://github.com/ilikeyi/Solutions/raw/main/get.ps1 </w:t>
       </w:r>
       <w:r>
         <w:rPr>
@@ -3762,6 +3505,7 @@
     <w:p>
       <w:pPr>
         <w:pStyle w:val="ListParagraph"/>
+        <w:widowControl w:val="0"/>
         <w:spacing w:line="360" w:lineRule="auto"/>
         <w:ind w:left="3870"/>
         <w:contextualSpacing w:val="0"/>
@@ -3770,21 +3514,12 @@
           <w:color w:val="70AD47" w:themeColor="accent6"/>
         </w:rPr>
       </w:pPr>
-      <w:proofErr w:type="spellStart"/>
-      <w:r>
-        <w:rPr>
-          <w:rFonts w:ascii="Aptos Narrow" w:hAnsi="Aptos Narrow"/>
-          <w:color w:val="70AD47" w:themeColor="accent6"/>
-        </w:rPr>
-        <w:t>iwr</w:t>
-      </w:r>
-      <w:proofErr w:type="spellEnd"/>
-      <w:r>
-        <w:rPr>
-          <w:rFonts w:ascii="Aptos Narrow" w:hAnsi="Aptos Narrow"/>
-          <w:color w:val="70AD47" w:themeColor="accent6"/>
-        </w:rPr>
-        <w:t xml:space="preserve"> https://github.com/ilikeyi/Solutions/raw/main/get.ps1 </w:t>
+      <w:r>
+        <w:rPr>
+          <w:rFonts w:ascii="Aptos Narrow" w:hAnsi="Aptos Narrow"/>
+          <w:color w:val="70AD47" w:themeColor="accent6"/>
+        </w:rPr>
+        <w:t xml:space="preserve">iwr https://github.com/ilikeyi/Solutions/raw/main/get.ps1 </w:t>
       </w:r>
       <w:r>
         <w:rPr>
@@ -3804,6 +3539,7 @@
     <w:p>
       <w:pPr>
         <w:pStyle w:val="ListParagraph"/>
+        <w:widowControl w:val="0"/>
         <w:spacing w:line="360" w:lineRule="auto"/>
         <w:ind w:left="3870"/>
         <w:contextualSpacing w:val="0"/>
@@ -3817,63 +3553,32 @@
           <w:rFonts w:ascii="Aptos Narrow" w:hAnsi="Aptos Narrow"/>
           <w:color w:val="70AD47" w:themeColor="accent6"/>
         </w:rPr>
-        <w:t>Invoke-</w:t>
-      </w:r>
-      <w:proofErr w:type="spellStart"/>
-      <w:r>
-        <w:rPr>
-          <w:rFonts w:ascii="Aptos Narrow" w:hAnsi="Aptos Narrow"/>
-          <w:color w:val="70AD47" w:themeColor="accent6"/>
-        </w:rPr>
-        <w:t>WebRequest</w:t>
-      </w:r>
-      <w:proofErr w:type="spellEnd"/>
-      <w:r>
-        <w:rPr>
-          <w:rFonts w:ascii="Aptos Narrow" w:hAnsi="Aptos Narrow"/>
-          <w:color w:val="70AD47" w:themeColor="accent6"/>
-        </w:rPr>
-        <w:t xml:space="preserve"> https://github.com/ilikeyi/Solutions/raw/main/get.ps1 </w:t>
-      </w:r>
-      <w:r>
-        <w:rPr>
-          <w:rFonts w:ascii="Aptos Narrow" w:hAnsi="Aptos Narrow"/>
-          <w:color w:val="70AD47" w:themeColor="accent6"/>
-        </w:rPr>
-        <w:t>-</w:t>
-      </w:r>
-      <w:proofErr w:type="spellStart"/>
-      <w:r>
-        <w:rPr>
-          <w:rFonts w:ascii="Aptos Narrow" w:hAnsi="Aptos Narrow"/>
-          <w:color w:val="70AD47" w:themeColor="accent6"/>
-        </w:rPr>
-        <w:t>o</w:t>
-      </w:r>
-      <w:r>
-        <w:rPr>
-          <w:rFonts w:ascii="Aptos Narrow" w:hAnsi="Aptos Narrow"/>
-          <w:color w:val="70AD47" w:themeColor="accent6"/>
-        </w:rPr>
-        <w:t>utFile</w:t>
-      </w:r>
-      <w:proofErr w:type="spellEnd"/>
-      <w:r>
-        <w:rPr>
-          <w:rFonts w:ascii="Aptos Narrow" w:hAnsi="Aptos Narrow"/>
-          <w:color w:val="70AD47" w:themeColor="accent6"/>
-        </w:rPr>
-        <w:t xml:space="preserve"> get.ps1</w:t>
+        <w:t xml:space="preserve">Invoke-WebRequest https://github.com/ilikeyi/Solutions/raw/main/get.ps1 </w:t>
+      </w:r>
+      <w:r>
+        <w:rPr>
+          <w:rFonts w:ascii="Aptos Narrow" w:hAnsi="Aptos Narrow"/>
+          <w:color w:val="70AD47" w:themeColor="accent6"/>
+        </w:rPr>
+        <w:t>-o</w:t>
+      </w:r>
+      <w:r>
+        <w:rPr>
+          <w:rFonts w:ascii="Aptos Narrow" w:hAnsi="Aptos Narrow"/>
+          <w:color w:val="70AD47" w:themeColor="accent6"/>
+        </w:rPr>
+        <w:t>utFile get.ps1</w:t>
       </w:r>
     </w:p>
     <w:p>
       <w:pPr>
         <w:pStyle w:val="Heading5"/>
+        <w:widowControl w:val="0"/>
         <w:numPr>
           <w:ilvl w:val="1"/>
           <w:numId w:val="7"/>
         </w:numPr>
-        <w:spacing w:before="720" w:line="360" w:lineRule="auto"/>
+        <w:spacing w:before="600" w:line="360" w:lineRule="auto"/>
         <w:ind w:left="2880" w:hanging="900"/>
         <w:rPr>
           <w:rFonts w:ascii="Aptos Narrow" w:hAnsi="Aptos Narrow"/>
@@ -3901,7 +3606,6 @@
         <w:rPr>
           <w:rFonts w:ascii="Aptos Narrow" w:hAnsi="Aptos Narrow" w:hint="eastAsia"/>
         </w:rPr>
-        <w:lastRenderedPageBreak/>
         <w:t>从任意节点下载后获得</w:t>
       </w:r>
       <w:r>
@@ -3941,7 +3645,7 @@
       <w:pPr>
         <w:pStyle w:val="ListParagraph"/>
         <w:widowControl w:val="0"/>
-        <w:spacing w:before="720" w:line="360" w:lineRule="auto"/>
+        <w:spacing w:before="600" w:line="360" w:lineRule="auto"/>
         <w:ind w:left="2880"/>
         <w:contextualSpacing w:val="0"/>
         <w:rPr>
@@ -3952,6 +3656,7 @@
         <w:rPr>
           <w:rFonts w:ascii="Aptos Narrow" w:hAnsi="Aptos Narrow" w:hint="eastAsia"/>
         </w:rPr>
+        <w:lastRenderedPageBreak/>
         <w:t>添加运行</w:t>
       </w:r>
       <w:r>
@@ -4000,21 +3705,12 @@
         </w:rPr>
         <w:t>"</w:t>
       </w:r>
-      <w:proofErr w:type="spellStart"/>
-      <w:r>
-        <w:rPr>
-          <w:rFonts w:ascii="Aptos Narrow" w:hAnsi="Aptos Narrow"/>
-          <w:color w:val="70AD47" w:themeColor="accent6"/>
-        </w:rPr>
-        <w:t>en</w:t>
-      </w:r>
-      <w:proofErr w:type="spellEnd"/>
-      <w:r>
-        <w:rPr>
-          <w:rFonts w:ascii="Aptos Narrow" w:hAnsi="Aptos Narrow"/>
-          <w:color w:val="70AD47" w:themeColor="accent6"/>
-        </w:rPr>
-        <w:t>-US</w:t>
+      <w:r>
+        <w:rPr>
+          <w:rFonts w:ascii="Aptos Narrow" w:hAnsi="Aptos Narrow"/>
+          <w:color w:val="70AD47" w:themeColor="accent6"/>
+        </w:rPr>
+        <w:t>en-US</w:t>
       </w:r>
       <w:r>
         <w:rPr>
@@ -4047,19 +3743,11 @@
         </w:rPr>
         <w:t>，</w:t>
       </w:r>
-      <w:proofErr w:type="spellStart"/>
-      <w:r>
-        <w:rPr>
-          <w:rFonts w:ascii="Aptos Narrow" w:hAnsi="Aptos Narrow" w:hint="eastAsia"/>
-        </w:rPr>
-        <w:t>en</w:t>
-      </w:r>
-      <w:proofErr w:type="spellEnd"/>
-      <w:r>
-        <w:rPr>
-          <w:rFonts w:ascii="Aptos Narrow" w:hAnsi="Aptos Narrow" w:hint="eastAsia"/>
-        </w:rPr>
-        <w:t xml:space="preserve">-US </w:t>
+      <w:r>
+        <w:rPr>
+          <w:rFonts w:ascii="Aptos Narrow" w:hAnsi="Aptos Narrow" w:hint="eastAsia"/>
+        </w:rPr>
+        <w:t xml:space="preserve">en-US </w:t>
       </w:r>
       <w:r>
         <w:rPr>
@@ -4067,299 +3755,11 @@
         </w:rPr>
         <w:t>可替换为：</w:t>
       </w:r>
-      <w:proofErr w:type="spellStart"/>
-      <w:r>
-        <w:rPr>
-          <w:rFonts w:ascii="Aptos Narrow" w:hAnsi="Aptos Narrow"/>
-        </w:rPr>
-        <w:t>ar-sa</w:t>
-      </w:r>
-      <w:proofErr w:type="spellEnd"/>
-      <w:r>
-        <w:rPr>
-          <w:rFonts w:ascii="Aptos Narrow" w:hAnsi="Aptos Narrow"/>
-        </w:rPr>
-        <w:t xml:space="preserve">; </w:t>
-      </w:r>
-      <w:proofErr w:type="spellStart"/>
-      <w:r>
-        <w:rPr>
-          <w:rFonts w:ascii="Aptos Narrow" w:hAnsi="Aptos Narrow"/>
-        </w:rPr>
-        <w:t>bg-bg</w:t>
-      </w:r>
-      <w:proofErr w:type="spellEnd"/>
-      <w:r>
-        <w:rPr>
-          <w:rFonts w:ascii="Aptos Narrow" w:hAnsi="Aptos Narrow"/>
-        </w:rPr>
-        <w:t>; cs-</w:t>
-      </w:r>
-      <w:proofErr w:type="spellStart"/>
-      <w:r>
-        <w:rPr>
-          <w:rFonts w:ascii="Aptos Narrow" w:hAnsi="Aptos Narrow"/>
-        </w:rPr>
-        <w:t>cz</w:t>
-      </w:r>
-      <w:proofErr w:type="spellEnd"/>
-      <w:r>
-        <w:rPr>
-          <w:rFonts w:ascii="Aptos Narrow" w:hAnsi="Aptos Narrow"/>
-        </w:rPr>
-        <w:t xml:space="preserve">; da-dk; de-DE; </w:t>
-      </w:r>
-      <w:proofErr w:type="spellStart"/>
-      <w:r>
-        <w:rPr>
-          <w:rFonts w:ascii="Aptos Narrow" w:hAnsi="Aptos Narrow"/>
-        </w:rPr>
-        <w:t>el</w:t>
-      </w:r>
-      <w:proofErr w:type="spellEnd"/>
-      <w:r>
-        <w:rPr>
-          <w:rFonts w:ascii="Aptos Narrow" w:hAnsi="Aptos Narrow"/>
-        </w:rPr>
-        <w:t>-gr; es-es; es-mx; et-</w:t>
-      </w:r>
-      <w:proofErr w:type="spellStart"/>
-      <w:r>
-        <w:rPr>
-          <w:rFonts w:ascii="Aptos Narrow" w:hAnsi="Aptos Narrow"/>
-        </w:rPr>
-        <w:t>ee</w:t>
-      </w:r>
-      <w:proofErr w:type="spellEnd"/>
-      <w:r>
-        <w:rPr>
-          <w:rFonts w:ascii="Aptos Narrow" w:hAnsi="Aptos Narrow"/>
-        </w:rPr>
-        <w:t xml:space="preserve">; fi-fi; </w:t>
-      </w:r>
-      <w:proofErr w:type="spellStart"/>
-      <w:r>
-        <w:rPr>
-          <w:rFonts w:ascii="Aptos Narrow" w:hAnsi="Aptos Narrow"/>
-        </w:rPr>
-        <w:t>fr</w:t>
-      </w:r>
-      <w:proofErr w:type="spellEnd"/>
-      <w:r>
-        <w:rPr>
-          <w:rFonts w:ascii="Aptos Narrow" w:hAnsi="Aptos Narrow"/>
-        </w:rPr>
-        <w:t xml:space="preserve">-ca; </w:t>
-      </w:r>
-      <w:proofErr w:type="spellStart"/>
-      <w:r>
-        <w:rPr>
-          <w:rFonts w:ascii="Aptos Narrow" w:hAnsi="Aptos Narrow"/>
-        </w:rPr>
-        <w:t>fr-fr</w:t>
-      </w:r>
-      <w:proofErr w:type="spellEnd"/>
-      <w:r>
-        <w:rPr>
-          <w:rFonts w:ascii="Aptos Narrow" w:hAnsi="Aptos Narrow"/>
-        </w:rPr>
-        <w:t xml:space="preserve">; he-il; </w:t>
-      </w:r>
-      <w:proofErr w:type="spellStart"/>
-      <w:r>
-        <w:rPr>
-          <w:rFonts w:ascii="Aptos Narrow" w:hAnsi="Aptos Narrow"/>
-        </w:rPr>
-        <w:t>hr-hr</w:t>
-      </w:r>
-      <w:proofErr w:type="spellEnd"/>
-      <w:r>
-        <w:rPr>
-          <w:rFonts w:ascii="Aptos Narrow" w:hAnsi="Aptos Narrow"/>
-        </w:rPr>
-        <w:t xml:space="preserve">; hu-hu; it-it; ja-JP; ko-KR; </w:t>
-      </w:r>
-      <w:proofErr w:type="spellStart"/>
-      <w:r>
-        <w:rPr>
-          <w:rFonts w:ascii="Aptos Narrow" w:hAnsi="Aptos Narrow"/>
-        </w:rPr>
-        <w:t>lt-lt</w:t>
-      </w:r>
-      <w:proofErr w:type="spellEnd"/>
-      <w:r>
-        <w:rPr>
-          <w:rFonts w:ascii="Aptos Narrow" w:hAnsi="Aptos Narrow"/>
-        </w:rPr>
-        <w:t xml:space="preserve">; lv-lv; </w:t>
-      </w:r>
-      <w:proofErr w:type="spellStart"/>
-      <w:r>
-        <w:rPr>
-          <w:rFonts w:ascii="Aptos Narrow" w:hAnsi="Aptos Narrow"/>
-        </w:rPr>
-        <w:t>nb</w:t>
-      </w:r>
-      <w:proofErr w:type="spellEnd"/>
-      <w:r>
-        <w:rPr>
-          <w:rFonts w:ascii="Aptos Narrow" w:hAnsi="Aptos Narrow"/>
-        </w:rPr>
-        <w:t xml:space="preserve">-no; </w:t>
-      </w:r>
-      <w:proofErr w:type="spellStart"/>
-      <w:r>
-        <w:rPr>
-          <w:rFonts w:ascii="Aptos Narrow" w:hAnsi="Aptos Narrow"/>
-        </w:rPr>
-        <w:t>nl-nl</w:t>
-      </w:r>
-      <w:proofErr w:type="spellEnd"/>
-      <w:r>
-        <w:rPr>
-          <w:rFonts w:ascii="Aptos Narrow" w:hAnsi="Aptos Narrow"/>
-        </w:rPr>
-        <w:t>; pl-pl; pt-</w:t>
-      </w:r>
-      <w:proofErr w:type="spellStart"/>
-      <w:r>
-        <w:rPr>
-          <w:rFonts w:ascii="Aptos Narrow" w:hAnsi="Aptos Narrow"/>
-        </w:rPr>
-        <w:t>br</w:t>
-      </w:r>
-      <w:proofErr w:type="spellEnd"/>
-      <w:r>
-        <w:rPr>
-          <w:rFonts w:ascii="Aptos Narrow" w:hAnsi="Aptos Narrow"/>
-        </w:rPr>
-        <w:t xml:space="preserve">; pt-pt; ro-ro; </w:t>
-      </w:r>
-      <w:proofErr w:type="spellStart"/>
-      <w:r>
-        <w:rPr>
-          <w:rFonts w:ascii="Aptos Narrow" w:hAnsi="Aptos Narrow"/>
-        </w:rPr>
-        <w:t>ru-ru</w:t>
-      </w:r>
-      <w:proofErr w:type="spellEnd"/>
-      <w:r>
-        <w:rPr>
-          <w:rFonts w:ascii="Aptos Narrow" w:hAnsi="Aptos Narrow"/>
-        </w:rPr>
-        <w:t xml:space="preserve">; </w:t>
-      </w:r>
-      <w:proofErr w:type="spellStart"/>
-      <w:r>
-        <w:rPr>
-          <w:rFonts w:ascii="Aptos Narrow" w:hAnsi="Aptos Narrow"/>
-        </w:rPr>
-        <w:t>sk-sk</w:t>
-      </w:r>
-      <w:proofErr w:type="spellEnd"/>
-      <w:r>
-        <w:rPr>
-          <w:rFonts w:ascii="Aptos Narrow" w:hAnsi="Aptos Narrow"/>
-        </w:rPr>
-        <w:t xml:space="preserve">; </w:t>
-      </w:r>
-      <w:proofErr w:type="spellStart"/>
-      <w:r>
-        <w:rPr>
-          <w:rFonts w:ascii="Aptos Narrow" w:hAnsi="Aptos Narrow"/>
-        </w:rPr>
-        <w:t>sl-si</w:t>
-      </w:r>
-      <w:proofErr w:type="spellEnd"/>
-      <w:r>
-        <w:rPr>
-          <w:rFonts w:ascii="Aptos Narrow" w:hAnsi="Aptos Narrow"/>
-        </w:rPr>
-        <w:t xml:space="preserve">; </w:t>
-      </w:r>
-      <w:proofErr w:type="spellStart"/>
-      <w:r>
-        <w:rPr>
-          <w:rFonts w:ascii="Aptos Narrow" w:hAnsi="Aptos Narrow"/>
-        </w:rPr>
-        <w:t>sr-latn-rs</w:t>
-      </w:r>
-      <w:proofErr w:type="spellEnd"/>
-      <w:r>
-        <w:rPr>
-          <w:rFonts w:ascii="Aptos Narrow" w:hAnsi="Aptos Narrow"/>
-        </w:rPr>
-        <w:t xml:space="preserve">; </w:t>
-      </w:r>
-      <w:proofErr w:type="spellStart"/>
-      <w:r>
-        <w:rPr>
-          <w:rFonts w:ascii="Aptos Narrow" w:hAnsi="Aptos Narrow"/>
-        </w:rPr>
-        <w:t>sv</w:t>
-      </w:r>
-      <w:proofErr w:type="spellEnd"/>
-      <w:r>
-        <w:rPr>
-          <w:rFonts w:ascii="Aptos Narrow" w:hAnsi="Aptos Narrow"/>
-        </w:rPr>
-        <w:t xml:space="preserve">-se; </w:t>
-      </w:r>
-      <w:proofErr w:type="spellStart"/>
-      <w:r>
-        <w:rPr>
-          <w:rFonts w:ascii="Aptos Narrow" w:hAnsi="Aptos Narrow"/>
-        </w:rPr>
-        <w:t>th-th</w:t>
-      </w:r>
-      <w:proofErr w:type="spellEnd"/>
-      <w:r>
-        <w:rPr>
-          <w:rFonts w:ascii="Aptos Narrow" w:hAnsi="Aptos Narrow"/>
-        </w:rPr>
-        <w:t xml:space="preserve">; tr-tr; </w:t>
-      </w:r>
-      <w:proofErr w:type="spellStart"/>
-      <w:r>
-        <w:rPr>
-          <w:rFonts w:ascii="Aptos Narrow" w:hAnsi="Aptos Narrow"/>
-        </w:rPr>
-        <w:t>uk-ua</w:t>
-      </w:r>
-      <w:proofErr w:type="spellEnd"/>
-      <w:r>
-        <w:rPr>
-          <w:rFonts w:ascii="Aptos Narrow" w:hAnsi="Aptos Narrow"/>
-        </w:rPr>
-        <w:t xml:space="preserve">; </w:t>
-      </w:r>
-      <w:proofErr w:type="spellStart"/>
-      <w:r>
-        <w:rPr>
-          <w:rFonts w:ascii="Aptos Narrow" w:hAnsi="Aptos Narrow"/>
-        </w:rPr>
-        <w:t>zh</w:t>
-      </w:r>
-      <w:proofErr w:type="spellEnd"/>
-      <w:r>
-        <w:rPr>
-          <w:rFonts w:ascii="Aptos Narrow" w:hAnsi="Aptos Narrow"/>
-        </w:rPr>
-        <w:t xml:space="preserve">-CN; </w:t>
-      </w:r>
-      <w:proofErr w:type="spellStart"/>
-      <w:r>
-        <w:rPr>
-          <w:rFonts w:ascii="Aptos Narrow" w:hAnsi="Aptos Narrow"/>
-        </w:rPr>
-        <w:t>zh</w:t>
-      </w:r>
-      <w:proofErr w:type="spellEnd"/>
-      <w:r>
-        <w:rPr>
-          <w:rFonts w:ascii="Aptos Narrow" w:hAnsi="Aptos Narrow"/>
-        </w:rPr>
-        <w:t>-TW</w:t>
+      <w:r>
+        <w:rPr>
+          <w:rFonts w:ascii="Aptos Narrow" w:hAnsi="Aptos Narrow"/>
+        </w:rPr>
+        <w:t>ar-sa; bg-bg; cs-cz; da-dk; de-DE; el-gr; es-es; es-mx; et-ee; fi-fi; fr-ca; fr-fr; he-il; hr-hr; hu-hu; it-it; ja-JP; ko-KR; lt-lt; lv-lv; nb-no; nl-nl; pl-pl; pt-br; pt-pt; ro-ro; ru-ru; sk-sk; sl-si; sr-latn-rs; sv-se; th-th; tr-tr; uk-ua; zh-CN; zh-TW</w:t>
       </w:r>
     </w:p>
     <w:p>
@@ -4415,17 +3815,8 @@
           <w:rFonts w:ascii="Aptos Narrow" w:hAnsi="Aptos Narrow"/>
           <w:color w:val="70AD47" w:themeColor="accent6"/>
         </w:rPr>
-        <w:t>-</w:t>
-      </w:r>
-      <w:proofErr w:type="spellStart"/>
-      <w:r>
-        <w:rPr>
-          <w:rFonts w:ascii="Aptos Narrow" w:hAnsi="Aptos Narrow"/>
-          <w:color w:val="70AD47" w:themeColor="accent6"/>
-        </w:rPr>
-        <w:t>Cus</w:t>
-      </w:r>
-      <w:proofErr w:type="spellEnd"/>
+        <w:t>-Cus</w:t>
+      </w:r>
       <w:r>
         <w:rPr>
           <w:rFonts w:ascii="Aptos Narrow" w:hAnsi="Aptos Narrow"/>
@@ -4490,23 +3881,7 @@
           <w:rFonts w:ascii="Aptos Narrow" w:hAnsi="Aptos Narrow"/>
           <w:color w:val="70AD47" w:themeColor="accent6"/>
         </w:rPr>
-        <w:t>"</w:t>
-      </w:r>
-      <w:proofErr w:type="spellStart"/>
-      <w:r>
-        <w:rPr>
-          <w:rFonts w:ascii="Aptos Narrow" w:hAnsi="Aptos Narrow"/>
-          <w:color w:val="70AD47" w:themeColor="accent6"/>
-        </w:rPr>
-        <w:t>AutoSelectDisk</w:t>
-      </w:r>
-      <w:proofErr w:type="spellEnd"/>
-      <w:r>
-        <w:rPr>
-          <w:rFonts w:ascii="Aptos Narrow" w:hAnsi="Aptos Narrow"/>
-          <w:color w:val="70AD47" w:themeColor="accent6"/>
-        </w:rPr>
-        <w:t>"</w:t>
+        <w:t>"AutoSelectDisk"</w:t>
       </w:r>
       <w:r>
         <w:rPr>
@@ -4610,17 +3985,8 @@
           <w:rFonts w:ascii="Aptos Narrow" w:hAnsi="Aptos Narrow"/>
           <w:color w:val="70AD47" w:themeColor="accent6"/>
         </w:rPr>
-        <w:t>-</w:t>
-      </w:r>
-      <w:proofErr w:type="spellStart"/>
-      <w:r>
-        <w:rPr>
-          <w:rFonts w:ascii="Aptos Narrow" w:hAnsi="Aptos Narrow"/>
-          <w:color w:val="70AD47" w:themeColor="accent6"/>
-        </w:rPr>
-        <w:t>GoTo</w:t>
-      </w:r>
-      <w:proofErr w:type="spellEnd"/>
+        <w:t>-GoTo</w:t>
+      </w:r>
       <w:r>
         <w:rPr>
           <w:rFonts w:ascii="Aptos Narrow" w:hAnsi="Aptos Narrow"/>
@@ -4663,23 +4029,7 @@
           <w:rFonts w:ascii="Aptos Narrow" w:hAnsi="Aptos Narrow" w:hint="eastAsia"/>
           <w:color w:val="70AD47" w:themeColor="accent6"/>
         </w:rPr>
-        <w:t>"</w:t>
-      </w:r>
-      <w:proofErr w:type="spellStart"/>
-      <w:r>
-        <w:rPr>
-          <w:rFonts w:ascii="Aptos Narrow" w:hAnsi="Aptos Narrow" w:hint="eastAsia"/>
-          <w:color w:val="70AD47" w:themeColor="accent6"/>
-        </w:rPr>
-        <w:t>Tempate</w:t>
-      </w:r>
-      <w:proofErr w:type="spellEnd"/>
-      <w:r>
-        <w:rPr>
-          <w:rFonts w:ascii="Aptos Narrow" w:hAnsi="Aptos Narrow" w:hint="eastAsia"/>
-          <w:color w:val="70AD47" w:themeColor="accent6"/>
-        </w:rPr>
-        <w:t>"</w:t>
+        <w:t>"Tempate"</w:t>
       </w:r>
       <w:r>
         <w:rPr>
@@ -4698,23 +4048,7 @@
           <w:rFonts w:ascii="Aptos Narrow" w:hAnsi="Aptos Narrow" w:hint="eastAsia"/>
           <w:color w:val="70AD47" w:themeColor="accent6"/>
         </w:rPr>
-        <w:t>"</w:t>
-      </w:r>
-      <w:proofErr w:type="spellStart"/>
-      <w:r>
-        <w:rPr>
-          <w:rFonts w:ascii="Aptos Narrow" w:hAnsi="Aptos Narrow" w:hint="eastAsia"/>
-          <w:color w:val="70AD47" w:themeColor="accent6"/>
-        </w:rPr>
-        <w:t>EUpdate</w:t>
-      </w:r>
-      <w:proofErr w:type="spellEnd"/>
-      <w:r>
-        <w:rPr>
-          <w:rFonts w:ascii="Aptos Narrow" w:hAnsi="Aptos Narrow" w:hint="eastAsia"/>
-          <w:color w:val="70AD47" w:themeColor="accent6"/>
-        </w:rPr>
-        <w:t>"</w:t>
+        <w:t>"EUpdate"</w:t>
       </w:r>
       <w:r>
         <w:rPr>
@@ -4825,17 +4159,8 @@
           <w:rFonts w:ascii="Aptos Narrow" w:hAnsi="Aptos Narrow"/>
           <w:color w:val="70AD47" w:themeColor="accent6"/>
         </w:rPr>
-        <w:t>-</w:t>
-      </w:r>
-      <w:proofErr w:type="spellStart"/>
-      <w:r>
-        <w:rPr>
-          <w:rFonts w:ascii="Aptos Narrow" w:hAnsi="Aptos Narrow"/>
-          <w:color w:val="70AD47" w:themeColor="accent6"/>
-        </w:rPr>
-        <w:t>AddRouter</w:t>
-      </w:r>
-      <w:proofErr w:type="spellEnd"/>
+        <w:t>-AddRouter</w:t>
+      </w:r>
       <w:r>
         <w:rPr>
           <w:rFonts w:ascii="Aptos Narrow" w:hAnsi="Aptos Narrow"/>
@@ -4869,17 +4194,8 @@
           <w:rFonts w:ascii="Aptos Narrow" w:hAnsi="Aptos Narrow"/>
           <w:color w:val="70AD47" w:themeColor="accent6"/>
         </w:rPr>
-        <w:t>-</w:t>
-      </w:r>
-      <w:proofErr w:type="spellStart"/>
-      <w:r>
-        <w:rPr>
-          <w:rFonts w:ascii="Aptos Narrow" w:hAnsi="Aptos Narrow"/>
-          <w:color w:val="70AD47" w:themeColor="accent6"/>
-        </w:rPr>
-        <w:t>AddTakeOwnership</w:t>
-      </w:r>
-      <w:proofErr w:type="spellEnd"/>
+        <w:t>-AddTakeOwnership</w:t>
+      </w:r>
       <w:r>
         <w:rPr>
           <w:rFonts w:ascii="Aptos Narrow" w:hAnsi="Aptos Narrow"/>
@@ -4934,7 +4250,7 @@
         <w:tabs>
           <w:tab w:val="left" w:pos="4230"/>
         </w:tabs>
-        <w:spacing w:before="720" w:line="360" w:lineRule="auto"/>
+        <w:spacing w:before="600" w:line="360" w:lineRule="auto"/>
         <w:ind w:left="4230" w:hanging="1350"/>
         <w:contextualSpacing w:val="0"/>
         <w:rPr>
@@ -4968,39 +4284,7 @@
           <w:rFonts w:ascii="Aptos Narrow" w:hAnsi="Aptos Narrow"/>
           <w:color w:val="70AD47" w:themeColor="accent6"/>
         </w:rPr>
-        <w:t>.\get.ps1 -To "</w:t>
-      </w:r>
-      <w:proofErr w:type="spellStart"/>
-      <w:r>
-        <w:rPr>
-          <w:rFonts w:ascii="Aptos Narrow" w:hAnsi="Aptos Narrow"/>
-          <w:color w:val="70AD47" w:themeColor="accent6"/>
-        </w:rPr>
-        <w:t>AutoSelectDisk</w:t>
-      </w:r>
-      <w:proofErr w:type="spellEnd"/>
-      <w:r>
-        <w:rPr>
-          <w:rFonts w:ascii="Aptos Narrow" w:hAnsi="Aptos Narrow"/>
-          <w:color w:val="70AD47" w:themeColor="accent6"/>
-        </w:rPr>
-        <w:t>" -</w:t>
-      </w:r>
-      <w:proofErr w:type="spellStart"/>
-      <w:r>
-        <w:rPr>
-          <w:rFonts w:ascii="Aptos Narrow" w:hAnsi="Aptos Narrow"/>
-          <w:color w:val="70AD47" w:themeColor="accent6"/>
-        </w:rPr>
-        <w:t>GoTo</w:t>
-      </w:r>
-      <w:proofErr w:type="spellEnd"/>
-      <w:r>
-        <w:rPr>
-          <w:rFonts w:ascii="Aptos Narrow" w:hAnsi="Aptos Narrow"/>
-          <w:color w:val="70AD47" w:themeColor="accent6"/>
-        </w:rPr>
-        <w:t xml:space="preserve"> "SIP"</w:t>
+        <w:t>.\get.ps1 -To "AutoSelectDisk" -GoTo "SIP"</w:t>
       </w:r>
       <w:r>
         <w:rPr>
@@ -5028,49 +4312,20 @@
           <w:rFonts w:ascii="Aptos Narrow" w:hAnsi="Aptos Narrow"/>
           <w:color w:val="70AD47" w:themeColor="accent6"/>
         </w:rPr>
-        <w:t xml:space="preserve"> -</w:t>
-      </w:r>
-      <w:proofErr w:type="spellStart"/>
-      <w:r>
-        <w:rPr>
-          <w:rFonts w:ascii="Aptos Narrow" w:hAnsi="Aptos Narrow"/>
-          <w:color w:val="70AD47" w:themeColor="accent6"/>
-        </w:rPr>
-        <w:t>AddRouter</w:t>
-      </w:r>
-      <w:proofErr w:type="spellEnd"/>
-      <w:r>
-        <w:rPr>
-          <w:rFonts w:ascii="Aptos Narrow" w:hAnsi="Aptos Narrow"/>
-          <w:color w:val="70AD47" w:themeColor="accent6"/>
-        </w:rPr>
-        <w:t xml:space="preserve"> -</w:t>
-      </w:r>
-      <w:proofErr w:type="spellStart"/>
-      <w:r>
-        <w:rPr>
-          <w:rFonts w:ascii="Aptos Narrow" w:hAnsi="Aptos Narrow"/>
-          <w:color w:val="70AD47" w:themeColor="accent6"/>
-        </w:rPr>
-        <w:t>AddTakeOwnership</w:t>
-      </w:r>
-      <w:proofErr w:type="spellEnd"/>
-      <w:r>
-        <w:rPr>
-          <w:rFonts w:ascii="Aptos Narrow" w:hAnsi="Aptos Narrow"/>
-          <w:color w:val="70AD47" w:themeColor="accent6"/>
-        </w:rPr>
-        <w:t xml:space="preserve"> -Silent</w:t>
+        <w:t xml:space="preserve"> -AddRouter -AddTakeOwnership -Silent</w:t>
       </w:r>
     </w:p>
     <w:p>
       <w:pPr>
         <w:pStyle w:val="Heading4"/>
+        <w:keepNext w:val="0"/>
+        <w:keepLines w:val="0"/>
+        <w:widowControl w:val="0"/>
         <w:numPr>
           <w:ilvl w:val="0"/>
           <w:numId w:val="7"/>
         </w:numPr>
-        <w:spacing w:before="720"/>
+        <w:spacing w:before="600"/>
         <w:ind w:left="1980" w:hanging="810"/>
         <w:rPr>
           <w:rFonts w:ascii="Aptos Narrow" w:hAnsi="Aptos Narrow"/>
@@ -5220,7 +4475,7 @@
           <w:ilvl w:val="1"/>
           <w:numId w:val="7"/>
         </w:numPr>
-        <w:spacing w:before="720" w:line="360" w:lineRule="auto"/>
+        <w:spacing w:before="600" w:line="360" w:lineRule="auto"/>
         <w:ind w:left="2880" w:hanging="900"/>
         <w:rPr>
           <w:rFonts w:ascii="Aptos Narrow" w:hAnsi="Aptos Narrow"/>
@@ -5314,7 +4569,7 @@
           <w:ilvl w:val="2"/>
           <w:numId w:val="7"/>
         </w:numPr>
-        <w:spacing w:before="720" w:line="360" w:lineRule="auto"/>
+        <w:spacing w:before="600" w:line="360" w:lineRule="auto"/>
         <w:ind w:left="3780" w:hanging="900"/>
         <w:contextualSpacing w:val="0"/>
         <w:rPr>
@@ -5325,7 +4580,6 @@
         <w:rPr>
           <w:rFonts w:ascii="Aptos Narrow" w:hAnsi="Aptos Narrow"/>
         </w:rPr>
-        <w:lastRenderedPageBreak/>
         <w:t>创建部署引擎升级包</w:t>
       </w:r>
     </w:p>
@@ -5370,7 +4624,7 @@
           <w:ilvl w:val="2"/>
           <w:numId w:val="7"/>
         </w:numPr>
-        <w:spacing w:before="720" w:line="360" w:lineRule="auto"/>
+        <w:spacing w:before="600" w:line="360" w:lineRule="auto"/>
         <w:ind w:left="3780" w:hanging="900"/>
         <w:contextualSpacing w:val="0"/>
         <w:rPr>
@@ -5381,6 +4635,7 @@
         <w:rPr>
           <w:rFonts w:ascii="Aptos Narrow" w:hAnsi="Aptos Narrow"/>
         </w:rPr>
+        <w:lastRenderedPageBreak/>
         <w:t>将所有软件转换为压缩包</w:t>
       </w:r>
     </w:p>
@@ -5425,7 +4680,7 @@
           <w:ilvl w:val="2"/>
           <w:numId w:val="7"/>
         </w:numPr>
-        <w:spacing w:before="720" w:line="360" w:lineRule="auto"/>
+        <w:spacing w:before="600" w:line="360" w:lineRule="auto"/>
         <w:ind w:left="3780" w:hanging="900"/>
         <w:contextualSpacing w:val="0"/>
         <w:rPr>
@@ -5486,7 +4741,7 @@
           <w:ilvl w:val="2"/>
           <w:numId w:val="7"/>
         </w:numPr>
-        <w:spacing w:before="720" w:line="360" w:lineRule="auto"/>
+        <w:spacing w:before="600" w:line="360" w:lineRule="auto"/>
         <w:ind w:left="3780" w:hanging="900"/>
         <w:contextualSpacing w:val="0"/>
         <w:rPr>
@@ -5521,21 +4776,7 @@
         <w:rPr>
           <w:rFonts w:ascii="Aptos Narrow" w:hAnsi="Aptos Narrow" w:hint="eastAsia"/>
         </w:rPr>
-        <w:t xml:space="preserve"> </w:t>
-      </w:r>
-      <w:proofErr w:type="spellStart"/>
-      <w:r>
-        <w:rPr>
-          <w:rFonts w:ascii="Aptos Narrow" w:hAnsi="Aptos Narrow" w:hint="eastAsia"/>
-        </w:rPr>
-        <w:t>InBox</w:t>
-      </w:r>
-      <w:proofErr w:type="spellEnd"/>
-      <w:r>
-        <w:rPr>
-          <w:rFonts w:ascii="Aptos Narrow" w:hAnsi="Aptos Narrow" w:hint="eastAsia"/>
-        </w:rPr>
-        <w:t xml:space="preserve"> Apps </w:t>
+        <w:t xml:space="preserve"> InBox Apps </w:t>
       </w:r>
       <w:r>
         <w:rPr>
@@ -5661,21 +4902,7 @@
         <w:rPr>
           <w:rFonts w:ascii="Aptos Narrow" w:hAnsi="Aptos Narrow" w:hint="eastAsia"/>
         </w:rPr>
-        <w:t xml:space="preserve">s </w:t>
-      </w:r>
-      <w:proofErr w:type="spellStart"/>
-      <w:r>
-        <w:rPr>
-          <w:rFonts w:ascii="Aptos Narrow" w:hAnsi="Aptos Narrow" w:hint="eastAsia"/>
-        </w:rPr>
-        <w:t>Soultions</w:t>
-      </w:r>
-      <w:proofErr w:type="spellEnd"/>
-      <w:r>
-        <w:rPr>
-          <w:rFonts w:ascii="Aptos Narrow" w:hAnsi="Aptos Narrow" w:hint="eastAsia"/>
-        </w:rPr>
-        <w:t xml:space="preserve"> </w:t>
+        <w:t xml:space="preserve">s Soultions </w:t>
       </w:r>
       <w:r>
         <w:rPr>
@@ -5739,7 +4966,6 @@
         </w:rPr>
         <w:t>所在位置</w:t>
       </w:r>
-      <w:proofErr w:type="gramStart"/>
       <w:r>
         <w:rPr>
           <w:rFonts w:ascii="Aptos Narrow" w:hAnsi="Aptos Narrow" w:hint="eastAsia"/>
@@ -5754,7 +4980,6 @@
         </w:rPr>
         <w:t>:\_Encapsulation\Logs</w:t>
       </w:r>
-      <w:proofErr w:type="gramEnd"/>
     </w:p>
     <w:p>
       <w:pPr>
@@ -5764,7 +4989,7 @@
           <w:ilvl w:val="4"/>
           <w:numId w:val="7"/>
         </w:numPr>
-        <w:spacing w:before="720" w:line="360" w:lineRule="auto"/>
+        <w:spacing w:before="480" w:line="360" w:lineRule="auto"/>
         <w:ind w:left="6120" w:hanging="1260"/>
         <w:contextualSpacing w:val="0"/>
         <w:rPr>
@@ -5827,7 +5052,6 @@
         </w:rPr>
         <w:t>系统盘</w:t>
       </w:r>
-      <w:proofErr w:type="gramStart"/>
       <w:r>
         <w:rPr>
           <w:rFonts w:ascii="Aptos Narrow" w:hAnsi="Aptos Narrow" w:hint="eastAsia"/>
@@ -5842,7 +5066,6 @@
         </w:rPr>
         <w:t>:\Windows\Logs\DISM</w:t>
       </w:r>
-      <w:proofErr w:type="gramEnd"/>
     </w:p>
     <w:p>
       <w:pPr>
@@ -5852,7 +5075,7 @@
           <w:ilvl w:val="4"/>
           <w:numId w:val="7"/>
         </w:numPr>
-        <w:spacing w:before="720" w:line="360" w:lineRule="auto"/>
+        <w:spacing w:before="600" w:line="360" w:lineRule="auto"/>
         <w:ind w:left="6120" w:hanging="1260"/>
         <w:contextualSpacing w:val="0"/>
         <w:rPr>
@@ -5910,7 +5133,6 @@
         </w:rPr>
         <w:t>系统盘</w:t>
       </w:r>
-      <w:proofErr w:type="gramStart"/>
       <w:r>
         <w:rPr>
           <w:rFonts w:ascii="Aptos Narrow" w:hAnsi="Aptos Narrow" w:hint="eastAsia"/>
@@ -5925,7 +5147,6 @@
         </w:rPr>
         <w:t>:\Users\</w:t>
       </w:r>
-      <w:proofErr w:type="gramEnd"/>
       <w:r>
         <w:rPr>
           <w:rFonts w:ascii="Aptos Narrow" w:hAnsi="Aptos Narrow" w:hint="eastAsia"/>
@@ -5952,23 +5173,7 @@
           <w:rFonts w:ascii="Aptos Narrow" w:hAnsi="Aptos Narrow"/>
           <w:color w:val="7030A0"/>
         </w:rPr>
-        <w:t>\</w:t>
-      </w:r>
-      <w:proofErr w:type="spellStart"/>
-      <w:r>
-        <w:rPr>
-          <w:rFonts w:ascii="Aptos Narrow" w:hAnsi="Aptos Narrow"/>
-          <w:color w:val="7030A0"/>
-        </w:rPr>
-        <w:t>AppData</w:t>
-      </w:r>
-      <w:proofErr w:type="spellEnd"/>
-      <w:r>
-        <w:rPr>
-          <w:rFonts w:ascii="Aptos Narrow" w:hAnsi="Aptos Narrow"/>
-          <w:color w:val="7030A0"/>
-        </w:rPr>
-        <w:t>\Local\Temp</w:t>
+        <w:t>\AppData\Local\Temp</w:t>
       </w:r>
     </w:p>
     <w:p>
@@ -5979,7 +5184,7 @@
           <w:ilvl w:val="3"/>
           <w:numId w:val="7"/>
         </w:numPr>
-        <w:spacing w:before="720" w:line="360" w:lineRule="auto"/>
+        <w:spacing w:before="600" w:line="360" w:lineRule="auto"/>
         <w:ind w:left="4860" w:hanging="1080"/>
         <w:contextualSpacing w:val="0"/>
         <w:rPr>
@@ -5995,6 +5200,7 @@
     </w:p>
     <w:p>
       <w:pPr>
+        <w:widowControl w:val="0"/>
         <w:spacing w:line="360" w:lineRule="auto"/>
         <w:ind w:left="4860"/>
         <w:rPr>
@@ -6050,30 +5256,24 @@
     </w:p>
     <w:p>
       <w:pPr>
-        <w:spacing w:line="360" w:lineRule="auto"/>
-        <w:rPr>
-          <w:rFonts w:ascii="Aptos Narrow" w:hAnsi="Aptos Narrow"/>
-        </w:rPr>
-      </w:pPr>
-    </w:p>
-    <w:p>
-      <w:pPr>
-        <w:spacing w:line="360" w:lineRule="auto"/>
-        <w:rPr>
-          <w:rFonts w:ascii="Aptos Narrow" w:hAnsi="Aptos Narrow"/>
-        </w:rPr>
-      </w:pPr>
-    </w:p>
-    <w:p>
-      <w:pPr>
+        <w:widowControl w:val="0"/>
+        <w:spacing w:line="360" w:lineRule="auto"/>
+        <w:rPr>
+          <w:rFonts w:ascii="Aptos Narrow" w:hAnsi="Aptos Narrow"/>
+        </w:rPr>
+      </w:pPr>
+    </w:p>
+    <w:p>
+      <w:pPr>
+        <w:widowControl w:val="0"/>
         <w:spacing w:line="360" w:lineRule="auto"/>
         <w:rPr>
           <w:rFonts w:ascii="Aptos Narrow" w:hAnsi="Aptos Narrow"/>
         </w:rPr>
         <w:sectPr>
-          <w:footerReference w:type="default" r:id="rId16"/>
+          <w:headerReference w:type="default" r:id="rId16"/>
           <w:pgSz w:w="16838" w:h="23811" w:code="8"/>
-          <w:pgMar w:top="1440" w:right="1440" w:bottom="1584" w:left="1440" w:header="677" w:footer="1022" w:gutter="0"/>
+          <w:pgMar w:top="2160" w:right="1440" w:bottom="1440" w:left="1440" w:header="810" w:footer="1022" w:gutter="0"/>
           <w:pgNumType w:start="0"/>
           <w:cols w:space="720"/>
           <w:titlePg/>
@@ -6083,6 +5283,7 @@
     </w:p>
     <w:p>
       <w:pPr>
+        <w:widowControl w:val="0"/>
         <w:spacing w:line="360" w:lineRule="auto"/>
         <w:ind w:right="12518"/>
         <w:jc w:val="center"/>
@@ -6105,7 +5306,7 @@
         </w:rPr>
         <w:lastRenderedPageBreak/>
         <w:drawing>
-          <wp:inline distT="0" distB="0" distL="0" distR="0" wp14:anchorId="1EEAED1B" wp14:editId="7CD785C3">
+          <wp:inline distT="0" distB="0" distL="0" distR="0" wp14:anchorId="1EEAED1B" wp14:editId="78E371C9">
             <wp:extent cx="603504" cy="667512"/>
             <wp:effectExtent l="0" t="0" r="6350" b="0"/>
             <wp:docPr id="1" name="Picture 1">
@@ -6161,6 +5362,7 @@
     </w:p>
     <w:p>
       <w:pPr>
+        <w:widowControl w:val="0"/>
         <w:spacing w:line="360" w:lineRule="auto"/>
         <w:ind w:right="12518"/>
         <w:jc w:val="center"/>
@@ -6333,19 +5535,11 @@
           <w:rFonts w:ascii="Aptos Narrow" w:hAnsi="Aptos Narrow"/>
         </w:rPr>
       </w:pPr>
-      <w:proofErr w:type="spellStart"/>
-      <w:r>
-        <w:rPr>
-          <w:rFonts w:ascii="Aptos Narrow" w:hAnsi="Aptos Narrow" w:hint="eastAsia"/>
-        </w:rPr>
-        <w:t>Github</w:t>
-      </w:r>
-      <w:proofErr w:type="spellEnd"/>
-      <w:r>
-        <w:rPr>
-          <w:rFonts w:ascii="Aptos Narrow" w:hAnsi="Aptos Narrow" w:hint="eastAsia"/>
-        </w:rPr>
-        <w:t xml:space="preserve"> | </w:t>
+      <w:r>
+        <w:rPr>
+          <w:rFonts w:ascii="Aptos Narrow" w:hAnsi="Aptos Narrow" w:hint="eastAsia"/>
+        </w:rPr>
+        <w:t xml:space="preserve">Github | </w:t>
       </w:r>
       <w:hyperlink r:id="rId18" w:history="1">
         <w:r>
@@ -6456,7 +5650,7 @@
           <w:rFonts w:ascii="Aptos Narrow" w:hAnsi="Aptos Narrow"/>
           <w:color w:val="7030A0"/>
         </w:rPr>
-        <w:t>2</w:t>
+        <w:t>5</w:t>
       </w:r>
     </w:p>
     <w:p>
@@ -6496,85 +5690,57 @@
           <w:rFonts w:ascii="Aptos Narrow" w:hAnsi="Aptos Narrow" w:hint="eastAsia"/>
           <w:color w:val="7030A0"/>
         </w:rPr>
-        <w:t>1</w:t>
-      </w:r>
-      <w:r>
-        <w:rPr>
-          <w:rFonts w:ascii="Aptos Narrow" w:hAnsi="Aptos Narrow" w:hint="eastAsia"/>
+        <w:t>1 / 202</w:t>
+      </w:r>
+      <w:r>
+        <w:rPr>
+          <w:rFonts w:ascii="Aptos Narrow" w:hAnsi="Aptos Narrow"/>
           <w:color w:val="7030A0"/>
         </w:rPr>
-        <w:t>1</w:t>
-      </w:r>
-      <w:r>
-        <w:rPr>
-          <w:rFonts w:ascii="Aptos Narrow" w:hAnsi="Aptos Narrow" w:hint="eastAsia"/>
+        <w:t>6</w:t>
+      </w:r>
+    </w:p>
+    <w:p>
+      <w:pPr>
+        <w:widowControl w:val="0"/>
+        <w:spacing w:line="360" w:lineRule="auto"/>
+        <w:rPr>
+          <w:rFonts w:ascii="Aptos Narrow" w:hAnsi="Aptos Narrow"/>
           <w:color w:val="7030A0"/>
         </w:rPr>
-        <w:t xml:space="preserve"> / 202</w:t>
+      </w:pPr>
+      <w:r>
+        <w:rPr>
+          <w:rFonts w:ascii="Aptos Narrow" w:hAnsi="Aptos Narrow" w:hint="eastAsia"/>
+        </w:rPr>
+        <w:t>文档最近</w:t>
+      </w:r>
+      <w:r>
+        <w:rPr>
+          <w:rFonts w:ascii="Aptos Narrow" w:hAnsi="Aptos Narrow"/>
+        </w:rPr>
+        <w:t>更新日期：</w:t>
       </w:r>
       <w:r>
         <w:rPr>
           <w:rFonts w:ascii="Aptos Narrow" w:hAnsi="Aptos Narrow" w:hint="eastAsia"/>
           <w:color w:val="7030A0"/>
         </w:rPr>
-        <w:t>5</w:t>
-      </w:r>
-    </w:p>
-    <w:p>
-      <w:pPr>
-        <w:widowControl w:val="0"/>
-        <w:spacing w:line="360" w:lineRule="auto"/>
+        <w:t>1 / 2</w:t>
+      </w:r>
+      <w:r>
         <w:rPr>
           <w:rFonts w:ascii="Aptos Narrow" w:hAnsi="Aptos Narrow"/>
           <w:color w:val="7030A0"/>
         </w:rPr>
-      </w:pPr>
-      <w:r>
-        <w:rPr>
-          <w:rFonts w:ascii="Aptos Narrow" w:hAnsi="Aptos Narrow" w:hint="eastAsia"/>
-        </w:rPr>
-        <w:t>文档最近</w:t>
-      </w:r>
-      <w:r>
-        <w:rPr>
-          <w:rFonts w:ascii="Aptos Narrow" w:hAnsi="Aptos Narrow"/>
-        </w:rPr>
-        <w:t>更新日期：</w:t>
-      </w:r>
-      <w:r>
-        <w:rPr>
-          <w:rFonts w:ascii="Aptos Narrow" w:hAnsi="Aptos Narrow" w:hint="eastAsia"/>
+        <w:t>02</w:t>
+      </w:r>
+      <w:r>
+        <w:rPr>
+          <w:rFonts w:ascii="Aptos Narrow" w:hAnsi="Aptos Narrow"/>
           <w:color w:val="7030A0"/>
         </w:rPr>
-        <w:t>1</w:t>
-      </w:r>
-      <w:r>
-        <w:rPr>
-          <w:rFonts w:ascii="Aptos Narrow" w:hAnsi="Aptos Narrow"/>
-          <w:color w:val="7030A0"/>
-        </w:rPr>
-        <w:t>2</w:t>
-      </w:r>
-      <w:r>
-        <w:rPr>
-          <w:rFonts w:ascii="Aptos Narrow" w:hAnsi="Aptos Narrow" w:hint="eastAsia"/>
-          <w:color w:val="7030A0"/>
-        </w:rPr>
-        <w:t xml:space="preserve"> / 2</w:t>
-      </w:r>
-      <w:r>
-        <w:rPr>
-          <w:rFonts w:ascii="Aptos Narrow" w:hAnsi="Aptos Narrow"/>
-          <w:color w:val="7030A0"/>
-        </w:rPr>
-        <w:t>02</w:t>
-      </w:r>
-      <w:r>
-        <w:rPr>
-          <w:rFonts w:ascii="Aptos Narrow" w:hAnsi="Aptos Narrow" w:hint="eastAsia"/>
-          <w:color w:val="7030A0"/>
-        </w:rPr>
-        <w:t>5</w:t>
+        <w:t>6</w:t>
       </w:r>
     </w:p>
     <w:p>
@@ -6643,405 +5809,6 @@
 </file>
 
 <file path=word/footer1.xml><?xml version="1.0" encoding="utf-8"?>
-<w:ftr xmlns:wpc="http://schemas.microsoft.com/office/word/2010/wordprocessingCanvas" xmlns:cx="http://schemas.microsoft.com/office/drawing/2014/chartex" xmlns:cx1="http://schemas.microsoft.com/office/drawing/2015/9/8/chartex" xmlns:cx2="http://schemas.microsoft.com/office/drawing/2015/10/21/chartex" xmlns:cx3="http://schemas.microsoft.com/office/drawing/2016/5/9/chartex" xmlns:cx4="http://schemas.microsoft.com/office/drawing/2016/5/10/chartex" xmlns:cx5="http://schemas.microsoft.com/office/drawing/2016/5/11/chartex" xmlns:cx6="http://schemas.microsoft.com/office/drawing/2016/5/12/chartex" xmlns:cx7="http://schemas.microsoft.com/office/drawing/2016/5/13/chartex" xmlns:cx8="http://schemas.microsoft.com/office/drawing/2016/5/14/chartex" xmlns:mc="http://schemas.openxmlformats.org/markup-compatibility/2006" xmlns:aink="http://schemas.microsoft.com/office/drawing/2016/ink" xmlns:am3d="http://schemas.microsoft.com/office/drawing/2017/model3d" xmlns:o="urn:schemas-microsoft-com:office:office" xmlns:oel="http://schemas.microsoft.com/office/2019/extlst" xmlns:r="http://schemas.openxmlformats.org/officeDocument/2006/relationships" xmlns:m="http://schemas.openxmlformats.org/officeDocument/2006/math" xmlns:v="urn:schemas-microsoft-com:vml" xmlns:wp14="http://schemas.microsoft.com/office/word/2010/wordprocessingDrawing" xmlns:wp="http://schemas.openxmlformats.org/drawingml/2006/wordprocessingDrawing" xmlns:w10="urn:schemas-microsoft-com:office:word" xmlns:w="http://schemas.openxmlformats.org/wordprocessingml/2006/main" xmlns:w14="http://schemas.microsoft.com/office/word/2010/wordml" xmlns:w15="http://schemas.microsoft.com/office/word/2012/wordml" xmlns:w16cex="http://schemas.microsoft.com/office/word/2018/wordml/cex" xmlns:w16cid="http://schemas.microsoft.com/office/word/2016/wordml/cid" xmlns:w16="http://schemas.microsoft.com/office/word/2018/wordml" xmlns:w16sdtdh="http://schemas.microsoft.com/office/word/2020/wordml/sdtdatahash" xmlns:w16se="http://schemas.microsoft.com/office/word/2015/wordml/symex" xmlns:wpg="http://schemas.microsoft.com/office/word/2010/wordprocessingGroup" xmlns:wpi="http://schemas.microsoft.com/office/word/2010/wordprocessingInk" xmlns:wne="http://schemas.microsoft.com/office/word/2006/wordml" xmlns:wps="http://schemas.microsoft.com/office/word/2010/wordprocessingShape" mc:Ignorable="w14 w15 w16se w16cid w16 w16cex w16sdtdh wp14">
-  <w:tbl>
-    <w:tblPr>
-      <w:tblStyle w:val="TableGrid"/>
-      <w:tblW w:w="13950" w:type="dxa"/>
-      <w:jc w:val="center"/>
-      <w:tblBorders>
-        <w:top w:val="none" w:sz="0" w:space="0" w:color="auto"/>
-        <w:left w:val="none" w:sz="0" w:space="0" w:color="auto"/>
-        <w:bottom w:val="none" w:sz="0" w:space="0" w:color="auto"/>
-        <w:right w:val="none" w:sz="0" w:space="0" w:color="auto"/>
-        <w:insideH w:val="none" w:sz="0" w:space="0" w:color="auto"/>
-        <w:insideV w:val="none" w:sz="0" w:space="0" w:color="auto"/>
-      </w:tblBorders>
-      <w:tblCellMar>
-        <w:left w:w="0" w:type="dxa"/>
-        <w:right w:w="0" w:type="dxa"/>
-      </w:tblCellMar>
-      <w:tblLook w:val="04A0" w:firstRow="1" w:lastRow="0" w:firstColumn="1" w:lastColumn="0" w:noHBand="0" w:noVBand="1"/>
-    </w:tblPr>
-    <w:tblGrid>
-      <w:gridCol w:w="290"/>
-      <w:gridCol w:w="12009"/>
-      <w:gridCol w:w="1651"/>
-    </w:tblGrid>
-    <w:tr>
-      <w:trPr>
-        <w:trHeight w:val="269"/>
-        <w:jc w:val="center"/>
-      </w:trPr>
-      <w:tc>
-        <w:tcPr>
-          <w:tcW w:w="290" w:type="dxa"/>
-          <w:vAlign w:val="center"/>
-        </w:tcPr>
-        <w:p>
-          <w:pPr>
-            <w:pStyle w:val="Footer"/>
-            <w:tabs>
-              <w:tab w:val="clear" w:pos="4320"/>
-              <w:tab w:val="clear" w:pos="8640"/>
-              <w:tab w:val="right" w:pos="14490"/>
-            </w:tabs>
-            <w:spacing w:before="0"/>
-            <w:rPr>
-              <w:rFonts w:ascii="Aptos Narrow" w:hAnsi="Aptos Narrow"/>
-              <w:sz w:val="16"/>
-              <w:szCs w:val="12"/>
-            </w:rPr>
-          </w:pPr>
-          <w:r>
-            <w:rPr>
-              <w:rFonts w:ascii="Aptos Narrow" w:hAnsi="Aptos Narrow"/>
-              <w:noProof/>
-              <w:sz w:val="16"/>
-              <w:szCs w:val="18"/>
-            </w:rPr>
-            <w:drawing>
-              <wp:inline distT="0" distB="0" distL="0" distR="0" wp14:anchorId="339798C3" wp14:editId="59CC3CBE">
-                <wp:extent cx="130500" cy="144000"/>
-                <wp:effectExtent l="0" t="0" r="3175" b="8890"/>
-                <wp:docPr id="21" name="图片 1114226638">
-                  <a:extLst xmlns:a="http://schemas.openxmlformats.org/drawingml/2006/main">
-                    <a:ext uri="{C183D7F6-B498-43B3-948B-1728B52AA6E4}">
-                      <adec:decorative xmlns:adec="http://schemas.microsoft.com/office/drawing/2017/decorative" val="1"/>
-                    </a:ext>
-                  </a:extLst>
-                </wp:docPr>
-                <wp:cNvGraphicFramePr>
-                  <a:graphicFrameLocks xmlns:a="http://schemas.openxmlformats.org/drawingml/2006/main" noChangeAspect="1"/>
-                </wp:cNvGraphicFramePr>
-                <a:graphic xmlns:a="http://schemas.openxmlformats.org/drawingml/2006/main">
-                  <a:graphicData uri="http://schemas.openxmlformats.org/drawingml/2006/picture">
-                    <pic:pic xmlns:pic="http://schemas.openxmlformats.org/drawingml/2006/picture">
-                      <pic:nvPicPr>
-                        <pic:cNvPr id="1114226638" name="图片 1114226638">
-                          <a:extLst>
-                            <a:ext uri="{C183D7F6-B498-43B3-948B-1728B52AA6E4}">
-                              <adec:decorative xmlns:adec="http://schemas.microsoft.com/office/drawing/2017/decorative" val="1"/>
-                            </a:ext>
-                          </a:extLst>
-                        </pic:cNvPr>
-                        <pic:cNvPicPr/>
-                      </pic:nvPicPr>
-                      <pic:blipFill>
-                        <a:blip r:embed="rId1" cstate="print">
-                          <a:extLst>
-                            <a:ext uri="{28A0092B-C50C-407E-A947-70E740481C1C}">
-                              <a14:useLocalDpi xmlns:a14="http://schemas.microsoft.com/office/drawing/2010/main" val="0"/>
-                            </a:ext>
-                          </a:extLst>
-                        </a:blip>
-                        <a:stretch>
-                          <a:fillRect/>
-                        </a:stretch>
-                      </pic:blipFill>
-                      <pic:spPr>
-                        <a:xfrm>
-                          <a:off x="0" y="0"/>
-                          <a:ext cx="130500" cy="144000"/>
-                        </a:xfrm>
-                        <a:prstGeom prst="rect">
-                          <a:avLst/>
-                        </a:prstGeom>
-                      </pic:spPr>
-                    </pic:pic>
-                  </a:graphicData>
-                </a:graphic>
-              </wp:inline>
-            </w:drawing>
-          </w:r>
-        </w:p>
-      </w:tc>
-      <w:tc>
-        <w:tcPr>
-          <w:tcW w:w="12000" w:type="dxa"/>
-          <w:vAlign w:val="center"/>
-        </w:tcPr>
-        <w:p>
-          <w:pPr>
-            <w:pStyle w:val="Footer"/>
-            <w:tabs>
-              <w:tab w:val="clear" w:pos="4320"/>
-              <w:tab w:val="clear" w:pos="8640"/>
-              <w:tab w:val="right" w:pos="14490"/>
-            </w:tabs>
-            <w:spacing w:before="0"/>
-            <w:rPr>
-              <w:rFonts w:ascii="Aptos Narrow" w:hAnsi="Aptos Narrow"/>
-              <w:sz w:val="16"/>
-              <w:szCs w:val="12"/>
-            </w:rPr>
-          </w:pPr>
-          <w:r>
-            <w:rPr>
-              <w:rFonts w:ascii="Aptos Narrow" w:hAnsi="Aptos Narrow"/>
-              <w:sz w:val="16"/>
-              <w:szCs w:val="12"/>
-            </w:rPr>
-            <w:t>Yi</w:t>
-          </w:r>
-          <w:r>
-            <w:rPr>
-              <w:rFonts w:ascii="Aptos Narrow" w:hAnsi="Aptos Narrow"/>
-              <w:sz w:val="16"/>
-              <w:szCs w:val="12"/>
-            </w:rPr>
-            <w:t>'</w:t>
-          </w:r>
-          <w:r>
-            <w:rPr>
-              <w:rFonts w:ascii="Aptos Narrow" w:hAnsi="Aptos Narrow"/>
-              <w:sz w:val="16"/>
-              <w:szCs w:val="12"/>
-            </w:rPr>
-            <w:t>s Solutions</w:t>
-          </w:r>
-        </w:p>
-      </w:tc>
-      <w:tc>
-        <w:tcPr>
-          <w:tcW w:w="1650" w:type="dxa"/>
-          <w:vAlign w:val="center"/>
-        </w:tcPr>
-        <w:p>
-          <w:pPr>
-            <w:pStyle w:val="Footer"/>
-            <w:tabs>
-              <w:tab w:val="clear" w:pos="4320"/>
-              <w:tab w:val="clear" w:pos="8640"/>
-              <w:tab w:val="right" w:pos="14490"/>
-            </w:tabs>
-            <w:spacing w:before="0"/>
-            <w:jc w:val="right"/>
-            <w:rPr>
-              <w:rFonts w:ascii="Aptos Narrow" w:hAnsi="Aptos Narrow"/>
-              <w:sz w:val="16"/>
-              <w:szCs w:val="12"/>
-            </w:rPr>
-          </w:pPr>
-          <w:r>
-            <w:rPr>
-              <w:rFonts w:ascii="Aptos Narrow" w:hAnsi="Aptos Narrow"/>
-              <w:sz w:val="16"/>
-              <w:szCs w:val="12"/>
-            </w:rPr>
-            <w:t>第</w:t>
-          </w:r>
-          <w:r>
-            <w:rPr>
-              <w:rFonts w:ascii="Aptos Narrow" w:hAnsi="Aptos Narrow"/>
-              <w:sz w:val="16"/>
-              <w:szCs w:val="12"/>
-            </w:rPr>
-            <w:t xml:space="preserve"> </w:t>
-          </w:r>
-          <w:r>
-            <w:rPr>
-              <w:rFonts w:ascii="Aptos Narrow" w:hAnsi="Aptos Narrow"/>
-              <w:sz w:val="16"/>
-              <w:szCs w:val="12"/>
-            </w:rPr>
-            <w:fldChar w:fldCharType="begin"/>
-          </w:r>
-          <w:r>
-            <w:rPr>
-              <w:rFonts w:ascii="Aptos Narrow" w:hAnsi="Aptos Narrow"/>
-              <w:sz w:val="16"/>
-              <w:szCs w:val="12"/>
-            </w:rPr>
-            <w:instrText xml:space="preserve"> PAGE </w:instrText>
-          </w:r>
-          <w:r>
-            <w:rPr>
-              <w:rFonts w:ascii="Aptos Narrow" w:hAnsi="Aptos Narrow"/>
-              <w:sz w:val="16"/>
-              <w:szCs w:val="12"/>
-            </w:rPr>
-            <w:fldChar w:fldCharType="separate"/>
-          </w:r>
-          <w:r>
-            <w:rPr>
-              <w:rFonts w:ascii="Aptos Narrow" w:hAnsi="Aptos Narrow"/>
-              <w:sz w:val="16"/>
-              <w:szCs w:val="12"/>
-            </w:rPr>
-            <w:t>0</w:t>
-          </w:r>
-          <w:r>
-            <w:rPr>
-              <w:rFonts w:ascii="Aptos Narrow" w:hAnsi="Aptos Narrow"/>
-              <w:sz w:val="16"/>
-              <w:szCs w:val="12"/>
-            </w:rPr>
-            <w:fldChar w:fldCharType="end"/>
-          </w:r>
-          <w:r>
-            <w:rPr>
-              <w:rFonts w:ascii="Aptos Narrow" w:hAnsi="Aptos Narrow"/>
-              <w:sz w:val="16"/>
-              <w:szCs w:val="12"/>
-            </w:rPr>
-            <w:t xml:space="preserve"> </w:t>
-          </w:r>
-          <w:r>
-            <w:rPr>
-              <w:rFonts w:ascii="Aptos Narrow" w:hAnsi="Aptos Narrow"/>
-              <w:sz w:val="16"/>
-              <w:szCs w:val="12"/>
-            </w:rPr>
-            <w:t>页</w:t>
-          </w:r>
-          <w:r>
-            <w:rPr>
-              <w:rFonts w:ascii="Aptos Narrow" w:hAnsi="Aptos Narrow"/>
-              <w:sz w:val="16"/>
-              <w:szCs w:val="12"/>
-            </w:rPr>
-            <w:t xml:space="preserve">    </w:t>
-          </w:r>
-          <w:r>
-            <w:rPr>
-              <w:rFonts w:ascii="Aptos Narrow" w:hAnsi="Aptos Narrow"/>
-              <w:sz w:val="16"/>
-              <w:szCs w:val="12"/>
-            </w:rPr>
-            <w:t>共</w:t>
-          </w:r>
-          <w:r>
-            <w:rPr>
-              <w:rFonts w:ascii="Aptos Narrow" w:hAnsi="Aptos Narrow"/>
-              <w:sz w:val="16"/>
-              <w:szCs w:val="12"/>
-            </w:rPr>
-            <w:t xml:space="preserve"> </w:t>
-          </w:r>
-          <w:r>
-            <w:rPr>
-              <w:rFonts w:ascii="Aptos Narrow" w:hAnsi="Aptos Narrow"/>
-              <w:sz w:val="16"/>
-              <w:szCs w:val="12"/>
-            </w:rPr>
-            <w:fldChar w:fldCharType="begin"/>
-          </w:r>
-          <w:r>
-            <w:rPr>
-              <w:rFonts w:ascii="Aptos Narrow" w:hAnsi="Aptos Narrow"/>
-              <w:sz w:val="16"/>
-              <w:szCs w:val="12"/>
-            </w:rPr>
-            <w:instrText>=</w:instrText>
-          </w:r>
-          <w:r>
-            <w:rPr>
-              <w:rFonts w:ascii="Aptos Narrow" w:hAnsi="Aptos Narrow"/>
-              <w:sz w:val="16"/>
-              <w:szCs w:val="12"/>
-            </w:rPr>
-            <w:fldChar w:fldCharType="begin"/>
-          </w:r>
-          <w:r>
-            <w:rPr>
-              <w:rFonts w:ascii="Aptos Narrow" w:hAnsi="Aptos Narrow"/>
-              <w:sz w:val="16"/>
-              <w:szCs w:val="12"/>
-            </w:rPr>
-            <w:instrText xml:space="preserve"> NUMPAGES </w:instrText>
-          </w:r>
-          <w:r>
-            <w:rPr>
-              <w:rFonts w:ascii="Aptos Narrow" w:hAnsi="Aptos Narrow"/>
-              <w:sz w:val="16"/>
-              <w:szCs w:val="12"/>
-            </w:rPr>
-            <w:fldChar w:fldCharType="separate"/>
-          </w:r>
-          <w:r>
-            <w:rPr>
-              <w:rFonts w:ascii="Aptos Narrow" w:hAnsi="Aptos Narrow"/>
-              <w:noProof/>
-              <w:sz w:val="16"/>
-              <w:szCs w:val="12"/>
-            </w:rPr>
-            <w:instrText>7</w:instrText>
-          </w:r>
-          <w:r>
-            <w:rPr>
-              <w:rFonts w:ascii="Aptos Narrow" w:hAnsi="Aptos Narrow"/>
-              <w:sz w:val="16"/>
-              <w:szCs w:val="12"/>
-            </w:rPr>
-            <w:fldChar w:fldCharType="end"/>
-          </w:r>
-          <w:r>
-            <w:rPr>
-              <w:rFonts w:ascii="Aptos Narrow" w:hAnsi="Aptos Narrow"/>
-              <w:sz w:val="16"/>
-              <w:szCs w:val="12"/>
-            </w:rPr>
-            <w:instrText xml:space="preserve">-2 </w:instrText>
-          </w:r>
-          <w:r>
-            <w:rPr>
-              <w:rFonts w:ascii="Aptos Narrow" w:hAnsi="Aptos Narrow"/>
-              <w:sz w:val="16"/>
-              <w:szCs w:val="12"/>
-            </w:rPr>
-            <w:fldChar w:fldCharType="separate"/>
-          </w:r>
-          <w:r>
-            <w:rPr>
-              <w:rFonts w:ascii="Aptos Narrow" w:hAnsi="Aptos Narrow"/>
-              <w:noProof/>
-              <w:sz w:val="16"/>
-              <w:szCs w:val="12"/>
-            </w:rPr>
-            <w:t>5</w:t>
-          </w:r>
-          <w:r>
-            <w:rPr>
-              <w:rFonts w:ascii="Aptos Narrow" w:hAnsi="Aptos Narrow"/>
-              <w:sz w:val="16"/>
-              <w:szCs w:val="12"/>
-            </w:rPr>
-            <w:fldChar w:fldCharType="end"/>
-          </w:r>
-          <w:r>
-            <w:rPr>
-              <w:rFonts w:ascii="Aptos Narrow" w:hAnsi="Aptos Narrow"/>
-              <w:sz w:val="16"/>
-              <w:szCs w:val="12"/>
-            </w:rPr>
-            <w:t xml:space="preserve"> </w:t>
-          </w:r>
-          <w:r>
-            <w:rPr>
-              <w:rFonts w:ascii="Aptos Narrow" w:hAnsi="Aptos Narrow"/>
-              <w:sz w:val="16"/>
-              <w:szCs w:val="12"/>
-            </w:rPr>
-            <w:t>页</w:t>
-          </w:r>
-        </w:p>
-      </w:tc>
-    </w:tr>
-  </w:tbl>
-  <w:p>
-    <w:pPr>
-      <w:pStyle w:val="Footer"/>
-      <w:spacing w:before="0"/>
-      <w:rPr>
-        <w:rFonts w:ascii="Aptos Narrow" w:hAnsi="Aptos Narrow"/>
-      </w:rPr>
-    </w:pPr>
-  </w:p>
-</w:ftr>
-</file>
-
-<file path=word/footer2.xml><?xml version="1.0" encoding="utf-8"?>
 <w:ftr xmlns:wpc="http://schemas.microsoft.com/office/word/2010/wordprocessingCanvas" xmlns:cx="http://schemas.microsoft.com/office/drawing/2014/chartex" xmlns:cx1="http://schemas.microsoft.com/office/drawing/2015/9/8/chartex" xmlns:cx2="http://schemas.microsoft.com/office/drawing/2015/10/21/chartex" xmlns:cx3="http://schemas.microsoft.com/office/drawing/2016/5/9/chartex" xmlns:cx4="http://schemas.microsoft.com/office/drawing/2016/5/10/chartex" xmlns:cx5="http://schemas.microsoft.com/office/drawing/2016/5/11/chartex" xmlns:cx6="http://schemas.microsoft.com/office/drawing/2016/5/12/chartex" xmlns:cx7="http://schemas.microsoft.com/office/drawing/2016/5/13/chartex" xmlns:cx8="http://schemas.microsoft.com/office/drawing/2016/5/14/chartex" xmlns:mc="http://schemas.openxmlformats.org/markup-compatibility/2006" xmlns:aink="http://schemas.microsoft.com/office/drawing/2016/ink" xmlns:am3d="http://schemas.microsoft.com/office/drawing/2017/model3d" xmlns:o="urn:schemas-microsoft-com:office:office" xmlns:oel="http://schemas.microsoft.com/office/2019/extlst" xmlns:r="http://schemas.openxmlformats.org/officeDocument/2006/relationships" xmlns:m="http://schemas.openxmlformats.org/officeDocument/2006/math" xmlns:v="urn:schemas-microsoft-com:vml" xmlns:wp14="http://schemas.microsoft.com/office/word/2010/wordprocessingDrawing" xmlns:wp="http://schemas.openxmlformats.org/drawingml/2006/wordprocessingDrawing" xmlns:w10="urn:schemas-microsoft-com:office:word" xmlns:w="http://schemas.openxmlformats.org/wordprocessingml/2006/main" xmlns:w14="http://schemas.microsoft.com/office/word/2010/wordml" xmlns:w15="http://schemas.microsoft.com/office/word/2012/wordml" xmlns:w16cex="http://schemas.microsoft.com/office/word/2018/wordml/cex" xmlns:w16cid="http://schemas.microsoft.com/office/word/2016/wordml/cid" xmlns:w16="http://schemas.microsoft.com/office/word/2018/wordml" xmlns:w16sdtdh="http://schemas.microsoft.com/office/word/2020/wordml/sdtdatahash" xmlns:w16se="http://schemas.microsoft.com/office/word/2015/wordml/symex" xmlns:wpg="http://schemas.microsoft.com/office/word/2010/wordprocessingGroup" xmlns:wpi="http://schemas.microsoft.com/office/word/2010/wordprocessingInk" xmlns:wne="http://schemas.microsoft.com/office/word/2006/wordml" xmlns:wps="http://schemas.microsoft.com/office/word/2010/wordprocessingShape" mc:Ignorable="w14 w15 w16se w16cid w16 w16cex w16sdtdh wp14">
   <w:tbl>
     <w:tblPr>
@@ -7442,6 +6209,523 @@
     </w:p>
   </w:footnote>
 </w:footnotes>
+</file>
+
+<file path=word/header1.xml><?xml version="1.0" encoding="utf-8"?>
+<w:hdr xmlns:wpc="http://schemas.microsoft.com/office/word/2010/wordprocessingCanvas" xmlns:cx="http://schemas.microsoft.com/office/drawing/2014/chartex" xmlns:cx1="http://schemas.microsoft.com/office/drawing/2015/9/8/chartex" xmlns:cx2="http://schemas.microsoft.com/office/drawing/2015/10/21/chartex" xmlns:cx3="http://schemas.microsoft.com/office/drawing/2016/5/9/chartex" xmlns:cx4="http://schemas.microsoft.com/office/drawing/2016/5/10/chartex" xmlns:cx5="http://schemas.microsoft.com/office/drawing/2016/5/11/chartex" xmlns:cx6="http://schemas.microsoft.com/office/drawing/2016/5/12/chartex" xmlns:cx7="http://schemas.microsoft.com/office/drawing/2016/5/13/chartex" xmlns:cx8="http://schemas.microsoft.com/office/drawing/2016/5/14/chartex" xmlns:mc="http://schemas.openxmlformats.org/markup-compatibility/2006" xmlns:aink="http://schemas.microsoft.com/office/drawing/2016/ink" xmlns:am3d="http://schemas.microsoft.com/office/drawing/2017/model3d" xmlns:o="urn:schemas-microsoft-com:office:office" xmlns:oel="http://schemas.microsoft.com/office/2019/extlst" xmlns:r="http://schemas.openxmlformats.org/officeDocument/2006/relationships" xmlns:m="http://schemas.openxmlformats.org/officeDocument/2006/math" xmlns:v="urn:schemas-microsoft-com:vml" xmlns:wp14="http://schemas.microsoft.com/office/word/2010/wordprocessingDrawing" xmlns:wp="http://schemas.openxmlformats.org/drawingml/2006/wordprocessingDrawing" xmlns:w10="urn:schemas-microsoft-com:office:word" xmlns:w="http://schemas.openxmlformats.org/wordprocessingml/2006/main" xmlns:w14="http://schemas.microsoft.com/office/word/2010/wordml" xmlns:w15="http://schemas.microsoft.com/office/word/2012/wordml" xmlns:w16cex="http://schemas.microsoft.com/office/word/2018/wordml/cex" xmlns:w16cid="http://schemas.microsoft.com/office/word/2016/wordml/cid" xmlns:w16="http://schemas.microsoft.com/office/word/2018/wordml" xmlns:w16sdtdh="http://schemas.microsoft.com/office/word/2020/wordml/sdtdatahash" xmlns:w16se="http://schemas.microsoft.com/office/word/2015/wordml/symex" xmlns:wpg="http://schemas.microsoft.com/office/word/2010/wordprocessingGroup" xmlns:wpi="http://schemas.microsoft.com/office/word/2010/wordprocessingInk" xmlns:wne="http://schemas.microsoft.com/office/word/2006/wordml" xmlns:wps="http://schemas.microsoft.com/office/word/2010/wordprocessingShape" mc:Ignorable="w14 w15 w16se w16cid w16 w16cex w16sdtdh wp14">
+  <w:p>
+    <w:pPr>
+      <w:pStyle w:val="Header"/>
+      <w:tabs>
+        <w:tab w:val="clear" w:pos="4320"/>
+        <w:tab w:val="clear" w:pos="8640"/>
+        <w:tab w:val="left" w:pos="12228"/>
+      </w:tabs>
+      <w:spacing w:before="0"/>
+    </w:pPr>
+    <w:r>
+      <w:rPr>
+        <w:rFonts w:hint="eastAsia"/>
+        <w:noProof/>
+      </w:rPr>
+      <mc:AlternateContent>
+        <mc:Choice Requires="wpc">
+          <w:drawing>
+            <wp:anchor distT="0" distB="0" distL="114300" distR="114300" simplePos="0" relativeHeight="251659264" behindDoc="1" locked="0" layoutInCell="1" allowOverlap="1" wp14:anchorId="5797DBDA" wp14:editId="77DA2C9C">
+              <wp:simplePos x="0" y="0"/>
+              <wp:positionH relativeFrom="column">
+                <wp:posOffset>6864823</wp:posOffset>
+              </wp:positionH>
+              <wp:positionV relativeFrom="paragraph">
+                <wp:posOffset>5080</wp:posOffset>
+              </wp:positionV>
+              <wp:extent cx="2086632" cy="316865"/>
+              <wp:effectExtent l="0" t="0" r="0" b="0"/>
+              <wp:wrapNone/>
+              <wp:docPr id="4" name="Canvas 4"/>
+              <wp:cNvGraphicFramePr>
+                <a:graphicFrameLocks xmlns:a="http://schemas.openxmlformats.org/drawingml/2006/main" noChangeAspect="1"/>
+              </wp:cNvGraphicFramePr>
+              <a:graphic xmlns:a="http://schemas.openxmlformats.org/drawingml/2006/main">
+                <a:graphicData uri="http://schemas.microsoft.com/office/word/2010/wordprocessingCanvas">
+                  <wpc:wpc>
+                    <wpc:bg>
+                      <a:noFill/>
+                    </wpc:bg>
+                    <wpc:whole/>
+                    <pic:pic xmlns:pic="http://schemas.openxmlformats.org/drawingml/2006/picture">
+                      <pic:nvPicPr>
+                        <pic:cNvPr id="5" name="Picture 5"/>
+                        <pic:cNvPicPr>
+                          <a:picLocks noChangeAspect="1"/>
+                        </pic:cNvPicPr>
+                      </pic:nvPicPr>
+                      <pic:blipFill>
+                        <a:blip r:embed="rId1">
+                          <a:extLst>
+                            <a:ext uri="{28A0092B-C50C-407E-A947-70E740481C1C}">
+                              <a14:useLocalDpi xmlns:a14="http://schemas.microsoft.com/office/drawing/2010/main" val="0"/>
+                            </a:ext>
+                          </a:extLst>
+                        </a:blip>
+                        <a:stretch>
+                          <a:fillRect/>
+                        </a:stretch>
+                      </pic:blipFill>
+                      <pic:spPr>
+                        <a:xfrm>
+                          <a:off x="1296355" y="74952"/>
+                          <a:ext cx="162279" cy="162279"/>
+                        </a:xfrm>
+                        <a:prstGeom prst="rect">
+                          <a:avLst/>
+                        </a:prstGeom>
+                      </pic:spPr>
+                    </pic:pic>
+                    <wps:wsp>
+                      <wps:cNvPr id="7" name="Text Box 7"/>
+                      <wps:cNvSpPr txBox="1"/>
+                      <wps:spPr>
+                        <a:xfrm>
+                          <a:off x="1325860" y="43091"/>
+                          <a:ext cx="659765" cy="252095"/>
+                        </a:xfrm>
+                        <a:prstGeom prst="rect">
+                          <a:avLst/>
+                        </a:prstGeom>
+                        <a:noFill/>
+                        <a:ln w="6350">
+                          <a:noFill/>
+                        </a:ln>
+                      </wps:spPr>
+                      <wps:txbx>
+                        <w:txbxContent>
+                          <w:p>
+                            <w:pPr>
+                              <w:spacing w:before="0" w:line="240" w:lineRule="auto"/>
+                              <w:ind w:right="-143"/>
+                              <w:jc w:val="right"/>
+                              <w:rPr>
+                                <w:rFonts w:ascii="Aptos Narrow" w:hAnsi="Aptos Narrow"/>
+                                <w:sz w:val="24"/>
+                                <w:szCs w:val="24"/>
+                                <w:vertAlign w:val="superscript"/>
+                              </w:rPr>
+                            </w:pPr>
+                            <w:r>
+                              <w:rPr>
+                                <w:rFonts w:ascii="Aptos Narrow" w:hAnsi="Aptos Narrow"/>
+                                <w:sz w:val="24"/>
+                                <w:szCs w:val="24"/>
+                                <w:vertAlign w:val="superscript"/>
+                              </w:rPr>
+                              <w:t>Yi's Solutions</w:t>
+                            </w:r>
+                          </w:p>
+                        </w:txbxContent>
+                      </wps:txbx>
+                      <wps:bodyPr rot="0" spcFirstLastPara="0" vertOverflow="overflow" horzOverflow="overflow" vert="horz" wrap="none" lIns="91440" tIns="45720" rIns="91440" bIns="45720" numCol="1" spcCol="0" rtlCol="0" fromWordArt="0" anchor="t" anchorCtr="0" forceAA="0" compatLnSpc="1">
+                        <a:prstTxWarp prst="textNoShape">
+                          <a:avLst/>
+                        </a:prstTxWarp>
+                        <a:noAutofit/>
+                      </wps:bodyPr>
+                    </wps:wsp>
+                  </wpc:wpc>
+                </a:graphicData>
+              </a:graphic>
+              <wp14:sizeRelH relativeFrom="page">
+                <wp14:pctWidth>0</wp14:pctWidth>
+              </wp14:sizeRelH>
+              <wp14:sizeRelV relativeFrom="page">
+                <wp14:pctHeight>0</wp14:pctHeight>
+              </wp14:sizeRelV>
+            </wp:anchor>
+          </w:drawing>
+        </mc:Choice>
+        <mc:Fallback>
+          <w:pict>
+            <v:group w14:anchorId="5797DBDA" id="Canvas 4" o:spid="_x0000_s1026" editas="canvas" style="position:absolute;margin-left:540.55pt;margin-top:.4pt;width:164.3pt;height:24.95pt;z-index:-251657216" coordsize="20866,3168" o:gfxdata="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">
+              <v:shapetype id="_x0000_t75" coordsize="21600,21600" o:spt="75" o:preferrelative="t" path="m@4@5l@4@11@9@11@9@5xe" filled="f" stroked="f">
+                <v:stroke joinstyle="miter"/>
+                <v:formulas>
+                  <v:f eqn="if lineDrawn pixelLineWidth 0"/>
+                  <v:f eqn="sum @0 1 0"/>
+                  <v:f eqn="sum 0 0 @1"/>
+                  <v:f eqn="prod @2 1 2"/>
+                  <v:f eqn="prod @3 21600 pixelWidth"/>
+                  <v:f eqn="prod @3 21600 pixelHeight"/>
+                  <v:f eqn="sum @0 0 1"/>
+                  <v:f eqn="prod @6 1 2"/>
+                  <v:f eqn="prod @7 21600 pixelWidth"/>
+                  <v:f eqn="sum @8 21600 0"/>
+                  <v:f eqn="prod @7 21600 pixelHeight"/>
+                  <v:f eqn="sum @10 21600 0"/>
+                </v:formulas>
+                <v:path o:extrusionok="f" gradientshapeok="t" o:connecttype="rect"/>
+                <o:lock v:ext="edit" aspectratio="t"/>
+              </v:shapetype>
+              <v:shape id="_x0000_s1027" type="#_x0000_t75" style="position:absolute;width:20866;height:3168;visibility:visible;mso-wrap-style:square">
+                <v:fill o:detectmouseclick="t"/>
+                <v:path o:connecttype="none"/>
+              </v:shape>
+              <v:shape id="Picture 5" o:spid="_x0000_s1028" type="#_x0000_t75" style="position:absolute;left:12963;top:749;width:1623;height:1623;visibility:visible;mso-wrap-style:square" o:gfxdata="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">
+                <v:imagedata r:id="rId2" o:title=""/>
+              </v:shape>
+              <v:shapetype id="_x0000_t202" coordsize="21600,21600" o:spt="202" path="m,l,21600r21600,l21600,xe">
+                <v:stroke joinstyle="miter"/>
+                <v:path gradientshapeok="t" o:connecttype="rect"/>
+              </v:shapetype>
+              <v:shape id="Text Box 7" o:spid="_x0000_s1029" type="#_x0000_t202" style="position:absolute;left:13258;top:430;width:6598;height:2521;visibility:visible;mso-wrap-style:none;v-text-anchor:top" o:gfxdata="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" filled="f" stroked="f" strokeweight=".5pt">
+                <v:textbox>
+                  <w:txbxContent>
+                    <w:p>
+                      <w:pPr>
+                        <w:spacing w:before="0" w:line="240" w:lineRule="auto"/>
+                        <w:ind w:right="-143"/>
+                        <w:jc w:val="right"/>
+                        <w:rPr>
+                          <w:rFonts w:ascii="Aptos Narrow" w:hAnsi="Aptos Narrow"/>
+                          <w:sz w:val="24"/>
+                          <w:szCs w:val="24"/>
+                          <w:vertAlign w:val="superscript"/>
+                        </w:rPr>
+                      </w:pPr>
+                      <w:r>
+                        <w:rPr>
+                          <w:rFonts w:ascii="Aptos Narrow" w:hAnsi="Aptos Narrow"/>
+                          <w:sz w:val="24"/>
+                          <w:szCs w:val="24"/>
+                          <w:vertAlign w:val="superscript"/>
+                        </w:rPr>
+                        <w:t>Yi's Solutions</w:t>
+                      </w:r>
+                    </w:p>
+                  </w:txbxContent>
+                </v:textbox>
+              </v:shape>
+            </v:group>
+          </w:pict>
+        </mc:Fallback>
+      </mc:AlternateContent>
+    </w:r>
+    <w:fldSimple w:instr=" STYLEREF  &quot;Heading 2&quot;  \* MERGEFORMAT ">
+      <w:r>
+        <w:rPr>
+          <w:rFonts w:hint="eastAsia"/>
+          <w:noProof/>
+        </w:rPr>
+        <w:t>获取封装之旅</w:t>
+      </w:r>
+    </w:fldSimple>
+    <w:r>
+      <w:tab/>
+    </w:r>
+  </w:p>
+  <w:p>
+    <w:pPr>
+      <w:pStyle w:val="Header"/>
+      <w:tabs>
+        <w:tab w:val="clear" w:pos="4320"/>
+        <w:tab w:val="clear" w:pos="8640"/>
+        <w:tab w:val="right" w:pos="13950"/>
+      </w:tabs>
+    </w:pPr>
+    <w:r>
+      <w:rPr>
+        <w:noProof/>
+      </w:rPr>
+      <mc:AlternateContent>
+        <mc:Choice Requires="wps">
+          <w:drawing>
+            <wp:anchor distT="0" distB="0" distL="114300" distR="114300" simplePos="0" relativeHeight="251660288" behindDoc="0" locked="0" layoutInCell="1" allowOverlap="1" wp14:anchorId="07EE4487" wp14:editId="5AC7993A">
+              <wp:simplePos x="0" y="0"/>
+              <wp:positionH relativeFrom="margin">
+                <wp:align>center</wp:align>
+              </wp:positionH>
+              <wp:positionV relativeFrom="paragraph">
+                <wp:posOffset>398507</wp:posOffset>
+              </wp:positionV>
+              <wp:extent cx="8877324" cy="9144"/>
+              <wp:effectExtent l="0" t="0" r="0" b="0"/>
+              <wp:wrapNone/>
+              <wp:docPr id="120" name="Rectangle 120"/>
+              <wp:cNvGraphicFramePr/>
+              <a:graphic xmlns:a="http://schemas.openxmlformats.org/drawingml/2006/main">
+                <a:graphicData uri="http://schemas.microsoft.com/office/word/2010/wordprocessingShape">
+                  <wps:wsp>
+                    <wps:cNvSpPr/>
+                    <wps:spPr>
+                      <a:xfrm flipV="1">
+                        <a:off x="0" y="0"/>
+                        <a:ext cx="8877324" cy="9144"/>
+                      </a:xfrm>
+                      <a:prstGeom prst="rect">
+                        <a:avLst/>
+                      </a:prstGeom>
+                      <a:solidFill>
+                        <a:schemeClr val="accent3"/>
+                      </a:solidFill>
+                      <a:ln>
+                        <a:noFill/>
+                      </a:ln>
+                    </wps:spPr>
+                    <wps:style>
+                      <a:lnRef idx="0">
+                        <a:scrgbClr r="0" g="0" b="0"/>
+                      </a:lnRef>
+                      <a:fillRef idx="0">
+                        <a:scrgbClr r="0" g="0" b="0"/>
+                      </a:fillRef>
+                      <a:effectRef idx="0">
+                        <a:scrgbClr r="0" g="0" b="0"/>
+                      </a:effectRef>
+                      <a:fontRef idx="minor">
+                        <a:schemeClr val="lt1"/>
+                      </a:fontRef>
+                    </wps:style>
+                    <wps:bodyPr rot="0" spcFirstLastPara="0" vertOverflow="overflow" horzOverflow="overflow" vert="horz" wrap="square" lIns="91440" tIns="45720" rIns="91440" bIns="45720" numCol="1" spcCol="0" rtlCol="0" fromWordArt="0" anchor="ctr" anchorCtr="0" forceAA="0" compatLnSpc="1">
+                      <a:prstTxWarp prst="textNoShape">
+                        <a:avLst/>
+                      </a:prstTxWarp>
+                      <a:noAutofit/>
+                    </wps:bodyPr>
+                  </wps:wsp>
+                </a:graphicData>
+              </a:graphic>
+              <wp14:sizeRelH relativeFrom="margin">
+                <wp14:pctWidth>0</wp14:pctWidth>
+              </wp14:sizeRelH>
+              <wp14:sizeRelV relativeFrom="margin">
+                <wp14:pctHeight>0</wp14:pctHeight>
+              </wp14:sizeRelV>
+            </wp:anchor>
+          </w:drawing>
+        </mc:Choice>
+        <mc:Fallback>
+          <w:pict>
+            <v:rect w14:anchorId="6BE3218C" id="Rectangle 120" o:spid="_x0000_s1026" style="position:absolute;margin-left:0;margin-top:31.4pt;width:699pt;height:.7pt;flip:y;z-index:251660288;visibility:visible;mso-wrap-style:square;mso-width-percent:0;mso-height-percent:0;mso-wrap-distance-left:9pt;mso-wrap-distance-top:0;mso-wrap-distance-right:9pt;mso-wrap-distance-bottom:0;mso-position-horizontal:center;mso-position-horizontal-relative:margin;mso-position-vertical:absolute;mso-position-vertical-relative:text;mso-width-percent:0;mso-height-percent:0;mso-width-relative:margin;mso-height-relative:margin;v-text-anchor:middle" o:gfxdata="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" fillcolor="#a5a5a5 [3206]" stroked="f">
+              <w10:wrap anchorx="margin"/>
+            </v:rect>
+          </w:pict>
+        </mc:Fallback>
+      </mc:AlternateContent>
+    </w:r>
+    <w:r>
+      <w:tab/>
+    </w:r>
+    <w:r>
+      <w:rPr>
+        <w:rFonts w:ascii="Aptos Narrow" w:hAnsi="Aptos Narrow"/>
+        <w:sz w:val="16"/>
+        <w:szCs w:val="12"/>
+      </w:rPr>
+      <w:t>第</w:t>
+    </w:r>
+    <w:r>
+      <w:rPr>
+        <w:rFonts w:ascii="Aptos Narrow" w:hAnsi="Aptos Narrow"/>
+        <w:sz w:val="16"/>
+        <w:szCs w:val="12"/>
+      </w:rPr>
+      <w:t xml:space="preserve"> </w:t>
+    </w:r>
+    <w:r>
+      <w:rPr>
+        <w:rFonts w:ascii="Aptos Narrow" w:hAnsi="Aptos Narrow"/>
+        <w:sz w:val="16"/>
+        <w:szCs w:val="12"/>
+      </w:rPr>
+      <w:fldChar w:fldCharType="begin"/>
+    </w:r>
+    <w:r>
+      <w:rPr>
+        <w:rFonts w:ascii="Aptos Narrow" w:hAnsi="Aptos Narrow"/>
+        <w:sz w:val="16"/>
+        <w:szCs w:val="12"/>
+      </w:rPr>
+      <w:instrText xml:space="preserve"> PAGE </w:instrText>
+    </w:r>
+    <w:r>
+      <w:rPr>
+        <w:rFonts w:ascii="Aptos Narrow" w:hAnsi="Aptos Narrow"/>
+        <w:sz w:val="16"/>
+        <w:szCs w:val="12"/>
+      </w:rPr>
+      <w:fldChar w:fldCharType="separate"/>
+    </w:r>
+    <w:r>
+      <w:rPr>
+        <w:rFonts w:ascii="Aptos Narrow" w:hAnsi="Aptos Narrow"/>
+        <w:sz w:val="16"/>
+        <w:szCs w:val="12"/>
+      </w:rPr>
+      <w:t>1</w:t>
+    </w:r>
+    <w:r>
+      <w:rPr>
+        <w:rFonts w:ascii="Aptos Narrow" w:hAnsi="Aptos Narrow"/>
+        <w:sz w:val="16"/>
+        <w:szCs w:val="12"/>
+      </w:rPr>
+      <w:fldChar w:fldCharType="end"/>
+    </w:r>
+    <w:r>
+      <w:rPr>
+        <w:rFonts w:ascii="Aptos Narrow" w:hAnsi="Aptos Narrow"/>
+        <w:sz w:val="16"/>
+        <w:szCs w:val="12"/>
+      </w:rPr>
+      <w:t xml:space="preserve"> </w:t>
+    </w:r>
+    <w:r>
+      <w:rPr>
+        <w:rFonts w:ascii="Aptos Narrow" w:hAnsi="Aptos Narrow"/>
+        <w:sz w:val="16"/>
+        <w:szCs w:val="12"/>
+      </w:rPr>
+      <w:t>页</w:t>
+    </w:r>
+    <w:r>
+      <w:rPr>
+        <w:rFonts w:ascii="Aptos Narrow" w:hAnsi="Aptos Narrow"/>
+        <w:sz w:val="16"/>
+        <w:szCs w:val="12"/>
+      </w:rPr>
+      <w:t xml:space="preserve">  </w:t>
+    </w:r>
+    <w:r>
+      <w:rPr>
+        <w:rFonts w:ascii="Aptos Narrow" w:hAnsi="Aptos Narrow"/>
+        <w:sz w:val="16"/>
+        <w:szCs w:val="12"/>
+      </w:rPr>
+      <w:t xml:space="preserve"> </w:t>
+    </w:r>
+    <w:r>
+      <w:rPr>
+        <w:rFonts w:ascii="Aptos Narrow" w:hAnsi="Aptos Narrow"/>
+        <w:sz w:val="16"/>
+        <w:szCs w:val="12"/>
+      </w:rPr>
+      <w:t>共</w:t>
+    </w:r>
+    <w:r>
+      <w:rPr>
+        <w:rFonts w:ascii="Aptos Narrow" w:hAnsi="Aptos Narrow"/>
+        <w:sz w:val="16"/>
+        <w:szCs w:val="12"/>
+      </w:rPr>
+      <w:t xml:space="preserve"> </w:t>
+    </w:r>
+    <w:r>
+      <w:rPr>
+        <w:rFonts w:ascii="Aptos Narrow" w:hAnsi="Aptos Narrow"/>
+        <w:sz w:val="16"/>
+        <w:szCs w:val="12"/>
+      </w:rPr>
+      <w:fldChar w:fldCharType="begin"/>
+    </w:r>
+    <w:r>
+      <w:rPr>
+        <w:rFonts w:ascii="Aptos Narrow" w:hAnsi="Aptos Narrow"/>
+        <w:sz w:val="16"/>
+        <w:szCs w:val="12"/>
+      </w:rPr>
+      <w:instrText>=</w:instrText>
+    </w:r>
+    <w:r>
+      <w:rPr>
+        <w:rFonts w:ascii="Aptos Narrow" w:hAnsi="Aptos Narrow"/>
+        <w:sz w:val="16"/>
+        <w:szCs w:val="12"/>
+      </w:rPr>
+      <w:fldChar w:fldCharType="begin"/>
+    </w:r>
+    <w:r>
+      <w:rPr>
+        <w:rFonts w:ascii="Aptos Narrow" w:hAnsi="Aptos Narrow"/>
+        <w:sz w:val="16"/>
+        <w:szCs w:val="12"/>
+      </w:rPr>
+      <w:instrText xml:space="preserve"> NUMPAGES </w:instrText>
+    </w:r>
+    <w:r>
+      <w:rPr>
+        <w:rFonts w:ascii="Aptos Narrow" w:hAnsi="Aptos Narrow"/>
+        <w:sz w:val="16"/>
+        <w:szCs w:val="12"/>
+      </w:rPr>
+      <w:fldChar w:fldCharType="separate"/>
+    </w:r>
+    <w:r>
+      <w:rPr>
+        <w:rFonts w:ascii="Aptos Narrow" w:hAnsi="Aptos Narrow"/>
+        <w:noProof/>
+        <w:sz w:val="16"/>
+        <w:szCs w:val="12"/>
+      </w:rPr>
+      <w:instrText>7</w:instrText>
+    </w:r>
+    <w:r>
+      <w:rPr>
+        <w:rFonts w:ascii="Aptos Narrow" w:hAnsi="Aptos Narrow"/>
+        <w:sz w:val="16"/>
+        <w:szCs w:val="12"/>
+      </w:rPr>
+      <w:fldChar w:fldCharType="end"/>
+    </w:r>
+    <w:r>
+      <w:rPr>
+        <w:rFonts w:ascii="Aptos Narrow" w:hAnsi="Aptos Narrow"/>
+        <w:sz w:val="16"/>
+        <w:szCs w:val="12"/>
+      </w:rPr>
+      <w:instrText xml:space="preserve">-2 </w:instrText>
+    </w:r>
+    <w:r>
+      <w:rPr>
+        <w:rFonts w:ascii="Aptos Narrow" w:hAnsi="Aptos Narrow"/>
+        <w:sz w:val="16"/>
+        <w:szCs w:val="12"/>
+      </w:rPr>
+      <w:fldChar w:fldCharType="separate"/>
+    </w:r>
+    <w:r>
+      <w:rPr>
+        <w:rFonts w:ascii="Aptos Narrow" w:hAnsi="Aptos Narrow"/>
+        <w:noProof/>
+        <w:sz w:val="16"/>
+        <w:szCs w:val="12"/>
+      </w:rPr>
+      <w:t>5</w:t>
+    </w:r>
+    <w:r>
+      <w:rPr>
+        <w:rFonts w:ascii="Aptos Narrow" w:hAnsi="Aptos Narrow"/>
+        <w:sz w:val="16"/>
+        <w:szCs w:val="12"/>
+      </w:rPr>
+      <w:fldChar w:fldCharType="end"/>
+    </w:r>
+    <w:r>
+      <w:rPr>
+        <w:rFonts w:ascii="Aptos Narrow" w:hAnsi="Aptos Narrow"/>
+        <w:sz w:val="16"/>
+        <w:szCs w:val="12"/>
+      </w:rPr>
+      <w:t xml:space="preserve"> </w:t>
+    </w:r>
+    <w:r>
+      <w:rPr>
+        <w:rFonts w:ascii="Aptos Narrow" w:hAnsi="Aptos Narrow"/>
+        <w:sz w:val="16"/>
+        <w:szCs w:val="12"/>
+      </w:rPr>
+      <w:t>页</w:t>
+    </w:r>
+  </w:p>
+</w:hdr>
 </file>
 
 <file path=word/numbering.xml><?xml version="1.0" encoding="utf-8"?>
